--- a/manuscripts/MANUSCRIPT_v7_TOPJOURNAL_20260728.docx
+++ b/manuscripts/MANUSCRIPT_v7_TOPJOURNAL_20260728.docx
@@ -2,7 +2,7 @@
 <file path=word/document.xml><?xml version="1.0" encoding="utf-8"?>
 <w:document xmlns:w="http://schemas.openxmlformats.org/wordprocessingml/2006/main" xmlns:m="http://schemas.openxmlformats.org/officeDocument/2006/math" xmlns:r="http://schemas.openxmlformats.org/officeDocument/2006/relationships" xmlns:o="urn:schemas-microsoft-com:office:office" xmlns:v="urn:schemas-microsoft-com:vml" xmlns:w10="urn:schemas-microsoft-com:office:word" xmlns:a="http://schemas.openxmlformats.org/drawingml/2006/main" xmlns:pic="http://schemas.openxmlformats.org/drawingml/2006/picture" xmlns:wp="http://schemas.openxmlformats.org/drawingml/2006/wordprocessingDrawing">
   <w:body>
-    <w:bookmarkStart w:id="53" w:name="X5b9c1cf3ddc05a92d1055fc8dd89ac30f11f9b9"/>
+    <w:bookmarkStart w:id="55" w:name="X5b9c1cf3ddc05a92d1055fc8dd89ac30f11f9b9"/>
     <w:p>
       <w:pPr>
         <w:pStyle w:val="Heading1"/>
@@ -570,7 +570,7 @@
     </w:p>
     <w:bookmarkEnd w:id="15"/>
     <w:bookmarkEnd w:id="16"/>
-    <w:bookmarkStart w:id="27" w:name="materials-and-methods"/>
+    <w:bookmarkStart w:id="28" w:name="materials-and-methods"/>
     <w:p>
       <w:pPr>
         <w:pStyle w:val="Heading2"/>
@@ -1142,13 +1142,151 @@
       </w:r>
     </w:p>
     <w:bookmarkEnd w:id="25"/>
-    <w:bookmarkStart w:id="26" w:name="X34f5e1bf9973714a7ea9a4de9d166f3b422c933"/>
+    <w:bookmarkStart w:id="26" w:name="X52fe89d704dd9bfc88586517dd5194987e35ac6"/>
     <w:p>
       <w:pPr>
         <w:pStyle w:val="Heading3"/>
       </w:pPr>
       <w:r>
-        <w:t xml:space="preserve">2.10 | Software, reproducibility and data availability</w:t>
+        <w:t xml:space="preserve">2.10 | Protected-area contrast, effectiveness and prioritization</w:t>
+      </w:r>
+    </w:p>
+    <w:p>
+      <w:pPr>
+        <w:pStyle w:val="FirstParagraph"/>
+      </w:pPr>
+      <w:r>
+        <w:t xml:space="preserve">Because homogenization is a conservation problem, we asked whether China’s reserve network slows it, and whether planning based on richness would target the right places. Reserve boundaries and attributes came from the national nature-reserve inventory (China Nature Reserve Specimen Resource Sharing Platform, 2024); we computed, for every grid cell, the areal fraction covered by reserves in an equal-area projection, together with the earliest establishment year of any intersecting reserve and a</w:t>
+      </w:r>
+      <w:r>
+        <w:t xml:space="preserve"> </w:t>
+      </w:r>
+      <w:r>
+        <w:t xml:space="preserve">“major-overlap”</w:t>
+      </w:r>
+      <w:r>
+        <w:t xml:space="preserve"> </w:t>
+      </w:r>
+      <w:r>
+        <w:t xml:space="preserve">variant restricted to reserves contributing at least 1% of grid area.</w:t>
+      </w:r>
+    </w:p>
+    <w:p>
+      <w:pPr>
+        <w:pStyle w:val="BodyText"/>
+      </w:pPr>
+      <w:r>
+        <w:rPr>
+          <w:b/>
+          <w:bCs/>
+        </w:rPr>
+        <w:t xml:space="preserve">A three-tier causal hierarchy.</w:t>
+      </w:r>
+      <w:r>
+        <w:t xml:space="preserve"> </w:t>
+      </w:r>
+      <w:r>
+        <w:t xml:space="preserve">Protected areas are not sited at random — they are systematically placed high, far and on land of low opportunity cost (Joppa &amp; Pfaff, 2009), so naive inside–outside comparisons confound protection with location. Global assessments that address this confound find protection effects that are real but heterogeneous and often modest (Watson et al., 2014; Geldmann et al., 2019), which sets a realistic expectation for what we should detect here. We therefore report three designs of decreasing inferential strength and state explicitly which claims each supports.</w:t>
+      </w:r>
+    </w:p>
+    <w:p>
+      <w:pPr>
+        <w:pStyle w:val="BodyText"/>
+      </w:pPr>
+      <w:r>
+        <w:rPr>
+          <w:i/>
+          <w:iCs/>
+        </w:rPr>
+        <w:t xml:space="preserve">Tier 1 — matched treatment effects (primary).</w:t>
+      </w:r>
+      <w:r>
+        <w:t xml:space="preserve"> </w:t>
+      </w:r>
+      <w:r>
+        <w:t xml:space="preserve">Following the quasi-experimental standard for protected-area impact evaluation (Andam et al., 2008; Ferraro &amp; Hanauer, 2014), we matched protected grids to unprotected grids on baseline covariates (elevation and its heterogeneity, baseline climate, land cover, baseline human footprint, habitat diversity) using propensity-score nearest-neighbour matching with a 0.2 caliper, then estimated average treatment effects on the treated for each diversity trend. We report standardized mean differences for every covariate before and after matching; effects are interpreted only where post-matching |SMD| &lt; 0.1.</w:t>
+      </w:r>
+    </w:p>
+    <w:p>
+      <w:pPr>
+        <w:pStyle w:val="BodyText"/>
+      </w:pPr>
+      <w:r>
+        <w:rPr>
+          <w:i/>
+          <w:iCs/>
+        </w:rPr>
+        <w:t xml:space="preserve">Tier 2 — protection-age dose-response (corroborating).</w:t>
+      </w:r>
+      <w:r>
+        <w:t xml:space="preserve"> </w:t>
+      </w:r>
+      <w:r>
+        <w:t xml:space="preserve">If protection is effective, grids protected for longer should show more favourable functional trajectories. We modelled each diversity metric as a function of period × protection age with grid random effects, using the full 1957–2012 range of establishment years. A dose-response relationship is harder to generate by siting bias alone than a binary contrast, because siting bias would have to covary with reserve age in the same direction.</w:t>
+      </w:r>
+    </w:p>
+    <w:p>
+      <w:pPr>
+        <w:pStyle w:val="BodyText"/>
+      </w:pPr>
+      <w:r>
+        <w:rPr>
+          <w:i/>
+          <w:iCs/>
+        </w:rPr>
+        <w:t xml:space="preserve">Tier 3 — event-study dynamic difference-in-differences (exploratory).</w:t>
+      </w:r>
+      <w:r>
+        <w:t xml:space="preserve"> </w:t>
+      </w:r>
+      <w:r>
+        <w:t xml:space="preserve">For grids first substantially protected during the study window, we estimated period-specific effects relative to establishment, which permits a direct test of parallel pre-trends. As detailed in §4.8, the inventory’s establishment years end around 2012, leaving only the 2005–2014 cohorts with both pre- and post-treatment periods; this design is therefore small-sample and we treat it as exploratory support for the parallel-trends assumption rather than as independent causal evidence.</w:t>
+      </w:r>
+    </w:p>
+    <w:p>
+      <w:pPr>
+        <w:pStyle w:val="BodyText"/>
+      </w:pPr>
+      <w:r>
+        <w:rPr>
+          <w:b/>
+          <w:bCs/>
+        </w:rPr>
+        <w:t xml:space="preserve">Spatiotemporal contrast.</w:t>
+      </w:r>
+      <w:r>
+        <w:t xml:space="preserve"> </w:t>
+      </w:r>
+      <w:r>
+        <w:t xml:space="preserve">Beyond endpoint effects, we compared period-by-period trajectories inside and outside reserves for taxonomic, functional and phylogenetic metrics, tested period × protection interactions, and extended the contrast to two levels that endpoint summaries cannot reach: species-level occupancy, split by habitat breadth into specialists and generalists, and the rate of spatial homogenization, computed as mean among-grid Sørensen dissimilarity within each period on equal-sized random subsets of protected and unprotected grids to remove any effect of differing sample sizes.</w:t>
+      </w:r>
+    </w:p>
+    <w:p>
+      <w:pPr>
+        <w:pStyle w:val="BodyText"/>
+      </w:pPr>
+      <w:r>
+        <w:rPr>
+          <w:b/>
+          <w:bCs/>
+        </w:rPr>
+        <w:t xml:space="preserve">Systematic conservation prioritization.</w:t>
+      </w:r>
+      <w:r>
+        <w:t xml:space="preserve"> </w:t>
+      </w:r>
+      <w:r>
+        <w:t xml:space="preserve">Using integer-programming prioritization (Margules &amp; Pressey, 2000; Hanson et al., 2024), we solved three planning problems under a common area budget: maximizing detection-corrected richness, maximizing functional distinctiveness, and minimizing homogenization risk. Comparing the spatial overlap of the three solutions tests whether richness-led planning — still the default in most area-based targets (Rodrigues et al., 2004; Butchart et al., 2015; Maxwell et al., 2020) — would select the areas that matter for preventing functional homogenization, in the spirit of multi-facet prioritization (Pollock et al., 2017; Brum et al., 2017; Jung et al., 2021). We also quantified the shortfall between current reserve coverage and each solution.</w:t>
+      </w:r>
+    </w:p>
+    <w:bookmarkEnd w:id="26"/>
+    <w:bookmarkStart w:id="27" w:name="X34f5e1bf9973714a7ea9a4de9d166f3b422c933"/>
+    <w:p>
+      <w:pPr>
+        <w:pStyle w:val="Heading3"/>
+      </w:pPr>
+      <w:r>
+        <w:t xml:space="preserve">2.11 | Software, reproducibility and data availability</w:t>
       </w:r>
     </w:p>
     <w:p>
@@ -1277,9 +1415,9 @@
         </w:pict>
       </w:r>
     </w:p>
-    <w:bookmarkEnd w:id="26"/>
     <w:bookmarkEnd w:id="27"/>
-    <w:bookmarkStart w:id="35" w:name="results"/>
+    <w:bookmarkEnd w:id="28"/>
+    <w:bookmarkStart w:id="37" w:name="results"/>
     <w:p>
       <w:pPr>
         <w:pStyle w:val="Heading2"/>
@@ -1288,7 +1426,7 @@
         <w:t xml:space="preserve">3 | RESULTS</w:t>
       </w:r>
     </w:p>
-    <w:bookmarkStart w:id="28" w:name="X89cebdcc0f94b1f609c0eb90a928d0a2acfe134"/>
+    <w:bookmarkStart w:id="29" w:name="X89cebdcc0f94b1f609c0eb90a928d0a2acfe134"/>
     <w:p>
       <w:pPr>
         <w:pStyle w:val="Heading3"/>
@@ -1305,8 +1443,8 @@
         <w:t xml:space="preserve">Detection-corrected richness rose monotonically across all five periods in the 200-species spatial model, from 79.2 species per grid in 2000–2004 to 82.2, 87.0, 90.5 and 100.8 in successive periods — a 27% increase over 25 years (median 80.4 to 102.7). Shannon diversity rose from 4.74 to 4.88 and inverse Simpson from 106.4 to 126.6. The 500-species temporal model reproduced the direction and amplified the magnitude (mean richness 155.0 to 195.6; Shannon 5.51 to 5.65; inverse Simpson 218.7 to 260.3; mean across-grid slope 9.6 species per period). H1 is supported in both species pools, and the increase survives detection correction rather than being created by it.</w:t>
       </w:r>
     </w:p>
-    <w:bookmarkEnd w:id="28"/>
-    <w:bookmarkStart w:id="29" w:name="Xaf7199e03dd33d09411e7419a6a42ddd7768218"/>
+    <w:bookmarkEnd w:id="29"/>
+    <w:bookmarkStart w:id="30" w:name="Xaf7199e03dd33d09411e7419a6a42ddd7768218"/>
     <w:p>
       <w:pPr>
         <w:pStyle w:val="Heading3"/>
@@ -1369,8 +1507,8 @@
         <w:t xml:space="preserve">H2’s recovery formulation is rejected; the homogenization formulation is supported.</w:t>
       </w:r>
     </w:p>
-    <w:bookmarkEnd w:id="29"/>
-    <w:bookmarkStart w:id="30" w:name="Xc9e760465130f4db22adb559a5f360095be0001"/>
+    <w:bookmarkEnd w:id="30"/>
+    <w:bookmarkStart w:id="31" w:name="Xc9e760465130f4db22adb559a5f360095be0001"/>
     <w:p>
       <w:pPr>
         <w:pStyle w:val="Heading3"/>
@@ -1407,8 +1545,8 @@
         <w:t xml:space="preserve">.</w:t>
       </w:r>
     </w:p>
-    <w:bookmarkEnd w:id="30"/>
-    <w:bookmarkStart w:id="31" w:name="X40530dbf52e607a9612ab9a6f757397bf560345"/>
+    <w:bookmarkEnd w:id="31"/>
+    <w:bookmarkStart w:id="32" w:name="X40530dbf52e607a9612ab9a6f757397bf560345"/>
     <w:p>
       <w:pPr>
         <w:pStyle w:val="Heading3"/>
@@ -1433,8 +1571,8 @@
         <w:t xml:space="preserve">Species trend slopes were positively correlated with cropland cover (ρ = 0.39), elevation (ρ = 0.38), temperature annual range and wettest-month precipitation (both ρ = 0.38), temperature seasonality (ρ = 0.36) and human footprint (ρ = 0.36). Variation partitioning of the corrected-richness trend attributed most explained variance to baseline spatial and environmental structure (adjusted R² = 0.14), with smaller pure contributions from climate change (0.04), land-use change (0.01) and human-pressure change (0.01), and a large residual (0.66); random-forest importance ranked longitude, baseline winter temperature, extreme-temperature change and elevation highest. These are spatially structured associations whose directions are consistent with documented climate- and land-use-driven reorganization (Stephens et al., 2016; Bowler et al., 2017; Newbold et al., 2016; Antão et al., 2020), not causal effects.</w:t>
       </w:r>
     </w:p>
-    <w:bookmarkEnd w:id="31"/>
-    <w:bookmarkStart w:id="32" w:name="X3575ed5c1ebd5291e06f15a6b6e476983b6d6da"/>
+    <w:bookmarkEnd w:id="32"/>
+    <w:bookmarkStart w:id="33" w:name="X3575ed5c1ebd5291e06f15a6b6e476983b6d6da"/>
     <w:p>
       <w:pPr>
         <w:pStyle w:val="Heading3"/>
@@ -1561,8 +1699,8 @@
         <w:t xml:space="preserve">This asymmetry in ecological identity, not merely in count, is the mechanistic signature of homogenization: the species accumulating are those able to occupy many habitat types, and those retreating are those that cannot.</w:t>
       </w:r>
     </w:p>
-    <w:bookmarkEnd w:id="32"/>
-    <w:bookmarkStart w:id="33" w:name="Xd9840e968cd5f6befc81e10a7e981944e303b92"/>
+    <w:bookmarkEnd w:id="33"/>
+    <w:bookmarkStart w:id="34" w:name="Xd9840e968cd5f6befc81e10a7e981944e303b92"/>
     <w:p>
       <w:pPr>
         <w:pStyle w:val="Heading3"/>
@@ -1631,8 +1769,8 @@
         <w:t xml:space="preserve">to richness: more observation should, if anything, reveal more functional variety, not less. No purely sociological account of the data predicts a negative functional trend alongside a positive taxonomic one.</w:t>
       </w:r>
     </w:p>
-    <w:bookmarkEnd w:id="33"/>
-    <w:bookmarkStart w:id="34" w:name="Xc4b611a72347dd291bcfccdc0024c10c76e5422"/>
+    <w:bookmarkEnd w:id="34"/>
+    <w:bookmarkStart w:id="35" w:name="Xc4b611a72347dd291bcfccdc0024c10c76e5422"/>
     <w:p>
       <w:pPr>
         <w:pStyle w:val="Heading3"/>
@@ -1656,24 +1794,14 @@
         </w:pict>
       </w:r>
     </w:p>
-    <w:bookmarkEnd w:id="34"/>
     <w:bookmarkEnd w:id="35"/>
-    <w:bookmarkStart w:id="45" w:name="discussion"/>
-    <w:p>
-      <w:pPr>
-        <w:pStyle w:val="Heading2"/>
-      </w:pPr>
-      <w:r>
-        <w:t xml:space="preserve">4 | DISCUSSION</w:t>
-      </w:r>
-    </w:p>
-    <w:bookmarkStart w:id="36" w:name="principal-finding"/>
+    <w:bookmarkStart w:id="36" w:name="Xb582012fd3b46e0fafa162a03d521f1796a2fe7"/>
     <w:p>
       <w:pPr>
         <w:pStyle w:val="Heading3"/>
       </w:pPr>
       <w:r>
-        <w:t xml:space="preserve">4.1 | Principal finding</w:t>
+        <w:t xml:space="preserve">3.8 | Protection, homogenization and the geography of conservation priority</w:t>
       </w:r>
     </w:p>
     <w:p>
@@ -1681,235 +1809,19 @@
         <w:pStyle w:val="FirstParagraph"/>
       </w:pPr>
       <w:r>
-        <w:t xml:space="preserve">Chinese bird communities have gained species and occupied area after detection correction, but they have not gained functional or compositional distinctiveness in proportion. Across a 200-species spatial model and a 500-species temporal model, corrected richness, Shannon, inverse Simpson and phylogenetic diversity all rose, while functional trait volume and Rao’s quadratic entropy declined monotonically, recent beta diversity collapsed toward nestedness, and the expanding species were predominantly broad-habitat generalists displacing narrow-range specialists. We read this joint signature as</w:t>
-      </w:r>
-      <w:r>
-        <w:t xml:space="preserve"> </w:t>
-      </w:r>
-      <w:r>
-        <w:rPr>
-          <w:b/>
-          <w:bCs/>
-        </w:rPr>
-        <w:t xml:space="preserve">expansion without differentiation</w:t>
-      </w:r>
-      <w:r>
-        <w:t xml:space="preserve">: more species are expected per place, but the species accumulating are functionally redundant and increasingly shared among assemblages. This is the multidimensional fingerprint of biotic homogenization (McKinney &amp; Lockwood, 1999; Olden &amp; Rooney, 2006; Clavel et al., 2010), and it is invisible to richness alone.</w:t>
-      </w:r>
-    </w:p>
-    <w:bookmarkEnd w:id="36"/>
-    <w:bookmarkStart w:id="37" w:name="Xe0a9fd20753bd32cb253c0914ed1a209b3ad5e1"/>
-    <w:p>
-      <w:pPr>
-        <w:pStyle w:val="Heading3"/>
-      </w:pPr>
-      <w:r>
-        <w:t xml:space="preserve">4.2 | Resolving the loss-versus-no-loss debate: a third reading</w:t>
-      </w:r>
-    </w:p>
-    <w:p>
-      <w:pPr>
-        <w:pStyle w:val="FirstParagraph"/>
-      </w:pPr>
-      <w:r>
-        <w:t xml:space="preserve">Our results speak directly to the contradiction with which we began. The no-net-loss literature (Vellend et al., 2013; Dornelas et al., 2014; Blowes et al., 2019) and the ongoing-degradation literature (Pimm et al., 2014; Ceballos et al., 2015; Díaz et al., 2019; Rosenberg et al., 2019) are usually framed as competing accounts. We offer a third reading that dissolves rather than adjudicates the dispute:</w:t>
-      </w:r>
-      <w:r>
-        <w:t xml:space="preserve"> </w:t>
-      </w:r>
-      <w:r>
-        <w:rPr>
-          <w:b/>
-          <w:bCs/>
-        </w:rPr>
-        <w:t xml:space="preserve">local richness can rise while assemblage distinctiveness falls, so</w:t>
-      </w:r>
-      <w:r>
-        <w:rPr>
-          <w:b/>
-          <w:bCs/>
-        </w:rPr>
-        <w:t xml:space="preserve"> </w:t>
-      </w:r>
-      <w:r>
-        <w:rPr>
-          <w:b/>
-          <w:bCs/>
-        </w:rPr>
-        <w:t xml:space="preserve">“no net loss”</w:t>
-      </w:r>
-      <w:r>
-        <w:rPr>
-          <w:b/>
-          <w:bCs/>
-        </w:rPr>
-        <w:t xml:space="preserve"> </w:t>
-      </w:r>
-      <w:r>
-        <w:rPr>
-          <w:b/>
-          <w:bCs/>
-        </w:rPr>
-        <w:t xml:space="preserve">and</w:t>
-      </w:r>
-      <w:r>
-        <w:rPr>
-          <w:b/>
-          <w:bCs/>
-        </w:rPr>
-        <w:t xml:space="preserve"> </w:t>
-      </w:r>
-      <w:r>
-        <w:rPr>
-          <w:b/>
-          <w:bCs/>
-        </w:rPr>
-        <w:t xml:space="preserve">“continuing degradation”</w:t>
-      </w:r>
-      <w:r>
-        <w:rPr>
-          <w:b/>
-          <w:bCs/>
-        </w:rPr>
-        <w:t xml:space="preserve"> </w:t>
-      </w:r>
-      <w:r>
-        <w:rPr>
-          <w:b/>
-          <w:bCs/>
-        </w:rPr>
-        <w:t xml:space="preserve">can both be true of the same system, recorded on different axes.</w:t>
-      </w:r>
-      <w:r>
-        <w:t xml:space="preserve"> </w:t>
-      </w:r>
-      <w:r>
-        <w:t xml:space="preserve">This is the empirical realization of what Hillebrand et al. (2018) argued in principle — that biodiversity change is uncoupled from richness trends — and it extends that argument in a specific and consequential way. Hillebrand et al. showed uncoupling can occur; we show that under detection correction at national scale it occurs</w:t>
-      </w:r>
-      <w:r>
-        <w:t xml:space="preserve"> </w:t>
-      </w:r>
-      <w:r>
-        <w:rPr>
-          <w:i/>
-          <w:iCs/>
-        </w:rPr>
-        <w:t xml:space="preserve">with opposite signs on different axes simultaneously</w:t>
-      </w:r>
-      <w:r>
-        <w:t xml:space="preserve">, which is a stronger and more diagnostic claim. It also aligns with the multidimensional framing of McGill et al. (2015) and with evidence that taxonomic and functional avian diversity change is scale-dependent and often decoupled (Jarzyna &amp; Jetz, 2017, 2018; Chase et al., 2019).</w:t>
-      </w:r>
-    </w:p>
-    <w:p>
-      <w:pPr>
-        <w:pStyle w:val="BodyText"/>
-      </w:pPr>
-      <w:r>
-        <w:t xml:space="preserve">The practical consequence is uncomfortable. A rising corrected-richness map of China could be presented, in good faith and with correct statistics, as evidence of conservation success. The functional and beta-diversity axes show it need not be.</w:t>
-      </w:r>
-    </w:p>
-    <w:bookmarkEnd w:id="37"/>
-    <w:bookmarkStart w:id="38" w:name="Xf3a127f80110f2252cec336f2d79ed19bb6884c"/>
-    <w:p>
-      <w:pPr>
-        <w:pStyle w:val="Heading3"/>
-      </w:pPr>
-      <w:r>
-        <w:t xml:space="preserve">4.3 | Confronting the observer-expansion confound</w:t>
-      </w:r>
-    </w:p>
-    <w:p>
-      <w:pPr>
-        <w:pStyle w:val="FirstParagraph"/>
-      </w:pPr>
-      <w:r>
-        <w:t xml:space="preserve">The most serious threat to our interpretation is that growing observer effort produced the pattern. We treat this as a hypothesis to be defeated, not a caveat to be acknowledged. A dynamic occupancy model separates detection from occupancy only insofar as the detection covariates capture the true effort process; because Chinese birdwatching grew fastest in the same eastern, lowland, human-modified grids that show the strongest gains, residual detectability could in principle be reassigned to colonization.</w:t>
-      </w:r>
-    </w:p>
-    <w:p>
-      <w:pPr>
-        <w:pStyle w:val="BodyText"/>
-      </w:pPr>
-      <w:r>
-        <w:t xml:space="preserve">Four results argue against this (§3.6), and two structural features of the data argue against it more strongly than any single control: correction reverses direction in a minority of grids rather than inflating uniformly, and the functional axis moves opposite to the taxonomic one. We emphasize the second because it is the one an artefact cannot easily produce. If rising richness were simply better looking, the newly detected species would be drawn approximately at random from the regional pool with respect to traits, and functional volume would rise or at worst stay flat. Instead it falls, monotonically, while the identity of expanding species is systematically biased toward habitat generalists. A sociological process would have to be trait-selective in exactly the direction homogenization theory predicts in order to mimic this — a considerably less parsimonious explanation than the ecological one.</w:t>
-      </w:r>
-    </w:p>
-    <w:p>
-      <w:pPr>
-        <w:pStyle w:val="BodyText"/>
-      </w:pPr>
-      <w:r>
-        <w:t xml:space="preserve">We nonetheless retain the spatial collinearity between effort growth and the strongest-gaining grids as a genuine residual caution, and note that the effort-saturated subset is small (n = 30). Extending that subset is the single most valuable additional test of this study’s central claim.</w:t>
-      </w:r>
-    </w:p>
-    <w:bookmarkEnd w:id="38"/>
-    <w:bookmarkStart w:id="39" w:name="X5ee9391ca59df2519ebc60b80be2ab783fed10f"/>
-    <w:p>
-      <w:pPr>
-        <w:pStyle w:val="Heading3"/>
-      </w:pPr>
-      <w:r>
-        <w:t xml:space="preserve">4.4 | Mechanism: habitat breadth as the dominant filter</w:t>
-      </w:r>
-    </w:p>
-    <w:p>
-      <w:pPr>
-        <w:pStyle w:val="FirstParagraph"/>
-      </w:pPr>
-      <w:r>
-        <w:t xml:space="preserve">Habitat breadth emerged as the strongest single trait predictor of occupancy trend, with diet specialization weakly negative — the pattern expected if generalists exploit heterogeneous, modified and newly accessible landscapes while specialists cannot. This is consistent with the documented rise of generalists in intensively used European landscapes (Le Viol et al., 2012; Clavel et al., 2010; Devictor et al., 2007) and with functional-diversity loss under land-use intensification across taxa (Flynn et al., 2009; Newbold et al., 2015). The identity of winners (waterbirds, open-country and human-associated taxa) and losers (montane forest specialists) matches the mechanism at the level of natural history, not merely statistics.</w:t>
-      </w:r>
-    </w:p>
-    <w:p>
-      <w:pPr>
-        <w:pStyle w:val="BodyText"/>
-      </w:pPr>
-      <w:r>
-        <w:t xml:space="preserve">The functional consequences may exceed what the magnitude of the trait-volume decline suggests. Because rare and specialized species disproportionately support vulnerable ecological functions (Mouillot et al., 2013), and because avian functional roles span dispersal, pollination, predation and scavenging (Şekercioğlu, 2006), the replacement of specialists by redundant generalists can erode ecosystem function faster than aggregate functional-diversity indices decline. Our functional signal should therefore be read as a lower bound on functional consequence, not an upper one.</w:t>
-      </w:r>
-    </w:p>
-    <w:bookmarkEnd w:id="39"/>
-    <w:bookmarkStart w:id="40" w:name="X1bbd7deaa0a26013dc834adbda1260c8182f47b"/>
-    <w:p>
-      <w:pPr>
-        <w:pStyle w:val="Heading3"/>
-      </w:pPr>
-      <w:r>
-        <w:t xml:space="preserve">4.5 | Distinguishing drivers: what we can and cannot attribute</w:t>
-      </w:r>
-    </w:p>
-    <w:p>
-      <w:pPr>
-        <w:pStyle w:val="FirstParagraph"/>
-      </w:pPr>
-      <w:r>
-        <w:t xml:space="preserve">At least three non-exclusive global-change processes are consistent with our spatial associations, and honesty requires separating them. Climate warming can drive apparent expansion at the national envelope as species track shifting climate, accumulating climatic debt where they lag (Devictor et al., 2012; Stephens et al., 2016; Bowler et al., 2017; Antão et al., 2020). Land-use change and rising human pressure favour generalists while disadvantaging specialists (Newbold et al., 2015, 2016; Daskalova et al., 2020). And China’s large-scale investment in restoration and conservation could produce genuine recovery in some regions (Ouyang et al., 2016; Bryan et al., 2018) — a competing causal story that our data neither confirm nor exclude, and which, notably, would predict rising functional as well as taxonomic diversity, making it a poor sole explanation for what we observe.</w:t>
-      </w:r>
-    </w:p>
-    <w:p>
-      <w:pPr>
-        <w:pStyle w:val="BodyText"/>
-      </w:pPr>
-      <w:r>
-        <w:t xml:space="preserve">Our variation partitioning, in which baseline spatial structure dominates (adjusted R² = 0.14) and a large residual remains (0.66), cannot adjudicate among these. It shows that the expansion is spatially organized but leaves its causes open. We therefore frame the homogenization signal as the robust result and driver attribution as a hypothesis for the lagged, quasi-experimental and event-based analyses these data now make possible.</w:t>
-      </w:r>
-    </w:p>
-    <w:bookmarkEnd w:id="40"/>
-    <w:bookmarkStart w:id="41" w:name="Xb5cc7ce6ba8deccc3f4edcaf0bfd18876cad2fd"/>
-    <w:p>
-      <w:pPr>
-        <w:pStyle w:val="Heading3"/>
-      </w:pPr>
-      <w:r>
-        <w:t xml:space="preserve">4.6 | Calibrating the strength of the functional claim</w:t>
-      </w:r>
-    </w:p>
-    <w:p>
-      <w:pPr>
-        <w:pStyle w:val="FirstParagraph"/>
-      </w:pPr>
-      <w:r>
-        <w:t xml:space="preserve">We state explicitly how strongly this paper is entitled to speak. The direction of the functional signal is robust: trait volume and Rao’s Q decline monotonically across all five periods in both species pools, which is not the behaviour of noise. The magnitude is small (≈1–2% over 25 years), and the formal posterior probability that these slopes are negative is still being computed</w:t>
+        <w:rPr>
+          <w:i/>
+          <w:iCs/>
+        </w:rPr>
+        <w:t xml:space="preserve">This section reports analyses that are complete in design and code but awaiting the compute run; every quantity is flagged and none is inferred.</w:t>
+      </w:r>
+    </w:p>
+    <w:p>
+      <w:pPr>
+        <w:pStyle w:val="BodyText"/>
+      </w:pPr>
+      <w:r>
+        <w:t xml:space="preserve">Reserve coverage is highly uneven across the grid</w:t>
       </w:r>
       <w:r>
         <w:t xml:space="preserve"> </w:t>
@@ -1918,145 +1830,149 @@
         <w:rPr>
           <w:rStyle w:val="VerbatimChar"/>
         </w:rPr>
-        <w:t xml:space="preserve">[PENDING: §3.2]</w:t>
-      </w:r>
-      <w:r>
-        <w:t xml:space="preserve">. If those posteriors exclude zero, the data support functional contraction and the term</w:t>
-      </w:r>
-      <w:r>
-        <w:t xml:space="preserve"> </w:t>
-      </w:r>
-      <w:r>
-        <w:t xml:space="preserve">“functional homogenization”</w:t>
-      </w:r>
-      <w:r>
-        <w:t xml:space="preserve"> </w:t>
-      </w:r>
-      <w:r>
-        <w:t xml:space="preserve">is warranted. If they span zero, the defensible claim is</w:t>
-      </w:r>
-      <w:r>
-        <w:t xml:space="preserve"> </w:t>
-      </w:r>
-      <w:r>
-        <w:rPr>
-          <w:b/>
-          <w:bCs/>
-        </w:rPr>
-        <w:t xml:space="preserve">taxonomic expansion without detectable functional expansion</w:t>
-      </w:r>
-      <w:r>
-        <w:t xml:space="preserve"> </w:t>
-      </w:r>
-      <w:r>
-        <w:t xml:space="preserve">— which still rejects the recovery hypothesis, because recovery predicts a</w:t>
-      </w:r>
-      <w:r>
-        <w:t xml:space="preserve"> </w:t>
-      </w:r>
-      <w:r>
-        <w:rPr>
-          <w:i/>
-          <w:iCs/>
-        </w:rPr>
-        <w:t xml:space="preserve">positive</w:t>
-      </w:r>
-      <w:r>
-        <w:t xml:space="preserve"> </w:t>
-      </w:r>
-      <w:r>
-        <w:t xml:space="preserve">functional trend, not merely a non-negative one. We have written this manuscript so that its central conclusion survives either outcome, and we will report whichever the posteriors support.</w:t>
-      </w:r>
-    </w:p>
-    <w:bookmarkEnd w:id="41"/>
-    <w:bookmarkStart w:id="42" w:name="Xb5ad112c2e28f91421d1e04534580fc4aa4e067"/>
-    <w:p>
-      <w:pPr>
-        <w:pStyle w:val="Heading3"/>
-      </w:pPr>
-      <w:r>
-        <w:t xml:space="preserve">4.7 | Implications for global biodiversity monitoring</w:t>
-      </w:r>
-    </w:p>
-    <w:p>
-      <w:pPr>
-        <w:pStyle w:val="FirstParagraph"/>
-      </w:pPr>
-      <w:r>
-        <w:t xml:space="preserve">The transferable contribution of this study is methodological and general. Continental biodiversity assessments and Essential Biodiversity Variables increasingly rest on the same volunteer data we analyse (Isaac et al., 2014; Jetz et al., 2019), and complex, facet-dependent change of the kind we report is emerging wherever such data are examined carefully across multiple axes (Outhwaite et al., 2020; Magurran et al., 2015). Our results show that</w:t>
-      </w:r>
-      <w:r>
-        <w:t xml:space="preserve"> </w:t>
-      </w:r>
-      <w:r>
-        <w:rPr>
-          <w:b/>
-          <w:bCs/>
-        </w:rPr>
-        <w:t xml:space="preserve">detection correction is necessary but not sufficient</w:t>
-      </w:r>
-      <w:r>
-        <w:t xml:space="preserve">: it must be propagated beyond richness into the functional and compositional axes where homogenization lives, because taxonomic and functional trajectories can diverge in sign. A monitoring system that corrects detectability rigorously and then reports corrected richness alone has bought statistical rigour at the price of ecological blindness.</w:t>
-      </w:r>
-    </w:p>
-    <w:p>
-      <w:pPr>
-        <w:pStyle w:val="BodyText"/>
-      </w:pPr>
-      <w:r>
-        <w:t xml:space="preserve">For conservation practice, three priorities follow. First, the grids where naive and corrected trends disagree are where uncorrected data would most mislead, and are the natural priority for ground validation. Second, the winner–loser structure flags narrow-range montane forest specialists as the assemblages most likely to be masked by aggregate gains — a group that richness-based reporting actively hides, and for which protected areas may mediate climate responses (Santangeli et al., 2016). Third, biodiversity targets framed in richness or occupied-area terms should be complemented by functional and compositional targets, or apparent attainment may conceal continuing homogenization.</w:t>
-      </w:r>
-    </w:p>
-    <w:bookmarkEnd w:id="42"/>
-    <w:bookmarkStart w:id="43" w:name="limitations"/>
-    <w:p>
-      <w:pPr>
-        <w:pStyle w:val="Heading3"/>
-      </w:pPr>
-      <w:r>
-        <w:t xml:space="preserve">4.8 | Limitations</w:t>
-      </w:r>
-    </w:p>
-    <w:p>
-      <w:pPr>
-        <w:pStyle w:val="FirstParagraph"/>
-      </w:pPr>
-      <w:r>
-        <w:t xml:space="preserve">Several constraints bound these conclusions. The 500-species model is temporal and non-spatial: it supports generality, not spatial mechanism, and all spatial inference rests on the 200-species model. Trait and environmental mechanism analyses are complete-case (n = 200 species) and should not be extrapolated to the full 500-species pool. The five-year relaxed-closure design is an approximation, justified by sensitivity analysis but not eliminated by it. Convergence, while satisfactory by R̂, included three community-level variance hyperparameters with effective sample sizes below 100, which we report rather than conceal. Environmental associations are observational and spatially structured, and we avoid causal language accordingly. Finally, three analyses — spatial beta-diversity trend, functional-slope posterior probabilities, and the source-term model comparison — are on the compute queue and flagged at the exact sentences where their values belong.</w:t>
-      </w:r>
-    </w:p>
-    <w:bookmarkEnd w:id="43"/>
-    <w:bookmarkStart w:id="44" w:name="conclusion"/>
-    <w:p>
-      <w:pPr>
-        <w:pStyle w:val="Heading3"/>
-      </w:pPr>
-      <w:r>
-        <w:t xml:space="preserve">4.9 | Conclusion</w:t>
-      </w:r>
-    </w:p>
-    <w:p>
-      <w:pPr>
-        <w:pStyle w:val="FirstParagraph"/>
-      </w:pPr>
-      <w:r>
-        <w:t xml:space="preserve">Detection correction did not erase the national richness increase, and we do not claim that Chinese bird communities are collapsing. We claim something more specific and, for the citizen-science era, more general: gains in observed and corrected richness can coincide with stagnant or declining functional space and rising nestedness. Biodiversity inference from volunteer data must therefore model detectability</w:t>
-      </w:r>
-      <w:r>
-        <w:t xml:space="preserve"> </w:t>
-      </w:r>
-      <w:r>
-        <w:rPr>
-          <w:i/>
-          <w:iCs/>
-        </w:rPr>
-        <w:t xml:space="preserve">and then look beyond richness</w:t>
-      </w:r>
-      <w:r>
-        <w:t xml:space="preserve"> </w:t>
-      </w:r>
-      <w:r>
-        <w:t xml:space="preserve">before change is called recovery. More species is not the same as more biodiversity — and in China’s birds over the past quarter-century, the difference between the two is where the ecology is.</w:t>
+        <w:t xml:space="preserve">[PENDING: mean and distribution of grid protected fraction]</w:t>
+      </w:r>
+      <w:r>
+        <w:t xml:space="preserve">. Comparing period-by-period trajectories inside and outside reserves, taxonomic and functional metrics diverged as follows</w:t>
+      </w:r>
+      <w:r>
+        <w:t xml:space="preserve"> </w:t>
+      </w:r>
+      <w:r>
+        <w:rPr>
+          <w:rStyle w:val="VerbatimChar"/>
+        </w:rPr>
+        <w:t xml:space="preserve">[PENDING: protected-minus-unprotected change for corrected richness, trait volume and Rao's Q]</w:t>
+      </w:r>
+      <w:r>
+        <w:t xml:space="preserve">, with period × protection interactions</w:t>
+      </w:r>
+      <w:r>
+        <w:t xml:space="preserve"> </w:t>
+      </w:r>
+      <w:r>
+        <w:rPr>
+          <w:rStyle w:val="VerbatimChar"/>
+        </w:rPr>
+        <w:t xml:space="preserve">[PENDING: interaction estimates and significance]</w:t>
+      </w:r>
+      <w:r>
+        <w:t xml:space="preserve">. Matched treatment effects, estimated only where post-matching covariate balance was achieved</w:t>
+      </w:r>
+      <w:r>
+        <w:t xml:space="preserve"> </w:t>
+      </w:r>
+      <w:r>
+        <w:rPr>
+          <w:rStyle w:val="VerbatimChar"/>
+        </w:rPr>
+        <w:t xml:space="preserve">[PENDING: number of covariates with |SMD| &lt; 0.1]</w:t>
+      </w:r>
+      <w:r>
+        <w:t xml:space="preserve">, were</w:t>
+      </w:r>
+      <w:r>
+        <w:t xml:space="preserve"> </w:t>
+      </w:r>
+      <w:r>
+        <w:rPr>
+          <w:rStyle w:val="VerbatimChar"/>
+        </w:rPr>
+        <w:t xml:space="preserve">[PENDING: ATT and 95% CI per diversity trend]</w:t>
+      </w:r>
+      <w:r>
+        <w:t xml:space="preserve">. The protection-age dose-response relationship, which uses the full range of establishment years, gave</w:t>
+      </w:r>
+      <w:r>
+        <w:t xml:space="preserve"> </w:t>
+      </w:r>
+      <w:r>
+        <w:rPr>
+          <w:rStyle w:val="VerbatimChar"/>
+        </w:rPr>
+        <w:t xml:space="preserve">[PENDING: period × protection-age interaction for functional metrics]</w:t>
+      </w:r>
+      <w:r>
+        <w:t xml:space="preserve">, and the exploratory event study yielded</w:t>
+      </w:r>
+      <w:r>
+        <w:t xml:space="preserve"> </w:t>
+      </w:r>
+      <w:r>
+        <w:rPr>
+          <w:rStyle w:val="VerbatimChar"/>
+        </w:rPr>
+        <w:t xml:space="preserve">[PENDING: pre-treatment coefficients as a parallel-trends check, with cohort sizes]</w:t>
+      </w:r>
+      <w:r>
+        <w:t xml:space="preserve">.</w:t>
+      </w:r>
+    </w:p>
+    <w:p>
+      <w:pPr>
+        <w:pStyle w:val="BodyText"/>
+      </w:pPr>
+      <w:r>
+        <w:t xml:space="preserve">Two contrasts bear most directly on the paper’s central claim. At the species level, the occupancy gap between protected and unprotected grids for habitat specialists versus generalists was</w:t>
+      </w:r>
+      <w:r>
+        <w:t xml:space="preserve"> </w:t>
+      </w:r>
+      <w:r>
+        <w:rPr>
+          <w:rStyle w:val="VerbatimChar"/>
+        </w:rPr>
+        <w:t xml:space="preserve">[PENDING: mean psi difference by species group and period]</w:t>
+      </w:r>
+      <w:r>
+        <w:t xml:space="preserve"> </w:t>
+      </w:r>
+      <w:r>
+        <w:t xml:space="preserve">— a widening specialist gap would indicate that reserves selectively retain the species that homogenization removes. At the community level, the rate of spatial homogenization, measured as among-grid dissimilarity on equal-sized subsets, changed inside versus outside reserves by</w:t>
+      </w:r>
+      <w:r>
+        <w:t xml:space="preserve"> </w:t>
+      </w:r>
+      <w:r>
+        <w:rPr>
+          <w:rStyle w:val="VerbatimChar"/>
+        </w:rPr>
+        <w:t xml:space="preserve">[PENDING: spatial beta trajectories and inside-outside gap]</w:t>
+      </w:r>
+      <w:r>
+        <w:t xml:space="preserve">; a slower decline inside reserves would show that protection retards compositional convergence itself, not merely species loss.</w:t>
+      </w:r>
+    </w:p>
+    <w:p>
+      <w:pPr>
+        <w:pStyle w:val="BodyText"/>
+      </w:pPr>
+      <w:r>
+        <w:t xml:space="preserve">Finally, prioritization solutions optimized for corrected richness, for functional distinctiveness, and against homogenization risk overlapped by</w:t>
+      </w:r>
+      <w:r>
+        <w:t xml:space="preserve"> </w:t>
+      </w:r>
+      <w:r>
+        <w:rPr>
+          <w:rStyle w:val="VerbatimChar"/>
+        </w:rPr>
+        <w:t xml:space="preserve">[PENDING: pairwise Jaccard overlap]</w:t>
+      </w:r>
+      <w:r>
+        <w:t xml:space="preserve">, and current reserves covered</w:t>
+      </w:r>
+      <w:r>
+        <w:t xml:space="preserve"> </w:t>
+      </w:r>
+      <w:r>
+        <w:rPr>
+          <w:rStyle w:val="VerbatimChar"/>
+        </w:rPr>
+        <w:t xml:space="preserve">[PENDING: fraction of each solution already protected; number of unprotected priority grids]</w:t>
+      </w:r>
+      <w:r>
+        <w:t xml:space="preserve">. Low overlap would carry a direct planning implication: selecting areas by species richness — the currency of most area-based targets — would systematically miss the places where functional homogenization can still be prevented.</w:t>
       </w:r>
     </w:p>
     <w:p>
@@ -2066,15 +1982,417 @@
         </w:pict>
       </w:r>
     </w:p>
+    <w:bookmarkEnd w:id="36"/>
+    <w:bookmarkEnd w:id="37"/>
+    <w:bookmarkStart w:id="47" w:name="discussion"/>
+    <w:p>
+      <w:pPr>
+        <w:pStyle w:val="Heading2"/>
+      </w:pPr>
+      <w:r>
+        <w:t xml:space="preserve">4 | DISCUSSION</w:t>
+      </w:r>
+    </w:p>
+    <w:bookmarkStart w:id="38" w:name="principal-finding"/>
+    <w:p>
+      <w:pPr>
+        <w:pStyle w:val="Heading3"/>
+      </w:pPr>
+      <w:r>
+        <w:t xml:space="preserve">4.1 | Principal finding</w:t>
+      </w:r>
+    </w:p>
+    <w:p>
+      <w:pPr>
+        <w:pStyle w:val="FirstParagraph"/>
+      </w:pPr>
+      <w:r>
+        <w:t xml:space="preserve">Chinese bird communities have gained species and occupied area after detection correction, but they have not gained functional or compositional distinctiveness in proportion. Across a 200-species spatial model and a 500-species temporal model, corrected richness, Shannon, inverse Simpson and phylogenetic diversity all rose, while functional trait volume and Rao’s quadratic entropy declined monotonically, recent beta diversity collapsed toward nestedness, and the expanding species were predominantly broad-habitat generalists displacing narrow-range specialists. We read this joint signature as</w:t>
+      </w:r>
+      <w:r>
+        <w:t xml:space="preserve"> </w:t>
+      </w:r>
+      <w:r>
+        <w:rPr>
+          <w:b/>
+          <w:bCs/>
+        </w:rPr>
+        <w:t xml:space="preserve">expansion without differentiation</w:t>
+      </w:r>
+      <w:r>
+        <w:t xml:space="preserve">: more species are expected per place, but the species accumulating are functionally redundant and increasingly shared among assemblages. This is the multidimensional fingerprint of biotic homogenization (McKinney &amp; Lockwood, 1999; Olden &amp; Rooney, 2006; Clavel et al., 2010), and it is invisible to richness alone.</w:t>
+      </w:r>
+    </w:p>
+    <w:bookmarkEnd w:id="38"/>
+    <w:bookmarkStart w:id="39" w:name="Xe0a9fd20753bd32cb253c0914ed1a209b3ad5e1"/>
+    <w:p>
+      <w:pPr>
+        <w:pStyle w:val="Heading3"/>
+      </w:pPr>
+      <w:r>
+        <w:t xml:space="preserve">4.2 | Resolving the loss-versus-no-loss debate: a third reading</w:t>
+      </w:r>
+    </w:p>
+    <w:p>
+      <w:pPr>
+        <w:pStyle w:val="FirstParagraph"/>
+      </w:pPr>
+      <w:r>
+        <w:t xml:space="preserve">Our results speak directly to the contradiction with which we began. The no-net-loss literature (Vellend et al., 2013; Dornelas et al., 2014; Blowes et al., 2019) and the ongoing-degradation literature (Pimm et al., 2014; Ceballos et al., 2015; Díaz et al., 2019; Rosenberg et al., 2019) are usually framed as competing accounts. We offer a third reading that dissolves rather than adjudicates the dispute:</w:t>
+      </w:r>
+      <w:r>
+        <w:t xml:space="preserve"> </w:t>
+      </w:r>
+      <w:r>
+        <w:rPr>
+          <w:b/>
+          <w:bCs/>
+        </w:rPr>
+        <w:t xml:space="preserve">local richness can rise while assemblage distinctiveness falls, so</w:t>
+      </w:r>
+      <w:r>
+        <w:rPr>
+          <w:b/>
+          <w:bCs/>
+        </w:rPr>
+        <w:t xml:space="preserve"> </w:t>
+      </w:r>
+      <w:r>
+        <w:rPr>
+          <w:b/>
+          <w:bCs/>
+        </w:rPr>
+        <w:t xml:space="preserve">“no net loss”</w:t>
+      </w:r>
+      <w:r>
+        <w:rPr>
+          <w:b/>
+          <w:bCs/>
+        </w:rPr>
+        <w:t xml:space="preserve"> </w:t>
+      </w:r>
+      <w:r>
+        <w:rPr>
+          <w:b/>
+          <w:bCs/>
+        </w:rPr>
+        <w:t xml:space="preserve">and</w:t>
+      </w:r>
+      <w:r>
+        <w:rPr>
+          <w:b/>
+          <w:bCs/>
+        </w:rPr>
+        <w:t xml:space="preserve"> </w:t>
+      </w:r>
+      <w:r>
+        <w:rPr>
+          <w:b/>
+          <w:bCs/>
+        </w:rPr>
+        <w:t xml:space="preserve">“continuing degradation”</w:t>
+      </w:r>
+      <w:r>
+        <w:rPr>
+          <w:b/>
+          <w:bCs/>
+        </w:rPr>
+        <w:t xml:space="preserve"> </w:t>
+      </w:r>
+      <w:r>
+        <w:rPr>
+          <w:b/>
+          <w:bCs/>
+        </w:rPr>
+        <w:t xml:space="preserve">can both be true of the same system, recorded on different axes.</w:t>
+      </w:r>
+      <w:r>
+        <w:t xml:space="preserve"> </w:t>
+      </w:r>
+      <w:r>
+        <w:t xml:space="preserve">This is the empirical realization of what Hillebrand et al. (2018) argued in principle — that biodiversity change is uncoupled from richness trends — and it extends that argument in a specific and consequential way. Hillebrand et al. showed uncoupling can occur; we show that under detection correction at national scale it occurs</w:t>
+      </w:r>
+      <w:r>
+        <w:t xml:space="preserve"> </w:t>
+      </w:r>
+      <w:r>
+        <w:rPr>
+          <w:i/>
+          <w:iCs/>
+        </w:rPr>
+        <w:t xml:space="preserve">with opposite signs on different axes simultaneously</w:t>
+      </w:r>
+      <w:r>
+        <w:t xml:space="preserve">, which is a stronger and more diagnostic claim. It also aligns with the multidimensional framing of McGill et al. (2015) and with evidence that taxonomic and functional avian diversity change is scale-dependent and often decoupled (Jarzyna &amp; Jetz, 2017, 2018; Chase et al., 2019).</w:t>
+      </w:r>
+    </w:p>
+    <w:p>
+      <w:pPr>
+        <w:pStyle w:val="BodyText"/>
+      </w:pPr>
+      <w:r>
+        <w:t xml:space="preserve">The practical consequence is uncomfortable. A rising corrected-richness map of China could be presented, in good faith and with correct statistics, as evidence of conservation success. The functional and beta-diversity axes show it need not be.</w:t>
+      </w:r>
+    </w:p>
+    <w:bookmarkEnd w:id="39"/>
+    <w:bookmarkStart w:id="40" w:name="Xf3a127f80110f2252cec336f2d79ed19bb6884c"/>
+    <w:p>
+      <w:pPr>
+        <w:pStyle w:val="Heading3"/>
+      </w:pPr>
+      <w:r>
+        <w:t xml:space="preserve">4.3 | Confronting the observer-expansion confound</w:t>
+      </w:r>
+    </w:p>
+    <w:p>
+      <w:pPr>
+        <w:pStyle w:val="FirstParagraph"/>
+      </w:pPr>
+      <w:r>
+        <w:t xml:space="preserve">The most serious threat to our interpretation is that growing observer effort produced the pattern. We treat this as a hypothesis to be defeated, not a caveat to be acknowledged. A dynamic occupancy model separates detection from occupancy only insofar as the detection covariates capture the true effort process; because Chinese birdwatching grew fastest in the same eastern, lowland, human-modified grids that show the strongest gains, residual detectability could in principle be reassigned to colonization.</w:t>
+      </w:r>
+    </w:p>
+    <w:p>
+      <w:pPr>
+        <w:pStyle w:val="BodyText"/>
+      </w:pPr>
+      <w:r>
+        <w:t xml:space="preserve">Four results argue against this (§3.6), and two structural features of the data argue against it more strongly than any single control: correction reverses direction in a minority of grids rather than inflating uniformly, and the functional axis moves opposite to the taxonomic one. We emphasize the second because it is the one an artefact cannot easily produce. If rising richness were simply better looking, the newly detected species would be drawn approximately at random from the regional pool with respect to traits, and functional volume would rise or at worst stay flat. Instead it falls, monotonically, while the identity of expanding species is systematically biased toward habitat generalists. A sociological process would have to be trait-selective in exactly the direction homogenization theory predicts in order to mimic this — a considerably less parsimonious explanation than the ecological one.</w:t>
+      </w:r>
+    </w:p>
+    <w:p>
+      <w:pPr>
+        <w:pStyle w:val="BodyText"/>
+      </w:pPr>
+      <w:r>
+        <w:t xml:space="preserve">We nonetheless retain the spatial collinearity between effort growth and the strongest-gaining grids as a genuine residual caution, and note that the effort-saturated subset is small (n = 30). Extending that subset is the single most valuable additional test of this study’s central claim.</w:t>
+      </w:r>
+    </w:p>
+    <w:bookmarkEnd w:id="40"/>
+    <w:bookmarkStart w:id="41" w:name="X5ee9391ca59df2519ebc60b80be2ab783fed10f"/>
+    <w:p>
+      <w:pPr>
+        <w:pStyle w:val="Heading3"/>
+      </w:pPr>
+      <w:r>
+        <w:t xml:space="preserve">4.4 | Mechanism: habitat breadth as the dominant filter</w:t>
+      </w:r>
+    </w:p>
+    <w:p>
+      <w:pPr>
+        <w:pStyle w:val="FirstParagraph"/>
+      </w:pPr>
+      <w:r>
+        <w:t xml:space="preserve">Habitat breadth emerged as the strongest single trait predictor of occupancy trend, with diet specialization weakly negative — the pattern expected if generalists exploit heterogeneous, modified and newly accessible landscapes while specialists cannot. This is consistent with the documented rise of generalists in intensively used European landscapes (Le Viol et al., 2012; Clavel et al., 2010; Devictor et al., 2007) and with functional-diversity loss under land-use intensification across taxa (Flynn et al., 2009; Newbold et al., 2015). The identity of winners (waterbirds, open-country and human-associated taxa) and losers (montane forest specialists) matches the mechanism at the level of natural history, not merely statistics.</w:t>
+      </w:r>
+    </w:p>
+    <w:p>
+      <w:pPr>
+        <w:pStyle w:val="BodyText"/>
+      </w:pPr>
+      <w:r>
+        <w:t xml:space="preserve">The functional consequences may exceed what the magnitude of the trait-volume decline suggests. Because rare and specialized species disproportionately support vulnerable ecological functions (Mouillot et al., 2013), and because avian functional roles span dispersal, pollination, predation and scavenging (Şekercioğlu, 2006), the replacement of specialists by redundant generalists can erode ecosystem function faster than aggregate functional-diversity indices decline. Our functional signal should therefore be read as a lower bound on functional consequence, not an upper one.</w:t>
+      </w:r>
+    </w:p>
+    <w:bookmarkEnd w:id="41"/>
+    <w:bookmarkStart w:id="42" w:name="X1bbd7deaa0a26013dc834adbda1260c8182f47b"/>
+    <w:p>
+      <w:pPr>
+        <w:pStyle w:val="Heading3"/>
+      </w:pPr>
+      <w:r>
+        <w:t xml:space="preserve">4.5 | Distinguishing drivers: what we can and cannot attribute</w:t>
+      </w:r>
+    </w:p>
+    <w:p>
+      <w:pPr>
+        <w:pStyle w:val="FirstParagraph"/>
+      </w:pPr>
+      <w:r>
+        <w:t xml:space="preserve">At least three non-exclusive global-change processes are consistent with our spatial associations, and honesty requires separating them. Climate warming can drive apparent expansion at the national envelope as species track shifting climate, accumulating climatic debt where they lag (Devictor et al., 2012; Stephens et al., 2016; Bowler et al., 2017; Antão et al., 2020). Land-use change and rising human pressure favour generalists while disadvantaging specialists (Newbold et al., 2015, 2016; Daskalova et al., 2020). And China’s large-scale investment in restoration and conservation could produce genuine recovery in some regions (Ouyang et al., 2016; Bryan et al., 2018) — a competing causal story that our data neither confirm nor exclude, and which, notably, would predict rising functional as well as taxonomic diversity, making it a poor sole explanation for what we observe.</w:t>
+      </w:r>
+    </w:p>
+    <w:p>
+      <w:pPr>
+        <w:pStyle w:val="BodyText"/>
+      </w:pPr>
+      <w:r>
+        <w:t xml:space="preserve">Our variation partitioning, in which baseline spatial structure dominates (adjusted R² = 0.14) and a large residual remains (0.66), cannot adjudicate among these. It shows that the expansion is spatially organized but leaves its causes open. We therefore frame the homogenization signal as the robust result and driver attribution as a hypothesis for the lagged, quasi-experimental and event-based analyses these data now make possible.</w:t>
+      </w:r>
+    </w:p>
+    <w:bookmarkEnd w:id="42"/>
+    <w:bookmarkStart w:id="43" w:name="Xb5cc7ce6ba8deccc3f4edcaf0bfd18876cad2fd"/>
+    <w:p>
+      <w:pPr>
+        <w:pStyle w:val="Heading3"/>
+      </w:pPr>
+      <w:r>
+        <w:t xml:space="preserve">4.6 | Calibrating the strength of the functional claim</w:t>
+      </w:r>
+    </w:p>
+    <w:p>
+      <w:pPr>
+        <w:pStyle w:val="FirstParagraph"/>
+      </w:pPr>
+      <w:r>
+        <w:t xml:space="preserve">We state explicitly how strongly this paper is entitled to speak. The direction of the functional signal is robust: trait volume and Rao’s Q decline monotonically across all five periods in both species pools, which is not the behaviour of noise. The magnitude is small (≈1–2% over 25 years), and the formal posterior probability that these slopes are negative is still being computed</w:t>
+      </w:r>
+      <w:r>
+        <w:t xml:space="preserve"> </w:t>
+      </w:r>
+      <w:r>
+        <w:rPr>
+          <w:rStyle w:val="VerbatimChar"/>
+        </w:rPr>
+        <w:t xml:space="preserve">[PENDING: §3.2]</w:t>
+      </w:r>
+      <w:r>
+        <w:t xml:space="preserve">. If those posteriors exclude zero, the data support functional contraction and the term</w:t>
+      </w:r>
+      <w:r>
+        <w:t xml:space="preserve"> </w:t>
+      </w:r>
+      <w:r>
+        <w:t xml:space="preserve">“functional homogenization”</w:t>
+      </w:r>
+      <w:r>
+        <w:t xml:space="preserve"> </w:t>
+      </w:r>
+      <w:r>
+        <w:t xml:space="preserve">is warranted. If they span zero, the defensible claim is</w:t>
+      </w:r>
+      <w:r>
+        <w:t xml:space="preserve"> </w:t>
+      </w:r>
+      <w:r>
+        <w:rPr>
+          <w:b/>
+          <w:bCs/>
+        </w:rPr>
+        <w:t xml:space="preserve">taxonomic expansion without detectable functional expansion</w:t>
+      </w:r>
+      <w:r>
+        <w:t xml:space="preserve"> </w:t>
+      </w:r>
+      <w:r>
+        <w:t xml:space="preserve">— which still rejects the recovery hypothesis, because recovery predicts a</w:t>
+      </w:r>
+      <w:r>
+        <w:t xml:space="preserve"> </w:t>
+      </w:r>
+      <w:r>
+        <w:rPr>
+          <w:i/>
+          <w:iCs/>
+        </w:rPr>
+        <w:t xml:space="preserve">positive</w:t>
+      </w:r>
+      <w:r>
+        <w:t xml:space="preserve"> </w:t>
+      </w:r>
+      <w:r>
+        <w:t xml:space="preserve">functional trend, not merely a non-negative one. We have written this manuscript so that its central conclusion survives either outcome, and we will report whichever the posteriors support.</w:t>
+      </w:r>
+    </w:p>
+    <w:bookmarkEnd w:id="43"/>
+    <w:bookmarkStart w:id="44" w:name="Xb5ad112c2e28f91421d1e04534580fc4aa4e067"/>
+    <w:p>
+      <w:pPr>
+        <w:pStyle w:val="Heading3"/>
+      </w:pPr>
+      <w:r>
+        <w:t xml:space="preserve">4.7 | Implications for global biodiversity monitoring</w:t>
+      </w:r>
+    </w:p>
+    <w:p>
+      <w:pPr>
+        <w:pStyle w:val="FirstParagraph"/>
+      </w:pPr>
+      <w:r>
+        <w:t xml:space="preserve">The transferable contribution of this study is methodological and general. Continental biodiversity assessments and Essential Biodiversity Variables increasingly rest on the same volunteer data we analyse (Isaac et al., 2014; Jetz et al., 2019), and complex, facet-dependent change of the kind we report is emerging wherever such data are examined carefully across multiple axes (Outhwaite et al., 2020; Magurran et al., 2015). Our results show that</w:t>
+      </w:r>
+      <w:r>
+        <w:t xml:space="preserve"> </w:t>
+      </w:r>
+      <w:r>
+        <w:rPr>
+          <w:b/>
+          <w:bCs/>
+        </w:rPr>
+        <w:t xml:space="preserve">detection correction is necessary but not sufficient</w:t>
+      </w:r>
+      <w:r>
+        <w:t xml:space="preserve">: it must be propagated beyond richness into the functional and compositional axes where homogenization lives, because taxonomic and functional trajectories can diverge in sign. A monitoring system that corrects detectability rigorously and then reports corrected richness alone has bought statistical rigour at the price of ecological blindness.</w:t>
+      </w:r>
+    </w:p>
+    <w:p>
+      <w:pPr>
+        <w:pStyle w:val="BodyText"/>
+      </w:pPr>
+      <w:r>
+        <w:t xml:space="preserve">For conservation practice, three priorities follow. First, the grids where naive and corrected trends disagree are where uncorrected data would most mislead, and are the natural priority for ground validation. Second, the winner–loser structure flags narrow-range montane forest specialists as the assemblages most likely to be masked by aggregate gains — a group that richness-based reporting actively hides, and for which protected areas may mediate climate responses (Santangeli et al., 2016). Third, biodiversity targets framed in richness or occupied-area terms should be complemented by functional and compositional targets, or apparent attainment may conceal continuing homogenization.</w:t>
+      </w:r>
+    </w:p>
     <w:bookmarkEnd w:id="44"/>
+    <w:bookmarkStart w:id="45" w:name="limitations"/>
+    <w:p>
+      <w:pPr>
+        <w:pStyle w:val="Heading3"/>
+      </w:pPr>
+      <w:r>
+        <w:t xml:space="preserve">4.8 | Limitations</w:t>
+      </w:r>
+    </w:p>
+    <w:p>
+      <w:pPr>
+        <w:pStyle w:val="FirstParagraph"/>
+      </w:pPr>
+      <w:r>
+        <w:t xml:space="preserve">Several constraints bound these conclusions. The 500-species model is temporal and non-spatial: it supports generality, not spatial mechanism, and all spatial inference rests on the 200-species model. Trait and environmental mechanism analyses are complete-case (n = 200 species) and should not be extrapolated to the full 500-species pool. The five-year relaxed-closure design is an approximation, justified by sensitivity analysis but not eliminated by it. Convergence, while satisfactory by R̂, included three community-level variance hyperparameters with effective sample sizes below 100, which we report rather than conceal. Environmental associations are observational and spatially structured, and we avoid causal language accordingly. Finally, three analyses — spatial beta-diversity trend, functional-slope posterior probabilities, and the source-term model comparison — are on the compute queue and flagged at the exact sentences where their values belong.</w:t>
+      </w:r>
+    </w:p>
+    <w:p>
+      <w:pPr>
+        <w:pStyle w:val="BodyText"/>
+      </w:pPr>
+      <w:r>
+        <w:t xml:space="preserve">The protected-area analyses carry two further constraints that we state explicitly because they bound what can be claimed causally. First,</w:t>
+      </w:r>
+      <w:r>
+        <w:t xml:space="preserve"> </w:t>
+      </w:r>
+      <w:r>
+        <w:rPr>
+          <w:b/>
+          <w:bCs/>
+        </w:rPr>
+        <w:t xml:space="preserve">spatial coverage</w:t>
+      </w:r>
+      <w:r>
+        <w:t xml:space="preserve">: vector boundaries are available for 1,028 of the 3,376 reserves in the national inventory, and the covered subset is skewed toward national-level and large reserves. Smaller reserves without boundaries are therefore treated as unprotected, which biases estimated protection effects toward zero; our effect estimates should be read as conservative, and as applying to the large, higher-designation portion of the network rather than to area-based conservation in China as a whole. Second,</w:t>
+      </w:r>
+      <w:r>
+        <w:t xml:space="preserve"> </w:t>
+      </w:r>
+      <w:r>
+        <w:rPr>
+          <w:b/>
+          <w:bCs/>
+        </w:rPr>
+        <w:t xml:space="preserve">temporal coverage</w:t>
+      </w:r>
+      <w:r>
+        <w:t xml:space="preserve">: establishment years in the inventory end around 2012. With five-year periods, only cohorts first protected during 2005–2014 have both pre- and post-treatment periods, so the event-study design rests on a small number of grids. We accordingly place primary weight on the matched treatment effects and on the protection-age dose-response relationship, and present the event study only as an exploratory check on parallel pre-trends. None of the three designs can exclude unobserved confounders that covary with both siting and subsequent community change; we therefore describe protection results as differences associated with protection, reserving stronger language for cases where the matched, dose-response and event-study designs agree.</w:t>
+      </w:r>
+    </w:p>
     <w:bookmarkEnd w:id="45"/>
-    <w:bookmarkStart w:id="46" w:name="acknowledgements"/>
-    <w:p>
-      <w:pPr>
-        <w:pStyle w:val="Heading2"/>
-      </w:pPr>
-      <w:r>
-        <w:t xml:space="preserve">ACKNOWLEDGEMENTS</w:t>
+    <w:bookmarkStart w:id="46" w:name="conclusion"/>
+    <w:p>
+      <w:pPr>
+        <w:pStyle w:val="Heading3"/>
+      </w:pPr>
+      <w:r>
+        <w:t xml:space="preserve">4.9 | Conclusion</w:t>
       </w:r>
     </w:p>
     <w:p>
@@ -2082,88 +2400,23 @@
         <w:pStyle w:val="FirstParagraph"/>
       </w:pPr>
       <w:r>
-        <w:t xml:space="preserve">We thank the China Birdwatching Records Center, eBird and the Cornell Lab of Ornithology, GBIF, and the contributors to AVONET, EltonTraits, the IUCN Red List, WorldClim, CLCD and the Human Footprint dataset, and the developers of</w:t>
-      </w:r>
-      <w:r>
-        <w:t xml:space="preserve"> </w:t>
-      </w:r>
-      <w:r>
-        <w:rPr>
-          <w:rStyle w:val="VerbatimChar"/>
-        </w:rPr>
-        <w:t xml:space="preserve">spOccupancy</w:t>
-      </w:r>
-      <w:r>
-        <w:t xml:space="preserve"> </w:t>
-      </w:r>
-      <w:r>
-        <w:t xml:space="preserve">and related open-source tools. We are indebted to the many thousands of volunteer observers whose records made this analysis possible.</w:t>
-      </w:r>
-    </w:p>
-    <w:bookmarkEnd w:id="46"/>
-    <w:bookmarkStart w:id="47" w:name="author-contributions"/>
-    <w:p>
-      <w:pPr>
-        <w:pStyle w:val="Heading2"/>
-      </w:pPr>
-      <w:r>
-        <w:t xml:space="preserve">AUTHOR CONTRIBUTIONS</w:t>
-      </w:r>
-    </w:p>
-    <w:p>
-      <w:pPr>
-        <w:pStyle w:val="FirstParagraph"/>
-      </w:pPr>
-      <w:r>
-        <w:t xml:space="preserve">Chenchen Ding conceived the study, designed and performed the analyses, and wrote the manuscript. [Co-author contributions to be assigned.]</w:t>
-      </w:r>
-    </w:p>
-    <w:bookmarkEnd w:id="47"/>
-    <w:bookmarkStart w:id="48" w:name="conflict-of-interest"/>
-    <w:p>
-      <w:pPr>
-        <w:pStyle w:val="Heading2"/>
-      </w:pPr>
-      <w:r>
-        <w:t xml:space="preserve">CONFLICT OF INTEREST</w:t>
-      </w:r>
-    </w:p>
-    <w:p>
-      <w:pPr>
-        <w:pStyle w:val="FirstParagraph"/>
-      </w:pPr>
-      <w:r>
-        <w:t xml:space="preserve">The authors declare no conflict of interest.</w:t>
-      </w:r>
-    </w:p>
-    <w:bookmarkEnd w:id="48"/>
-    <w:bookmarkStart w:id="49" w:name="data-availability-statement"/>
-    <w:p>
-      <w:pPr>
-        <w:pStyle w:val="Heading2"/>
-      </w:pPr>
-      <w:r>
-        <w:t xml:space="preserve">DATA AVAILABILITY STATEMENT</w:t>
-      </w:r>
-    </w:p>
-    <w:p>
-      <w:pPr>
-        <w:pStyle w:val="FirstParagraph"/>
-      </w:pPr>
-      <w:r>
-        <w:t xml:space="preserve">Analysis code, derived result tables and figures are openly archived at https://github.com/dingchenchen6/china-bird-community-dynamics, with a data dictionary, reproducibility guide and locked</w:t>
-      </w:r>
-      <w:r>
-        <w:t xml:space="preserve"> </w:t>
-      </w:r>
-      <w:r>
-        <w:rPr>
-          <w:rStyle w:val="VerbatimChar"/>
-        </w:rPr>
-        <w:t xml:space="preserve">sessionInfo</w:t>
-      </w:r>
-      <w:r>
-        <w:t xml:space="preserve">. Raw occurrence records are subject to source-provider terms (China Birdwatching Records Center, GBIF, eBird; Supporting Information S1). Derived data will receive a Zenodo DOI on acceptance.</w:t>
+        <w:t xml:space="preserve">Detection correction did not erase the national richness increase, and we do not claim that Chinese bird communities are collapsing. We claim something more specific and, for the citizen-science era, more general: gains in observed and corrected richness can coincide with stagnant or declining functional space and rising nestedness. Biodiversity inference from volunteer data must therefore model detectability</w:t>
+      </w:r>
+      <w:r>
+        <w:t xml:space="preserve"> </w:t>
+      </w:r>
+      <w:r>
+        <w:rPr>
+          <w:i/>
+          <w:iCs/>
+        </w:rPr>
+        <w:t xml:space="preserve">and then look beyond richness</w:t>
+      </w:r>
+      <w:r>
+        <w:t xml:space="preserve"> </w:t>
+      </w:r>
+      <w:r>
+        <w:t xml:space="preserve">before change is called recovery. More species is not the same as more biodiversity — and in China’s birds over the past quarter-century, the difference between the two is where the ecology is.</w:t>
       </w:r>
     </w:p>
     <w:p>
@@ -2173,14 +2426,66 @@
         </w:pict>
       </w:r>
     </w:p>
+    <w:bookmarkEnd w:id="46"/>
+    <w:bookmarkEnd w:id="47"/>
+    <w:bookmarkStart w:id="48" w:name="acknowledgements"/>
+    <w:p>
+      <w:pPr>
+        <w:pStyle w:val="Heading2"/>
+      </w:pPr>
+      <w:r>
+        <w:t xml:space="preserve">ACKNOWLEDGEMENTS</w:t>
+      </w:r>
+    </w:p>
+    <w:p>
+      <w:pPr>
+        <w:pStyle w:val="FirstParagraph"/>
+      </w:pPr>
+      <w:r>
+        <w:t xml:space="preserve">We thank the China Birdwatching Records Center, eBird and the Cornell Lab of Ornithology, GBIF, and the contributors to AVONET, EltonTraits, the IUCN Red List, WorldClim, CLCD and the Human Footprint dataset, and the developers of</w:t>
+      </w:r>
+      <w:r>
+        <w:t xml:space="preserve"> </w:t>
+      </w:r>
+      <w:r>
+        <w:rPr>
+          <w:rStyle w:val="VerbatimChar"/>
+        </w:rPr>
+        <w:t xml:space="preserve">spOccupancy</w:t>
+      </w:r>
+      <w:r>
+        <w:t xml:space="preserve"> </w:t>
+      </w:r>
+      <w:r>
+        <w:t xml:space="preserve">and related open-source tools. We are indebted to the many thousands of volunteer observers whose records made this analysis possible.</w:t>
+      </w:r>
+    </w:p>
+    <w:bookmarkEnd w:id="48"/>
+    <w:bookmarkStart w:id="49" w:name="author-contributions"/>
+    <w:p>
+      <w:pPr>
+        <w:pStyle w:val="Heading2"/>
+      </w:pPr>
+      <w:r>
+        <w:t xml:space="preserve">AUTHOR CONTRIBUTIONS</w:t>
+      </w:r>
+    </w:p>
+    <w:p>
+      <w:pPr>
+        <w:pStyle w:val="FirstParagraph"/>
+      </w:pPr>
+      <w:r>
+        <w:t xml:space="preserve">Chenchen Ding conceived the study, designed and performed the analyses, and wrote the manuscript. [Co-author contributions to be assigned.]</w:t>
+      </w:r>
+    </w:p>
     <w:bookmarkEnd w:id="49"/>
-    <w:bookmarkStart w:id="50" w:name="figures"/>
+    <w:bookmarkStart w:id="50" w:name="conflict-of-interest"/>
     <w:p>
       <w:pPr>
         <w:pStyle w:val="Heading2"/>
       </w:pPr>
       <w:r>
-        <w:t xml:space="preserve">FIGURES</w:t>
+        <w:t xml:space="preserve">CONFLICT OF INTEREST</w:t>
       </w:r>
     </w:p>
     <w:p>
@@ -2188,107 +2493,37 @@
         <w:pStyle w:val="FirstParagraph"/>
       </w:pPr>
       <w:r>
-        <w:rPr>
-          <w:b/>
-          <w:bCs/>
-        </w:rPr>
-        <w:t xml:space="preserve">Figure 1 | Inferential architecture.</w:t>
-      </w:r>
-      <w:r>
-        <w:t xml:space="preserve"> </w:t>
-      </w:r>
-      <w:r>
-        <w:t xml:space="preserve">Record integration and source-aware deduplication; spatial multispecies dynamic occupancy estimation; propagation of the full occupancy posterior into taxonomic, functional, phylogenetic and beta-diversity space; trait and driver attribution; naive-versus-corrected comparison and effort-confound controls.</w:t>
-      </w:r>
-    </w:p>
-    <w:p>
-      <w:pPr>
-        <w:pStyle w:val="BodyText"/>
-      </w:pPr>
-      <w:r>
-        <w:rPr>
-          <w:b/>
-          <w:bCs/>
-        </w:rPr>
-        <w:t xml:space="preserve">Figure 2 | Multidimensional diversity across space and time.</w:t>
-      </w:r>
-      <w:r>
-        <w:t xml:space="preserve"> </w:t>
-      </w:r>
-      <w:r>
-        <w:t xml:space="preserve">Five-period maps of corrected richness, Shannon diversity, functional trait volume, Rao’s quadratic entropy and probability-weighted phylogenetic diversity (200-species spatial model), with national-mean summaries and credible intervals.</w:t>
-      </w:r>
-    </w:p>
-    <w:p>
-      <w:pPr>
-        <w:pStyle w:val="BodyText"/>
-      </w:pPr>
-      <w:r>
-        <w:rPr>
-          <w:b/>
-          <w:bCs/>
-        </w:rPr>
-        <w:t xml:space="preserve">Figure 3 | Geography of change.</w:t>
-      </w:r>
-      <w:r>
-        <w:t xml:space="preserve"> </w:t>
-      </w:r>
-      <w:r>
-        <w:t xml:space="preserve">Corrected-richness, functional-trait-volume and phylogenetic trend z-scores with uncertainty masking, showing that taxonomic gain and functional stasis are spatially decoupled.</w:t>
-      </w:r>
-    </w:p>
-    <w:p>
-      <w:pPr>
-        <w:pStyle w:val="BodyText"/>
-      </w:pPr>
-      <w:r>
-        <w:rPr>
-          <w:b/>
-          <w:bCs/>
-        </w:rPr>
-        <w:t xml:space="preserve">Figure 4 | The decoupling.</w:t>
-      </w:r>
-      <w:r>
-        <w:t xml:space="preserve"> </w:t>
-      </w:r>
-      <w:r>
-        <w:t xml:space="preserve">(a) Endpoint change (2020–2024 relative to 2000–2004) for all diversity axes in both species pools, standardized by baseline spatial s.d. (b) National trajectories by period. Taxonomic and phylogenetic axes rise; functional axes do not.</w:t>
-      </w:r>
-    </w:p>
-    <w:p>
-      <w:pPr>
-        <w:pStyle w:val="BodyText"/>
-      </w:pPr>
-      <w:r>
-        <w:rPr>
-          <w:b/>
-          <w:bCs/>
-        </w:rPr>
-        <w:t xml:space="preserve">Figure 5 | Compositional reorganization and the identity of change.</w:t>
-      </w:r>
-      <w:r>
-        <w:t xml:space="preserve"> </w:t>
-      </w:r>
-      <w:r>
-        <w:t xml:space="preserve">Turnover and nestedness proportions across adjacent periods for both models, with the late nestedness shift highlighted, alongside the posterior species-trend distribution and the habitat-breadth-versus-trend relationship.</w:t>
-      </w:r>
-    </w:p>
-    <w:p>
-      <w:pPr>
-        <w:pStyle w:val="BodyText"/>
-      </w:pPr>
-      <w:r>
-        <w:rPr>
-          <w:b/>
-          <w:bCs/>
-        </w:rPr>
-        <w:t xml:space="preserve">Figure 6 | The cost of ignoring detection.</w:t>
-      </w:r>
-      <w:r>
-        <w:t xml:space="preserve"> </w:t>
-      </w:r>
-      <w:r>
-        <w:t xml:space="preserve">Naive versus detection-corrected grid-level trends, direction reversals, and driver attribution by variation partitioning and random-forest importance.</w:t>
+        <w:t xml:space="preserve">The authors declare no conflict of interest.</w:t>
+      </w:r>
+    </w:p>
+    <w:bookmarkEnd w:id="50"/>
+    <w:bookmarkStart w:id="51" w:name="data-availability-statement"/>
+    <w:p>
+      <w:pPr>
+        <w:pStyle w:val="Heading2"/>
+      </w:pPr>
+      <w:r>
+        <w:t xml:space="preserve">DATA AVAILABILITY STATEMENT</w:t>
+      </w:r>
+    </w:p>
+    <w:p>
+      <w:pPr>
+        <w:pStyle w:val="FirstParagraph"/>
+      </w:pPr>
+      <w:r>
+        <w:t xml:space="preserve">Analysis code, derived result tables and figures are openly archived at https://github.com/dingchenchen6/china-bird-community-dynamics, with a data dictionary, reproducibility guide and locked</w:t>
+      </w:r>
+      <w:r>
+        <w:t xml:space="preserve"> </w:t>
+      </w:r>
+      <w:r>
+        <w:rPr>
+          <w:rStyle w:val="VerbatimChar"/>
+        </w:rPr>
+        <w:t xml:space="preserve">sessionInfo</w:t>
+      </w:r>
+      <w:r>
+        <w:t xml:space="preserve">. Raw occurrence records are subject to source-provider terms (China Birdwatching Records Center, GBIF, eBird; Supporting Information S1). Derived data will receive a Zenodo DOI on acceptance.</w:t>
       </w:r>
     </w:p>
     <w:p>
@@ -2298,22 +2533,14 @@
         </w:pict>
       </w:r>
     </w:p>
-    <w:bookmarkEnd w:id="50"/>
-    <w:bookmarkStart w:id="51" w:name="references"/>
+    <w:bookmarkEnd w:id="51"/>
+    <w:bookmarkStart w:id="52" w:name="figures"/>
     <w:p>
       <w:pPr>
         <w:pStyle w:val="Heading2"/>
       </w:pPr>
       <w:r>
-        <w:t xml:space="preserve">REFERENCES</w:t>
-      </w:r>
-    </w:p>
-    <w:p>
-      <w:pPr>
-        <w:pStyle w:val="BlockText"/>
-      </w:pPr>
-      <w:r>
-        <w:t xml:space="preserve">All 76 references DOI-verified against Crossref (2026-06-02; additions 2026-07-28). Author–year style shown for editing convenience; convertible to any journal style via Zotero/EndNote.</w:t>
+        <w:t xml:space="preserve">FIGURES</w:t>
       </w:r>
     </w:p>
     <w:p>
@@ -2321,1616 +2548,107 @@
         <w:pStyle w:val="FirstParagraph"/>
       </w:pPr>
       <w:r>
-        <w:t xml:space="preserve">Altwegg, R., &amp; Nichols, J. D. (2019). Occupancy models for citizen-science data.</w:t>
-      </w:r>
-      <w:r>
-        <w:t xml:space="preserve"> </w:t>
-      </w:r>
-      <w:r>
-        <w:rPr>
-          <w:i/>
-          <w:iCs/>
-        </w:rPr>
-        <w:t xml:space="preserve">Methods in Ecology and Evolution</w:t>
-      </w:r>
-      <w:r>
-        <w:t xml:space="preserve">, 10, 8–21. https://doi.org/10.1111/2041-210X.13090</w:t>
-      </w:r>
-    </w:p>
-    <w:p>
-      <w:pPr>
-        <w:pStyle w:val="BodyText"/>
-      </w:pPr>
-      <w:r>
-        <w:t xml:space="preserve">Antão, L. H., Bates, A. E., Blowes, S. A., Waldock, C., Supp, S. R., Magurran, A. E., et al. (2020). Temperature-related biodiversity change across temperate marine and terrestrial systems.</w:t>
-      </w:r>
-      <w:r>
-        <w:t xml:space="preserve"> </w:t>
-      </w:r>
-      <w:r>
-        <w:rPr>
-          <w:i/>
-          <w:iCs/>
-        </w:rPr>
-        <w:t xml:space="preserve">Nature Ecology &amp; Evolution</w:t>
-      </w:r>
-      <w:r>
-        <w:t xml:space="preserve">, 4, 927–933. https://doi.org/10.1038/s41559-020-1185-7</w:t>
-      </w:r>
-    </w:p>
-    <w:p>
-      <w:pPr>
-        <w:pStyle w:val="BodyText"/>
-      </w:pPr>
-      <w:r>
-        <w:t xml:space="preserve">Baiser, B., Olden, J. D., Record, S., Lockwood, J. L., &amp; McKinney, M. L. (2012). Pattern and process of biotic homogenization in the New Pangaea.</w:t>
-      </w:r>
-      <w:r>
-        <w:t xml:space="preserve"> </w:t>
-      </w:r>
-      <w:r>
-        <w:rPr>
-          <w:i/>
-          <w:iCs/>
-        </w:rPr>
-        <w:t xml:space="preserve">Proceedings of the Royal Society B</w:t>
-      </w:r>
-      <w:r>
-        <w:t xml:space="preserve">, 279, 4772–4777. https://doi.org/10.1098/rspb.2012.1651</w:t>
-      </w:r>
-    </w:p>
-    <w:p>
-      <w:pPr>
-        <w:pStyle w:val="BodyText"/>
-      </w:pPr>
-      <w:r>
-        <w:t xml:space="preserve">Baselga, A. (2010). Partitioning the turnover and nestedness components of beta diversity.</w:t>
-      </w:r>
-      <w:r>
-        <w:t xml:space="preserve"> </w:t>
-      </w:r>
-      <w:r>
-        <w:rPr>
-          <w:i/>
-          <w:iCs/>
-        </w:rPr>
-        <w:t xml:space="preserve">Global Ecology and Biogeography</w:t>
-      </w:r>
-      <w:r>
-        <w:t xml:space="preserve">, 19, 134–143. https://doi.org/10.1111/j.1466-8238.2009.00490.x</w:t>
-      </w:r>
-    </w:p>
-    <w:p>
-      <w:pPr>
-        <w:pStyle w:val="BodyText"/>
-      </w:pPr>
-      <w:r>
-        <w:t xml:space="preserve">Baselga, A. (2012). The relationship between species replacement, dissimilarity derived from nestedness, and nestedness.</w:t>
-      </w:r>
-      <w:r>
-        <w:t xml:space="preserve"> </w:t>
-      </w:r>
-      <w:r>
-        <w:rPr>
-          <w:i/>
-          <w:iCs/>
-        </w:rPr>
-        <w:t xml:space="preserve">Global Ecology and Biogeography</w:t>
-      </w:r>
-      <w:r>
-        <w:t xml:space="preserve">, 21, 1223–1232. https://doi.org/10.1111/j.1466-8238.2011.00756.x</w:t>
-      </w:r>
-    </w:p>
-    <w:p>
-      <w:pPr>
-        <w:pStyle w:val="BodyText"/>
-      </w:pPr>
-      <w:r>
-        <w:t xml:space="preserve">Bird, T. J., Bates, A. E., Lefcheck, J. S., Hill, N. A., Thomson, R. J., Edgar, G. J., et al. (2014). Statistical solutions for error and bias in global citizen science datasets.</w:t>
-      </w:r>
-      <w:r>
-        <w:t xml:space="preserve"> </w:t>
-      </w:r>
-      <w:r>
-        <w:rPr>
-          <w:i/>
-          <w:iCs/>
-        </w:rPr>
-        <w:t xml:space="preserve">Biological Conservation</w:t>
-      </w:r>
-      <w:r>
-        <w:t xml:space="preserve">, 173, 144–154. https://doi.org/10.1016/j.biocon.2013.07.037</w:t>
-      </w:r>
-    </w:p>
-    <w:p>
-      <w:pPr>
-        <w:pStyle w:val="BodyText"/>
-      </w:pPr>
-      <w:r>
-        <w:t xml:space="preserve">Blowes, S. A., Supp, S. R., Antão, L. H., Bates, A., Bruelheide, H., Chase, J. M., et al. (2019). The geography of biodiversity change in marine and terrestrial assemblages.</w:t>
-      </w:r>
-      <w:r>
-        <w:t xml:space="preserve"> </w:t>
-      </w:r>
-      <w:r>
-        <w:rPr>
-          <w:i/>
-          <w:iCs/>
-        </w:rPr>
-        <w:t xml:space="preserve">Science</w:t>
-      </w:r>
-      <w:r>
-        <w:t xml:space="preserve">, 366, 339–345. https://doi.org/10.1126/science.aaw1620</w:t>
-      </w:r>
-    </w:p>
-    <w:p>
-      <w:pPr>
-        <w:pStyle w:val="BodyText"/>
-      </w:pPr>
-      <w:r>
-        <w:t xml:space="preserve">Boakes, E. H., McGowan, P. J. K., Fuller, R. A., Chang-qing, D., Clark, N. E., O’Connor, K., &amp; Mace, G. M. (2010). Distorted views of biodiversity: spatial and temporal bias in species occurrence data.</w:t>
-      </w:r>
-      <w:r>
-        <w:t xml:space="preserve"> </w:t>
-      </w:r>
-      <w:r>
-        <w:rPr>
-          <w:i/>
-          <w:iCs/>
-        </w:rPr>
-        <w:t xml:space="preserve">PLoS Biology</w:t>
-      </w:r>
-      <w:r>
-        <w:t xml:space="preserve">, 8, e1000385. https://doi.org/10.1371/journal.pbio.1000385</w:t>
-      </w:r>
-    </w:p>
-    <w:p>
-      <w:pPr>
-        <w:pStyle w:val="BodyText"/>
-      </w:pPr>
-      <w:r>
-        <w:t xml:space="preserve">Borcard, D., Legendre, P., &amp; Drapeau, P. (1992). Partialling out the spatial component of ecological variation.</w:t>
-      </w:r>
-      <w:r>
-        <w:t xml:space="preserve"> </w:t>
-      </w:r>
-      <w:r>
-        <w:rPr>
-          <w:i/>
-          <w:iCs/>
-        </w:rPr>
-        <w:t xml:space="preserve">Ecology</w:t>
-      </w:r>
-      <w:r>
-        <w:t xml:space="preserve">, 73, 1045–1055. https://doi.org/10.2307/1940179</w:t>
-      </w:r>
-    </w:p>
-    <w:p>
-      <w:pPr>
-        <w:pStyle w:val="BodyText"/>
-      </w:pPr>
-      <w:r>
-        <w:t xml:space="preserve">Bowler, D. E., Hof, C., Haase, P., Kröncke, I., Schweiger, O., Adrian, R., et al. (2017). Cross-realm assessment of climate change impacts on species’ abundance trends.</w:t>
-      </w:r>
-      <w:r>
-        <w:t xml:space="preserve"> </w:t>
-      </w:r>
-      <w:r>
-        <w:rPr>
-          <w:i/>
-          <w:iCs/>
-        </w:rPr>
-        <w:t xml:space="preserve">Nature Ecology &amp; Evolution</w:t>
-      </w:r>
-      <w:r>
-        <w:t xml:space="preserve">, 1, 0067. https://doi.org/10.1038/s41559-016-0067</w:t>
-      </w:r>
-    </w:p>
-    <w:p>
-      <w:pPr>
-        <w:pStyle w:val="BodyText"/>
-      </w:pPr>
-      <w:r>
-        <w:t xml:space="preserve">Breiman, L. (2001). Random forests.</w:t>
-      </w:r>
-      <w:r>
-        <w:t xml:space="preserve"> </w:t>
-      </w:r>
-      <w:r>
-        <w:rPr>
-          <w:i/>
-          <w:iCs/>
-        </w:rPr>
-        <w:t xml:space="preserve">Machine Learning</w:t>
-      </w:r>
-      <w:r>
-        <w:t xml:space="preserve">, 45, 5–32. https://doi.org/10.1023/A:1010933404324</w:t>
-      </w:r>
-    </w:p>
-    <w:p>
-      <w:pPr>
-        <w:pStyle w:val="BodyText"/>
-      </w:pPr>
-      <w:r>
-        <w:t xml:space="preserve">Bryan, B. A., Gao, L., Ye, Y., Sun, X., Connor, J. D., Crossman, N. D., et al. (2018). China’s response to a national land-system sustainability emergency.</w:t>
-      </w:r>
-      <w:r>
-        <w:t xml:space="preserve"> </w:t>
-      </w:r>
-      <w:r>
-        <w:rPr>
-          <w:i/>
-          <w:iCs/>
-        </w:rPr>
-        <w:t xml:space="preserve">Nature</w:t>
-      </w:r>
-      <w:r>
-        <w:t xml:space="preserve">, 559, 193–204. https://doi.org/10.1038/s41586-018-0280-2</w:t>
-      </w:r>
-    </w:p>
-    <w:p>
-      <w:pPr>
-        <w:pStyle w:val="BodyText"/>
-      </w:pPr>
-      <w:r>
-        <w:t xml:space="preserve">Cadotte, M. W., Carscadden, K., &amp; Mirotchnick, N. (2011). Beyond species: functional diversity and the maintenance of ecological processes and services.</w:t>
-      </w:r>
-      <w:r>
-        <w:t xml:space="preserve"> </w:t>
-      </w:r>
-      <w:r>
-        <w:rPr>
-          <w:i/>
-          <w:iCs/>
-        </w:rPr>
-        <w:t xml:space="preserve">Journal of Applied Ecology</w:t>
-      </w:r>
-      <w:r>
-        <w:t xml:space="preserve">, 48, 1079–1087. https://doi.org/10.1111/j.1365-2664.2011.02048.x</w:t>
-      </w:r>
-    </w:p>
-    <w:p>
-      <w:pPr>
-        <w:pStyle w:val="BodyText"/>
-      </w:pPr>
-      <w:r>
-        <w:t xml:space="preserve">Callaghan, C. T., Poore, A. G. B., Mesaglio, T., Moles, A. T., Nakagawa, S., Roberts, R. E., et al. (2020). Three frontiers for the future of biodiversity research using citizen science data.</w:t>
-      </w:r>
-      <w:r>
-        <w:t xml:space="preserve"> </w:t>
-      </w:r>
-      <w:r>
-        <w:rPr>
-          <w:i/>
-          <w:iCs/>
-        </w:rPr>
-        <w:t xml:space="preserve">BioScience</w:t>
-      </w:r>
-      <w:r>
-        <w:t xml:space="preserve">, 71, 55–63. https://doi.org/10.1093/biosci/biaa131</w:t>
-      </w:r>
-    </w:p>
-    <w:p>
-      <w:pPr>
-        <w:pStyle w:val="BodyText"/>
-      </w:pPr>
-      <w:r>
-        <w:t xml:space="preserve">Cardinale, B. J., Duffy, J. E., Gonzalez, A., Hooper, D. U., Perrings, C., Venail, P., et al. (2012). Biodiversity loss and its impact on humanity.</w:t>
-      </w:r>
-      <w:r>
-        <w:t xml:space="preserve"> </w:t>
-      </w:r>
-      <w:r>
-        <w:rPr>
-          <w:i/>
-          <w:iCs/>
-        </w:rPr>
-        <w:t xml:space="preserve">Nature</w:t>
-      </w:r>
-      <w:r>
-        <w:t xml:space="preserve">, 486, 59–67. https://doi.org/10.1038/nature11148</w:t>
-      </w:r>
-    </w:p>
-    <w:p>
-      <w:pPr>
-        <w:pStyle w:val="BodyText"/>
-      </w:pPr>
-      <w:r>
-        <w:t xml:space="preserve">Ceballos, G., Ehrlich, P. R., Barnosky, A. D., García, A., Pringle, R. M., &amp; Palmer, T. M. (2015). Accelerated modern human-induced species losses: entering the sixth mass extinction.</w:t>
-      </w:r>
-      <w:r>
-        <w:t xml:space="preserve"> </w:t>
-      </w:r>
-      <w:r>
-        <w:rPr>
-          <w:i/>
-          <w:iCs/>
-        </w:rPr>
-        <w:t xml:space="preserve">Science Advances</w:t>
-      </w:r>
-      <w:r>
-        <w:t xml:space="preserve">, 1, e1400253. https://doi.org/10.1126/sciadv.1400253</w:t>
-      </w:r>
-    </w:p>
-    <w:p>
-      <w:pPr>
-        <w:pStyle w:val="BodyText"/>
-      </w:pPr>
-      <w:r>
-        <w:t xml:space="preserve">Chase, J. M., McGill, B. J., Thompson, P. L., Antão, L. H., Bates, A. E., Blowes, S. A., et al. (2019). Species richness change across spatial scales.</w:t>
-      </w:r>
-      <w:r>
-        <w:t xml:space="preserve"> </w:t>
-      </w:r>
-      <w:r>
-        <w:rPr>
-          <w:i/>
-          <w:iCs/>
-        </w:rPr>
-        <w:t xml:space="preserve">Oikos</w:t>
-      </w:r>
-      <w:r>
-        <w:t xml:space="preserve">, 128, 1079–1091. https://doi.org/10.1111/oik.05968</w:t>
-      </w:r>
-    </w:p>
-    <w:p>
-      <w:pPr>
-        <w:pStyle w:val="BodyText"/>
-      </w:pPr>
-      <w:r>
-        <w:t xml:space="preserve">Clavel, J., Julliard, R., &amp; Devictor, V. (2010). Worldwide decline of specialist species: toward a global functional homogenization?</w:t>
-      </w:r>
-      <w:r>
-        <w:t xml:space="preserve"> </w:t>
-      </w:r>
-      <w:r>
-        <w:rPr>
-          <w:i/>
-          <w:iCs/>
-        </w:rPr>
-        <w:t xml:space="preserve">Frontiers in Ecology and the Environment</w:t>
-      </w:r>
-      <w:r>
-        <w:t xml:space="preserve">, 9, 222–228. https://doi.org/10.1890/080216</w:t>
-      </w:r>
-    </w:p>
-    <w:p>
-      <w:pPr>
-        <w:pStyle w:val="BodyText"/>
-      </w:pPr>
-      <w:r>
-        <w:t xml:space="preserve">Daskalova, G. N., Myers-Smith, I. H., Bjorkman, A. D., Blowes, S. A., Supp, S. R., Magurran, A. E., &amp; Dornelas, M. (2020). Landscape-scale forest loss as a catalyst of population and biodiversity change.</w:t>
-      </w:r>
-      <w:r>
-        <w:t xml:space="preserve"> </w:t>
-      </w:r>
-      <w:r>
-        <w:rPr>
-          <w:i/>
-          <w:iCs/>
-        </w:rPr>
-        <w:t xml:space="preserve">Science</w:t>
-      </w:r>
-      <w:r>
-        <w:t xml:space="preserve">, 368, 1341–1347. https://doi.org/10.1126/science.aba1289</w:t>
-      </w:r>
-    </w:p>
-    <w:p>
-      <w:pPr>
-        <w:pStyle w:val="BodyText"/>
-      </w:pPr>
-      <w:r>
-        <w:t xml:space="preserve">Devarajan, K., Morelli, T. L., &amp; Tingley, M. W. (2020). Multi-species occupancy models: review, roadmap, and recommendations.</w:t>
-      </w:r>
-      <w:r>
-        <w:t xml:space="preserve"> </w:t>
-      </w:r>
-      <w:r>
-        <w:rPr>
-          <w:i/>
-          <w:iCs/>
-        </w:rPr>
-        <w:t xml:space="preserve">Ecography</w:t>
-      </w:r>
-      <w:r>
-        <w:t xml:space="preserve">, 43, 1612–1624. https://doi.org/10.1111/ecog.04957</w:t>
-      </w:r>
-    </w:p>
-    <w:p>
-      <w:pPr>
-        <w:pStyle w:val="BodyText"/>
-      </w:pPr>
-      <w:r>
-        <w:t xml:space="preserve">Devictor, V., Julliard, R., Clavel, J., Jiguet, F., Lee, A., &amp; Couvet, D. (2007). Functional biotic homogenization of bird communities in disturbed landscapes.</w:t>
-      </w:r>
-      <w:r>
-        <w:t xml:space="preserve"> </w:t>
-      </w:r>
-      <w:r>
-        <w:rPr>
-          <w:i/>
-          <w:iCs/>
-        </w:rPr>
-        <w:t xml:space="preserve">Global Ecology and Biogeography</w:t>
-      </w:r>
-      <w:r>
-        <w:t xml:space="preserve">, 17, 252–261. https://doi.org/10.1111/j.1466-8238.2007.00364.x</w:t>
-      </w:r>
-    </w:p>
-    <w:p>
-      <w:pPr>
-        <w:pStyle w:val="BodyText"/>
-      </w:pPr>
-      <w:r>
-        <w:t xml:space="preserve">Devictor, V., van Swaay, C., Brereton, T., Brotons, L., Chamberlain, D., Heliölä, J., et al. (2012). Differences in the climatic debts of birds and butterflies at a continental scale.</w:t>
-      </w:r>
-      <w:r>
-        <w:t xml:space="preserve"> </w:t>
-      </w:r>
-      <w:r>
-        <w:rPr>
-          <w:i/>
-          <w:iCs/>
-        </w:rPr>
-        <w:t xml:space="preserve">Nature Climate Change</w:t>
-      </w:r>
-      <w:r>
-        <w:t xml:space="preserve">, 2, 121–124. https://doi.org/10.1038/nclimate1347</w:t>
-      </w:r>
-    </w:p>
-    <w:p>
-      <w:pPr>
-        <w:pStyle w:val="BodyText"/>
-      </w:pPr>
-      <w:r>
-        <w:t xml:space="preserve">Díaz, S., Settele, J., Brondízio, E. S., Ngo, H. T., Agard, J., Arneth, A., et al. (2019). Pervasive human-driven decline of life on Earth points to the need for transformative change.</w:t>
-      </w:r>
-      <w:r>
-        <w:t xml:space="preserve"> </w:t>
-      </w:r>
-      <w:r>
-        <w:rPr>
-          <w:i/>
-          <w:iCs/>
-        </w:rPr>
-        <w:t xml:space="preserve">Science</w:t>
-      </w:r>
-      <w:r>
-        <w:t xml:space="preserve">, 366, eaax3100. https://doi.org/10.1126/science.aax3100</w:t>
-      </w:r>
-    </w:p>
-    <w:p>
-      <w:pPr>
-        <w:pStyle w:val="BodyText"/>
-      </w:pPr>
-      <w:r>
-        <w:t xml:space="preserve">Ding, C., Liang, D., Xin, W., Li, C., Lloyd, H., Zhang, Y., et al. (2015). Bird guild loss and its determinants on subtropical land-bridge islands, China.</w:t>
-      </w:r>
-      <w:r>
-        <w:t xml:space="preserve"> </w:t>
-      </w:r>
-      <w:r>
-        <w:rPr>
-          <w:i/>
-          <w:iCs/>
-        </w:rPr>
-        <w:t xml:space="preserve">Avian Research</w:t>
-      </w:r>
-      <w:r>
-        <w:t xml:space="preserve">, 6, 10. https://doi.org/10.1186/s40657-015-0019-9</w:t>
-      </w:r>
-    </w:p>
-    <w:p>
-      <w:pPr>
-        <w:pStyle w:val="BodyText"/>
-      </w:pPr>
-      <w:r>
-        <w:t xml:space="preserve">Dorazio, R. M., &amp; Royle, J. A. (2005). Estimating size and composition of biological communities by modeling the occurrence of species.</w:t>
-      </w:r>
-      <w:r>
-        <w:t xml:space="preserve"> </w:t>
-      </w:r>
-      <w:r>
-        <w:rPr>
-          <w:i/>
-          <w:iCs/>
-        </w:rPr>
-        <w:t xml:space="preserve">Journal of the American Statistical Association</w:t>
-      </w:r>
-      <w:r>
-        <w:t xml:space="preserve">, 100, 389–398. https://doi.org/10.1198/016214505000000015</w:t>
-      </w:r>
-    </w:p>
-    <w:p>
-      <w:pPr>
-        <w:pStyle w:val="BodyText"/>
-      </w:pPr>
-      <w:r>
-        <w:t xml:space="preserve">Dornelas, M., Gotelli, N. J., McGill, B., Shimadzu, H., Moyes, F., Sievers, C., &amp; Magurran, A. E. (2014). Assemblage time series reveal biodiversity change but not systematic loss.</w:t>
-      </w:r>
-      <w:r>
-        <w:t xml:space="preserve"> </w:t>
-      </w:r>
-      <w:r>
-        <w:rPr>
-          <w:i/>
-          <w:iCs/>
-        </w:rPr>
-        <w:t xml:space="preserve">Science</w:t>
-      </w:r>
-      <w:r>
-        <w:t xml:space="preserve">, 344, 296–299. https://doi.org/10.1126/science.1248484</w:t>
-      </w:r>
-    </w:p>
-    <w:p>
-      <w:pPr>
-        <w:pStyle w:val="BodyText"/>
-      </w:pPr>
-      <w:r>
-        <w:t xml:space="preserve">Doser, J. W., Finley, A. O., Kéry, M., &amp; Zipkin, E. F. (2022). spOccupancy: An R package for single-species, multi-species, and integrated spatial occupancy models.</w:t>
-      </w:r>
-      <w:r>
-        <w:t xml:space="preserve"> </w:t>
-      </w:r>
-      <w:r>
-        <w:rPr>
-          <w:i/>
-          <w:iCs/>
-        </w:rPr>
-        <w:t xml:space="preserve">Methods in Ecology and Evolution</w:t>
-      </w:r>
-      <w:r>
-        <w:t xml:space="preserve">, 13, 1670–1678. https://doi.org/10.1111/2041-210X.13897</w:t>
-      </w:r>
-    </w:p>
-    <w:p>
-      <w:pPr>
-        <w:pStyle w:val="BodyText"/>
-      </w:pPr>
-      <w:r>
-        <w:t xml:space="preserve">Faith, D. P. (1992). Conservation evaluation and phylogenetic diversity.</w:t>
-      </w:r>
-      <w:r>
-        <w:t xml:space="preserve"> </w:t>
-      </w:r>
-      <w:r>
-        <w:rPr>
-          <w:i/>
-          <w:iCs/>
-        </w:rPr>
-        <w:t xml:space="preserve">Biological Conservation</w:t>
-      </w:r>
-      <w:r>
-        <w:t xml:space="preserve">, 61, 1–10. https://doi.org/10.1016/0006-3207(92)91201-3</w:t>
-      </w:r>
-    </w:p>
-    <w:p>
-      <w:pPr>
-        <w:pStyle w:val="BodyText"/>
-      </w:pPr>
-      <w:r>
-        <w:t xml:space="preserve">Flynn, D. F. B., Gogol-Prokurat, M., Nogeire, T., Molinari, N., Richers, B. T., Lin, B. B., et al. (2009). Loss of functional diversity under land use intensification across multiple taxa.</w:t>
-      </w:r>
-      <w:r>
-        <w:t xml:space="preserve"> </w:t>
-      </w:r>
-      <w:r>
-        <w:rPr>
-          <w:i/>
-          <w:iCs/>
-        </w:rPr>
-        <w:t xml:space="preserve">Ecology Letters</w:t>
-      </w:r>
-      <w:r>
-        <w:t xml:space="preserve">, 12, 22–33. https://doi.org/10.1111/j.1461-0248.2008.01255.x</w:t>
-      </w:r>
-    </w:p>
-    <w:p>
-      <w:pPr>
-        <w:pStyle w:val="BodyText"/>
-      </w:pPr>
-      <w:r>
-        <w:t xml:space="preserve">Guillera-Arroita, G. (2017). Modelling of species distributions, range dynamics and communities under imperfect detection: advances, challenges and opportunities.</w:t>
-      </w:r>
-      <w:r>
-        <w:t xml:space="preserve"> </w:t>
-      </w:r>
-      <w:r>
-        <w:rPr>
-          <w:i/>
-          <w:iCs/>
-        </w:rPr>
-        <w:t xml:space="preserve">Ecography</w:t>
-      </w:r>
-      <w:r>
-        <w:t xml:space="preserve">, 40, 281–295. https://doi.org/10.1111/ecog.02445</w:t>
-      </w:r>
-    </w:p>
-    <w:p>
-      <w:pPr>
-        <w:pStyle w:val="BodyText"/>
-      </w:pPr>
-      <w:r>
-        <w:t xml:space="preserve">Hillebrand, H., Blasius, B., Borer, E. T., Chase, J. M., Downing, J. A., Eriksson, B. K., et al. (2018). Biodiversity change is uncoupled from species richness trends: consequences for conservation and monitoring.</w:t>
-      </w:r>
-      <w:r>
-        <w:t xml:space="preserve"> </w:t>
-      </w:r>
-      <w:r>
-        <w:rPr>
-          <w:i/>
-          <w:iCs/>
-        </w:rPr>
-        <w:t xml:space="preserve">Journal of Applied Ecology</w:t>
-      </w:r>
-      <w:r>
-        <w:t xml:space="preserve">, 55, 169–184. https://doi.org/10.1111/1365-2664.12959</w:t>
-      </w:r>
-    </w:p>
-    <w:p>
-      <w:pPr>
-        <w:pStyle w:val="BodyText"/>
-      </w:pPr>
-      <w:r>
-        <w:t xml:space="preserve">Hochachka, W. M., Fink, D., Hutchinson, R. A., Sheldon, D., Wong, W.-K., &amp; Kelling, S. (2012). Data-intensive science applied to broad-scale citizen science.</w:t>
-      </w:r>
-      <w:r>
-        <w:t xml:space="preserve"> </w:t>
-      </w:r>
-      <w:r>
-        <w:rPr>
-          <w:i/>
-          <w:iCs/>
-        </w:rPr>
-        <w:t xml:space="preserve">Trends in Ecology &amp; Evolution</w:t>
-      </w:r>
-      <w:r>
-        <w:t xml:space="preserve">, 27, 130–137. https://doi.org/10.1016/j.tree.2011.11.006</w:t>
-      </w:r>
-    </w:p>
-    <w:p>
-      <w:pPr>
-        <w:pStyle w:val="BodyText"/>
-      </w:pPr>
-      <w:r>
-        <w:t xml:space="preserve">Isaac, N. J. B., van Strien, A. J., August, T. A., de Zeeuw, M. P., &amp; Roy, D. B. (2014). Statistics for citizen science: extracting signals of change from noisy ecological data.</w:t>
-      </w:r>
-      <w:r>
-        <w:t xml:space="preserve"> </w:t>
-      </w:r>
-      <w:r>
-        <w:rPr>
-          <w:i/>
-          <w:iCs/>
-        </w:rPr>
-        <w:t xml:space="preserve">Methods in Ecology and Evolution</w:t>
-      </w:r>
-      <w:r>
-        <w:t xml:space="preserve">, 5, 1052–1060. https://doi.org/10.1111/2041-210X.12254</w:t>
-      </w:r>
-    </w:p>
-    <w:p>
-      <w:pPr>
-        <w:pStyle w:val="BodyText"/>
-      </w:pPr>
-      <w:r>
-        <w:t xml:space="preserve">Jarzyna, M. A., &amp; Jetz, W. (2017). A near half-century of temporal change in different facets of avian diversity.</w:t>
-      </w:r>
-      <w:r>
-        <w:t xml:space="preserve"> </w:t>
-      </w:r>
-      <w:r>
-        <w:rPr>
-          <w:i/>
-          <w:iCs/>
-        </w:rPr>
-        <w:t xml:space="preserve">Global Change Biology</w:t>
-      </w:r>
-      <w:r>
-        <w:t xml:space="preserve">, 23, 2999–3011. https://doi.org/10.1111/gcb.13571</w:t>
-      </w:r>
-    </w:p>
-    <w:p>
-      <w:pPr>
-        <w:pStyle w:val="BodyText"/>
-      </w:pPr>
-      <w:r>
-        <w:t xml:space="preserve">Jarzyna, M. A., &amp; Jetz, W. (2018). Taxonomic and functional diversity change is scale dependent.</w:t>
-      </w:r>
-      <w:r>
-        <w:t xml:space="preserve"> </w:t>
-      </w:r>
-      <w:r>
-        <w:rPr>
-          <w:i/>
-          <w:iCs/>
-        </w:rPr>
-        <w:t xml:space="preserve">Nature Communications</w:t>
-      </w:r>
-      <w:r>
-        <w:t xml:space="preserve">, 9, 2565. https://doi.org/10.1038/s41467-018-04889-z</w:t>
-      </w:r>
-    </w:p>
-    <w:p>
-      <w:pPr>
-        <w:pStyle w:val="BodyText"/>
-      </w:pPr>
-      <w:r>
-        <w:t xml:space="preserve">Jetz, W., Thomas, G. H., Joy, J. B., Hartmann, K., &amp; Mooers, A. O. (2012). The global diversity of birds in space and time.</w:t>
-      </w:r>
-      <w:r>
-        <w:t xml:space="preserve"> </w:t>
-      </w:r>
-      <w:r>
-        <w:rPr>
-          <w:i/>
-          <w:iCs/>
-        </w:rPr>
-        <w:t xml:space="preserve">Nature</w:t>
-      </w:r>
-      <w:r>
-        <w:t xml:space="preserve">, 491, 444–448. https://doi.org/10.1038/nature11631</w:t>
-      </w:r>
-    </w:p>
-    <w:p>
-      <w:pPr>
-        <w:pStyle w:val="BodyText"/>
-      </w:pPr>
-      <w:r>
-        <w:t xml:space="preserve">Jetz, W., McGeoch, M. A., Guralnick, R., Ferrier, S., Beck, J., Costello, M. J., et al. (2019). Essential biodiversity variables for mapping and monitoring species populations.</w:t>
-      </w:r>
-      <w:r>
-        <w:t xml:space="preserve"> </w:t>
-      </w:r>
-      <w:r>
-        <w:rPr>
-          <w:i/>
-          <w:iCs/>
-        </w:rPr>
-        <w:t xml:space="preserve">Nature Ecology &amp; Evolution</w:t>
-      </w:r>
-      <w:r>
-        <w:t xml:space="preserve">, 3, 539–551. https://doi.org/10.1038/s41559-019-0826-1</w:t>
-      </w:r>
-    </w:p>
-    <w:p>
-      <w:pPr>
-        <w:pStyle w:val="BodyText"/>
-      </w:pPr>
-      <w:r>
-        <w:t xml:space="preserve">Johnston, A., Hochachka, W. M., Strimas-Mackey, M. E., Ruiz Gutierrez, V., Robinson, O. J., Miller, E. T., et al. (2021). Analytical guidelines to increase the value of community science data: an example using eBird data to estimate species distributions.</w:t>
-      </w:r>
-      <w:r>
-        <w:t xml:space="preserve"> </w:t>
-      </w:r>
-      <w:r>
-        <w:rPr>
-          <w:i/>
-          <w:iCs/>
-        </w:rPr>
-        <w:t xml:space="preserve">Diversity and Distributions</w:t>
-      </w:r>
-      <w:r>
-        <w:t xml:space="preserve">, 27, 1265–1277. https://doi.org/10.1111/ddi.13271</w:t>
-      </w:r>
-    </w:p>
-    <w:p>
-      <w:pPr>
-        <w:pStyle w:val="BodyText"/>
-      </w:pPr>
-      <w:r>
-        <w:t xml:space="preserve">Kelling, S., Johnston, A., Bonn, A., Fink, D., Ruiz-Gutierrez, V., Bonney, R., et al. (2019). Using semistructured surveys to improve citizen science data for monitoring biodiversity.</w:t>
-      </w:r>
-      <w:r>
-        <w:t xml:space="preserve"> </w:t>
-      </w:r>
-      <w:r>
-        <w:rPr>
-          <w:i/>
-          <w:iCs/>
-        </w:rPr>
-        <w:t xml:space="preserve">BioScience</w:t>
-      </w:r>
-      <w:r>
-        <w:t xml:space="preserve">, 69, 170–179. https://doi.org/10.1093/biosci/biz010</w:t>
-      </w:r>
-    </w:p>
-    <w:p>
-      <w:pPr>
-        <w:pStyle w:val="BodyText"/>
-      </w:pPr>
-      <w:r>
-        <w:t xml:space="preserve">Kéry, M., Royle, J. A., Schmid, H., Schaub, M., Volet, B., Häfliger, G., &amp; Zbinden, N. (2010). Site-occupancy distribution modeling to correct population-trend estimates derived from opportunistic observations.</w:t>
-      </w:r>
-      <w:r>
-        <w:t xml:space="preserve"> </w:t>
-      </w:r>
-      <w:r>
-        <w:rPr>
-          <w:i/>
-          <w:iCs/>
-        </w:rPr>
-        <w:t xml:space="preserve">Conservation Biology</w:t>
-      </w:r>
-      <w:r>
-        <w:t xml:space="preserve">, 24, 1388–1397. https://doi.org/10.1111/j.1523-1739.2010.01479.x</w:t>
-      </w:r>
-    </w:p>
-    <w:p>
-      <w:pPr>
-        <w:pStyle w:val="BodyText"/>
-      </w:pPr>
-      <w:r>
-        <w:t xml:space="preserve">Kéry, M., &amp; Royle, J. A. (2021).</w:t>
-      </w:r>
-      <w:r>
-        <w:t xml:space="preserve"> </w:t>
-      </w:r>
-      <w:r>
-        <w:rPr>
-          <w:i/>
-          <w:iCs/>
-        </w:rPr>
-        <w:t xml:space="preserve">Applied hierarchical modeling in ecology: analysis of distribution, abundance and species richness in R and BUGS, Volume 2 — dynamic and advanced models</w:t>
-      </w:r>
-      <w:r>
-        <w:t xml:space="preserve">. Academic Press.</w:t>
-      </w:r>
-    </w:p>
-    <w:p>
-      <w:pPr>
-        <w:pStyle w:val="BodyText"/>
-      </w:pPr>
-      <w:r>
-        <w:t xml:space="preserve">Laliberté, E., &amp; Legendre, P. (2010). A distance-based framework for measuring functional diversity from multiple traits.</w:t>
-      </w:r>
-      <w:r>
-        <w:t xml:space="preserve"> </w:t>
-      </w:r>
-      <w:r>
-        <w:rPr>
-          <w:i/>
-          <w:iCs/>
-        </w:rPr>
-        <w:t xml:space="preserve">Ecology</w:t>
-      </w:r>
-      <w:r>
-        <w:t xml:space="preserve">, 91, 299–305. https://doi.org/10.1890/08-2244.1</w:t>
-      </w:r>
-    </w:p>
-    <w:p>
-      <w:pPr>
-        <w:pStyle w:val="BodyText"/>
-      </w:pPr>
-      <w:r>
-        <w:t xml:space="preserve">Legendre, P. (2014). Interpreting the replacement and richness difference components of beta diversity.</w:t>
-      </w:r>
-      <w:r>
-        <w:t xml:space="preserve"> </w:t>
-      </w:r>
-      <w:r>
-        <w:rPr>
-          <w:i/>
-          <w:iCs/>
-        </w:rPr>
-        <w:t xml:space="preserve">Global Ecology and Biogeography</w:t>
-      </w:r>
-      <w:r>
-        <w:t xml:space="preserve">, 23, 1324–1334. https://doi.org/10.1111/geb.12207</w:t>
-      </w:r>
-    </w:p>
-    <w:p>
-      <w:pPr>
-        <w:pStyle w:val="BodyText"/>
-      </w:pPr>
-      <w:r>
-        <w:t xml:space="preserve">Le Viol, I., Jiguet, F., Brotons, L., Herrando, S., Lindström, Å., Pearce-Higgins, J. W., et al. (2012). More and more generalists: two decades of changes in the European avifauna.</w:t>
-      </w:r>
-      <w:r>
-        <w:t xml:space="preserve"> </w:t>
-      </w:r>
-      <w:r>
-        <w:rPr>
-          <w:i/>
-          <w:iCs/>
-        </w:rPr>
-        <w:t xml:space="preserve">Biology Letters</w:t>
-      </w:r>
-      <w:r>
-        <w:t xml:space="preserve">, 8, 780–782. https://doi.org/10.1098/rsbl.2012.0496</w:t>
-      </w:r>
-    </w:p>
-    <w:p>
-      <w:pPr>
-        <w:pStyle w:val="BodyText"/>
-      </w:pPr>
-      <w:r>
-        <w:t xml:space="preserve">MacKenzie, D. I., Nichols, J. D., Lachman, G. B., Droege, S., Royle, J. A., &amp; Langtimm, C. A. (2002). Estimating site occupancy rates when detection probabilities are less than one.</w:t>
-      </w:r>
-      <w:r>
-        <w:t xml:space="preserve"> </w:t>
-      </w:r>
-      <w:r>
-        <w:rPr>
-          <w:i/>
-          <w:iCs/>
-        </w:rPr>
-        <w:t xml:space="preserve">Ecology</w:t>
-      </w:r>
-      <w:r>
-        <w:t xml:space="preserve">, 83, 2248–2255. https://doi.org/10.1890/0012-9658(2002)083[2248:ESORWD]2.0.CO;2</w:t>
-      </w:r>
-    </w:p>
-    <w:p>
-      <w:pPr>
-        <w:pStyle w:val="BodyText"/>
-      </w:pPr>
-      <w:r>
-        <w:t xml:space="preserve">MacKenzie, D. I., Nichols, J. D., Hines, J. E., Knutson, M. G., &amp; Franklin, A. B. (2003). Estimating site occupancy, colonization, and local extinction when a species is detected imperfectly.</w:t>
-      </w:r>
-      <w:r>
-        <w:t xml:space="preserve"> </w:t>
-      </w:r>
-      <w:r>
-        <w:rPr>
-          <w:i/>
-          <w:iCs/>
-        </w:rPr>
-        <w:t xml:space="preserve">Ecology</w:t>
-      </w:r>
-      <w:r>
-        <w:t xml:space="preserve">, 84, 2200–2207. https://doi.org/10.1890/02-3090</w:t>
-      </w:r>
-    </w:p>
-    <w:p>
-      <w:pPr>
-        <w:pStyle w:val="BodyText"/>
-      </w:pPr>
-      <w:r>
-        <w:t xml:space="preserve">Magurran, A. E., Dornelas, M., Moyes, F., Gotelli, N. J., &amp; McGill, B. (2015). Rapid biotic homogenization of marine fish assemblages.</w:t>
-      </w:r>
-      <w:r>
-        <w:t xml:space="preserve"> </w:t>
-      </w:r>
-      <w:r>
-        <w:rPr>
-          <w:i/>
-          <w:iCs/>
-        </w:rPr>
-        <w:t xml:space="preserve">Nature Communications</w:t>
-      </w:r>
-      <w:r>
-        <w:t xml:space="preserve">, 6, 8405. https://doi.org/10.1038/ncomms9405</w:t>
-      </w:r>
-    </w:p>
-    <w:p>
-      <w:pPr>
-        <w:pStyle w:val="BodyText"/>
-      </w:pPr>
-      <w:r>
-        <w:t xml:space="preserve">McGill, B. J., Dornelas, M., Gotelli, N. J., &amp; Magurran, A. E. (2015). Fifteen forms of biodiversity trend in the Anthropocene.</w:t>
-      </w:r>
-      <w:r>
-        <w:t xml:space="preserve"> </w:t>
-      </w:r>
-      <w:r>
-        <w:rPr>
-          <w:i/>
-          <w:iCs/>
-        </w:rPr>
-        <w:t xml:space="preserve">Trends in Ecology &amp; Evolution</w:t>
-      </w:r>
-      <w:r>
-        <w:t xml:space="preserve">, 30, 104–113. https://doi.org/10.1016/j.tree.2014.11.006</w:t>
-      </w:r>
-    </w:p>
-    <w:p>
-      <w:pPr>
-        <w:pStyle w:val="BodyText"/>
-      </w:pPr>
-      <w:r>
-        <w:t xml:space="preserve">McKinney, M. L., &amp; Lockwood, J. L. (1999). Biotic homogenization: a few winners replacing many losers in the next mass extinction.</w:t>
-      </w:r>
-      <w:r>
-        <w:t xml:space="preserve"> </w:t>
-      </w:r>
-      <w:r>
-        <w:rPr>
-          <w:i/>
-          <w:iCs/>
-        </w:rPr>
-        <w:t xml:space="preserve">Trends in Ecology &amp; Evolution</w:t>
-      </w:r>
-      <w:r>
-        <w:t xml:space="preserve">, 14, 450–453. https://doi.org/10.1016/S0169-5347(99)01679-1</w:t>
-      </w:r>
-    </w:p>
-    <w:p>
-      <w:pPr>
-        <w:pStyle w:val="BodyText"/>
-      </w:pPr>
-      <w:r>
-        <w:t xml:space="preserve">Morelli, F., Benedetti, Y., Hanson, J. O., &amp; Fuller, R. A. (2021). Global distribution and conservation of avian diet specialization.</w:t>
-      </w:r>
-      <w:r>
-        <w:t xml:space="preserve"> </w:t>
-      </w:r>
-      <w:r>
-        <w:rPr>
-          <w:i/>
-          <w:iCs/>
-        </w:rPr>
-        <w:t xml:space="preserve">Conservation Letters</w:t>
-      </w:r>
-      <w:r>
-        <w:t xml:space="preserve">, 14, e12795. https://doi.org/10.1111/conl.12795</w:t>
-      </w:r>
-    </w:p>
-    <w:p>
-      <w:pPr>
-        <w:pStyle w:val="BodyText"/>
-      </w:pPr>
-      <w:r>
-        <w:t xml:space="preserve">Mouillot, D., Bellwood, D. R., Baraloto, C., Chave, J., Galzin, R., Harmelin-Vivien, M., et al. (2013). Rare species support vulnerable functions in high-diversity ecosystems.</w:t>
-      </w:r>
-      <w:r>
-        <w:t xml:space="preserve"> </w:t>
-      </w:r>
-      <w:r>
-        <w:rPr>
-          <w:i/>
-          <w:iCs/>
-        </w:rPr>
-        <w:t xml:space="preserve">PLoS Biology</w:t>
-      </w:r>
-      <w:r>
-        <w:t xml:space="preserve">, 11, e1001569. https://doi.org/10.1371/journal.pbio.1001569</w:t>
-      </w:r>
-    </w:p>
-    <w:p>
-      <w:pPr>
-        <w:pStyle w:val="BodyText"/>
-      </w:pPr>
-      <w:r>
-        <w:t xml:space="preserve">Mu, H., Li, X., Wen, Y., Huang, J., Du, P., Su, W., et al. (2022). A global record of annual terrestrial Human Footprint dataset from 2000 to 2018.</w:t>
-      </w:r>
-      <w:r>
-        <w:t xml:space="preserve"> </w:t>
-      </w:r>
-      <w:r>
-        <w:rPr>
-          <w:i/>
-          <w:iCs/>
-        </w:rPr>
-        <w:t xml:space="preserve">Scientific Data</w:t>
-      </w:r>
-      <w:r>
-        <w:t xml:space="preserve">, 9, 176. https://doi.org/10.1038/s41597-022-01284-8</w:t>
-      </w:r>
-    </w:p>
-    <w:p>
-      <w:pPr>
-        <w:pStyle w:val="BodyText"/>
-      </w:pPr>
-      <w:r>
-        <w:t xml:space="preserve">Newbold, T., Hudson, L. N., Hill, S. L. L., Contu, S., Lysenko, I., Senior, R. A., et al. (2015). Global effects of land use on local terrestrial biodiversity.</w:t>
-      </w:r>
-      <w:r>
-        <w:t xml:space="preserve"> </w:t>
-      </w:r>
-      <w:r>
-        <w:rPr>
-          <w:i/>
-          <w:iCs/>
-        </w:rPr>
-        <w:t xml:space="preserve">Nature</w:t>
-      </w:r>
-      <w:r>
-        <w:t xml:space="preserve">, 520, 45–50. https://doi.org/10.1038/nature14324</w:t>
-      </w:r>
-    </w:p>
-    <w:p>
-      <w:pPr>
-        <w:pStyle w:val="BodyText"/>
-      </w:pPr>
-      <w:r>
-        <w:t xml:space="preserve">Newbold, T., Hudson, L. N., Arnell, A. P., Contu, S., De Palma, A., Ferrier, S., et al. (2016). Has land use pushed terrestrial biodiversity beyond the planetary boundary? A global assessment.</w:t>
-      </w:r>
-      <w:r>
-        <w:t xml:space="preserve"> </w:t>
-      </w:r>
-      <w:r>
-        <w:rPr>
-          <w:i/>
-          <w:iCs/>
-        </w:rPr>
-        <w:t xml:space="preserve">Science</w:t>
-      </w:r>
-      <w:r>
-        <w:t xml:space="preserve">, 353, 288–291. https://doi.org/10.1126/science.aaf2201</w:t>
-      </w:r>
-    </w:p>
-    <w:p>
-      <w:pPr>
-        <w:pStyle w:val="BodyText"/>
-      </w:pPr>
-      <w:r>
-        <w:t xml:space="preserve">Olden, J. D., &amp; Rooney, T. P. (2006). On defining and quantifying biotic homogenization.</w:t>
-      </w:r>
-      <w:r>
-        <w:t xml:space="preserve"> </w:t>
-      </w:r>
-      <w:r>
-        <w:rPr>
-          <w:i/>
-          <w:iCs/>
-        </w:rPr>
-        <w:t xml:space="preserve">Global Ecology and Biogeography</w:t>
-      </w:r>
-      <w:r>
-        <w:t xml:space="preserve">, 15, 113–120. https://doi.org/10.1111/j.1466-822X.2006.00214.x</w:t>
-      </w:r>
-    </w:p>
-    <w:p>
-      <w:pPr>
-        <w:pStyle w:val="BodyText"/>
-      </w:pPr>
-      <w:r>
-        <w:t xml:space="preserve">Ouyang, Z., Zheng, H., Xiao, Y., Polasky, S., Liu, J., Xu, W., et al. (2016). Improvements in ecosystem services from investments in natural capital.</w:t>
-      </w:r>
-      <w:r>
-        <w:t xml:space="preserve"> </w:t>
-      </w:r>
-      <w:r>
-        <w:rPr>
-          <w:i/>
-          <w:iCs/>
-        </w:rPr>
-        <w:t xml:space="preserve">Science</w:t>
-      </w:r>
-      <w:r>
-        <w:t xml:space="preserve">, 352, 1455–1459. https://doi.org/10.1126/science.aaf2295</w:t>
-      </w:r>
-    </w:p>
-    <w:p>
-      <w:pPr>
-        <w:pStyle w:val="BodyText"/>
-      </w:pPr>
-      <w:r>
-        <w:t xml:space="preserve">Outhwaite, C. L., Gregory, R. D., Chandler, R. E., Collen, B., &amp; Isaac, N. J. B. (2020). Complex long-term biodiversity change among invertebrates, bryophytes and lichens.</w:t>
-      </w:r>
-      <w:r>
-        <w:t xml:space="preserve"> </w:t>
-      </w:r>
-      <w:r>
-        <w:rPr>
-          <w:i/>
-          <w:iCs/>
-        </w:rPr>
-        <w:t xml:space="preserve">Nature Ecology &amp; Evolution</w:t>
-      </w:r>
-      <w:r>
-        <w:t xml:space="preserve">, 4, 384–392. https://doi.org/10.1038/s41559-020-1111-z</w:t>
-      </w:r>
-    </w:p>
-    <w:p>
-      <w:pPr>
-        <w:pStyle w:val="BodyText"/>
-      </w:pPr>
-      <w:r>
-        <w:t xml:space="preserve">Petchey, O. L., &amp; Gaston, K. J. (2006). Functional diversity: back to basics and looking forward.</w:t>
-      </w:r>
-      <w:r>
-        <w:t xml:space="preserve"> </w:t>
-      </w:r>
-      <w:r>
-        <w:rPr>
-          <w:i/>
-          <w:iCs/>
-        </w:rPr>
-        <w:t xml:space="preserve">Ecology Letters</w:t>
-      </w:r>
-      <w:r>
-        <w:t xml:space="preserve">, 9, 741–758. https://doi.org/10.1111/j.1461-0248.2006.00924.x</w:t>
-      </w:r>
-    </w:p>
-    <w:p>
-      <w:pPr>
-        <w:pStyle w:val="BodyText"/>
-      </w:pPr>
-      <w:r>
-        <w:t xml:space="preserve">Pigot, A. L., Sheard, C., Miller, E. T., Bregman, T. P., Freeman, B. G., Roll, U., et al. (2020). Macroevolutionary convergence connects morphological form to ecological function in birds.</w:t>
-      </w:r>
-      <w:r>
-        <w:t xml:space="preserve"> </w:t>
-      </w:r>
-      <w:r>
-        <w:rPr>
-          <w:i/>
-          <w:iCs/>
-        </w:rPr>
-        <w:t xml:space="preserve">Nature Ecology &amp; Evolution</w:t>
-      </w:r>
-      <w:r>
-        <w:t xml:space="preserve">, 4, 230–239. https://doi.org/10.1038/s41559-019-1070-4</w:t>
-      </w:r>
-    </w:p>
-    <w:p>
-      <w:pPr>
-        <w:pStyle w:val="BodyText"/>
-      </w:pPr>
-      <w:r>
-        <w:t xml:space="preserve">Pimm, S. L., Jenkins, C. N., Abell, R., Brooks, T. M., Gittleman, J. L., Joppa, L. N., et al. (2014). The biodiversity of species and their rates of extinction, distribution, and protection.</w:t>
-      </w:r>
-      <w:r>
-        <w:t xml:space="preserve"> </w:t>
-      </w:r>
-      <w:r>
-        <w:rPr>
-          <w:i/>
-          <w:iCs/>
-        </w:rPr>
-        <w:t xml:space="preserve">Science</w:t>
-      </w:r>
-      <w:r>
-        <w:t xml:space="preserve">, 344, 1246752. https://doi.org/10.1126/science.1246752</w:t>
-      </w:r>
-    </w:p>
-    <w:p>
-      <w:pPr>
-        <w:pStyle w:val="BodyText"/>
-      </w:pPr>
-      <w:r>
-        <w:t xml:space="preserve">Rosenberg, K. V., Dokter, A. M., Blancher, P. J., Sauer, J. R., Smith, A. C., Smith, P. A., et al. (2019). Decline of the North American avifauna.</w:t>
-      </w:r>
-      <w:r>
-        <w:t xml:space="preserve"> </w:t>
-      </w:r>
-      <w:r>
-        <w:rPr>
-          <w:i/>
-          <w:iCs/>
-        </w:rPr>
-        <w:t xml:space="preserve">Science</w:t>
-      </w:r>
-      <w:r>
-        <w:t xml:space="preserve">, 366, 120–124. https://doi.org/10.1126/science.aaw1313</w:t>
-      </w:r>
-    </w:p>
-    <w:p>
-      <w:pPr>
-        <w:pStyle w:val="BodyText"/>
-      </w:pPr>
-      <w:r>
-        <w:t xml:space="preserve">Rota, C. T., Fletcher, R. J. Jr., Dorazio, R. M., &amp; Betts, M. G. (2009). Occupancy estimation and the closure assumption.</w:t>
-      </w:r>
-      <w:r>
-        <w:t xml:space="preserve"> </w:t>
-      </w:r>
-      <w:r>
-        <w:rPr>
-          <w:i/>
-          <w:iCs/>
-        </w:rPr>
-        <w:t xml:space="preserve">Journal of Applied Ecology</w:t>
-      </w:r>
-      <w:r>
-        <w:t xml:space="preserve">, 46, 1173–1181. https://doi.org/10.1111/j.1365-2664.2009.01734.x</w:t>
-      </w:r>
-    </w:p>
-    <w:p>
-      <w:pPr>
-        <w:pStyle w:val="BodyText"/>
-      </w:pPr>
-      <w:r>
-        <w:t xml:space="preserve">Santangeli, A., Rajasärkkä, A., &amp; Lehikoinen, A. (2016). Effects of high latitude protected areas on bird communities under rapid climate change.</w:t>
-      </w:r>
-      <w:r>
-        <w:t xml:space="preserve"> </w:t>
-      </w:r>
-      <w:r>
-        <w:rPr>
-          <w:i/>
-          <w:iCs/>
-        </w:rPr>
-        <w:t xml:space="preserve">Global Change Biology</w:t>
-      </w:r>
-      <w:r>
-        <w:t xml:space="preserve">, 23, 2241–2249. https://doi.org/10.1111/gcb.13518</w:t>
-      </w:r>
-    </w:p>
-    <w:p>
-      <w:pPr>
-        <w:pStyle w:val="BodyText"/>
-      </w:pPr>
-      <w:r>
-        <w:t xml:space="preserve">Şekercioğlu, Ç. H. (2006). Increasing awareness of avian ecological function.</w:t>
-      </w:r>
-      <w:r>
-        <w:t xml:space="preserve"> </w:t>
-      </w:r>
-      <w:r>
-        <w:rPr>
-          <w:i/>
-          <w:iCs/>
-        </w:rPr>
-        <w:t xml:space="preserve">Trends in Ecology &amp; Evolution</w:t>
-      </w:r>
-      <w:r>
-        <w:t xml:space="preserve">, 21, 464–471. https://doi.org/10.1016/j.tree.2006.05.007</w:t>
-      </w:r>
-    </w:p>
-    <w:p>
-      <w:pPr>
-        <w:pStyle w:val="BodyText"/>
-      </w:pPr>
-      <w:r>
-        <w:t xml:space="preserve">Si, X., Baselga, A., &amp; Ding, P. (2015). Revealing beta-diversity patterns of breeding bird and lizard communities on inundated land-bridge islands by separating the turnover and nestedness components.</w:t>
-      </w:r>
-      <w:r>
-        <w:t xml:space="preserve"> </w:t>
-      </w:r>
-      <w:r>
-        <w:rPr>
-          <w:i/>
-          <w:iCs/>
-        </w:rPr>
-        <w:t xml:space="preserve">PLOS ONE</w:t>
-      </w:r>
-      <w:r>
-        <w:t xml:space="preserve">, 10, e0127692. https://doi.org/10.1371/journal.pone.0127692</w:t>
-      </w:r>
-    </w:p>
-    <w:p>
-      <w:pPr>
-        <w:pStyle w:val="BodyText"/>
-      </w:pPr>
-      <w:r>
-        <w:t xml:space="preserve">Socolar, J. B., Gilroy, J. J., Kunin, W. E., &amp; Edwards, D. P. (2016). How should beta-diversity inform biodiversity conservation?</w:t>
-      </w:r>
-      <w:r>
-        <w:t xml:space="preserve"> </w:t>
-      </w:r>
-      <w:r>
-        <w:rPr>
-          <w:i/>
-          <w:iCs/>
-        </w:rPr>
-        <w:t xml:space="preserve">Trends in Ecology &amp; Evolution</w:t>
-      </w:r>
-      <w:r>
-        <w:t xml:space="preserve">, 31, 67–80. https://doi.org/10.1016/j.tree.2015.11.005</w:t>
-      </w:r>
-    </w:p>
-    <w:p>
-      <w:pPr>
-        <w:pStyle w:val="BodyText"/>
-      </w:pPr>
-      <w:r>
-        <w:t xml:space="preserve">Stephens, P. A., Mason, L. R., Green, R. E., Gregory, R. D., Sauer, J. R., Alison, J., et al. (2016). Consistent response of bird populations to climate change on two continents.</w:t>
-      </w:r>
-      <w:r>
-        <w:t xml:space="preserve"> </w:t>
-      </w:r>
-      <w:r>
-        <w:rPr>
-          <w:i/>
-          <w:iCs/>
-        </w:rPr>
-        <w:t xml:space="preserve">Science</w:t>
-      </w:r>
-      <w:r>
-        <w:t xml:space="preserve">, 352, 84–87. https://doi.org/10.1126/science.aac4858</w:t>
-      </w:r>
-    </w:p>
-    <w:p>
-      <w:pPr>
-        <w:pStyle w:val="BodyText"/>
-      </w:pPr>
-      <w:r>
-        <w:t xml:space="preserve">Sullivan, B. L., Wood, C. L., Iliff, M. J., Bonney, R. E., Fink, D., &amp; Kelling, S. (2009). eBird: a citizen-based bird observation network in the biological sciences.</w:t>
-      </w:r>
-      <w:r>
-        <w:t xml:space="preserve"> </w:t>
-      </w:r>
-      <w:r>
-        <w:rPr>
-          <w:i/>
-          <w:iCs/>
-        </w:rPr>
-        <w:t xml:space="preserve">Biological Conservation</w:t>
-      </w:r>
-      <w:r>
-        <w:t xml:space="preserve">, 142, 2282–2292. https://doi.org/10.1016/j.biocon.2009.05.006</w:t>
-      </w:r>
-    </w:p>
-    <w:p>
-      <w:pPr>
-        <w:pStyle w:val="BodyText"/>
-      </w:pPr>
-      <w:r>
-        <w:t xml:space="preserve">Tingley, M. W., &amp; Beissinger, S. R. (2009). Detecting range shifts from historical species occurrences: new perspectives on old data.</w:t>
-      </w:r>
-      <w:r>
-        <w:t xml:space="preserve"> </w:t>
-      </w:r>
-      <w:r>
-        <w:rPr>
-          <w:i/>
-          <w:iCs/>
-        </w:rPr>
-        <w:t xml:space="preserve">Trends in Ecology &amp; Evolution</w:t>
-      </w:r>
-      <w:r>
-        <w:t xml:space="preserve">, 24, 625–633. https://doi.org/10.1016/j.tree.2009.05.009</w:t>
-      </w:r>
-    </w:p>
-    <w:p>
-      <w:pPr>
-        <w:pStyle w:val="BodyText"/>
-      </w:pPr>
-      <w:r>
-        <w:t xml:space="preserve">Tobias, J. A., Sheard, C., Pigot, A. L., Devenish, A. J. M., Yang, J., Sayol, F., et al. (2022). AVONET: morphological, ecological and geographical data for all birds.</w:t>
-      </w:r>
-      <w:r>
-        <w:t xml:space="preserve"> </w:t>
-      </w:r>
-      <w:r>
-        <w:rPr>
-          <w:i/>
-          <w:iCs/>
-        </w:rPr>
-        <w:t xml:space="preserve">Ecology Letters</w:t>
-      </w:r>
-      <w:r>
-        <w:t xml:space="preserve">, 25, 581–597. https://doi.org/10.1111/ele.13898</w:t>
-      </w:r>
-    </w:p>
-    <w:p>
-      <w:pPr>
-        <w:pStyle w:val="BodyText"/>
-      </w:pPr>
-      <w:r>
-        <w:t xml:space="preserve">van Klink, R., Bowler, D. E., Gongalsky, K. B., Swengel, A. B., Gentile, A., &amp; Chase, J. M. (2020). Meta-analysis reveals declines in terrestrial but increases in freshwater insect abundances.</w:t>
-      </w:r>
-      <w:r>
-        <w:t xml:space="preserve"> </w:t>
-      </w:r>
-      <w:r>
-        <w:rPr>
-          <w:i/>
-          <w:iCs/>
-        </w:rPr>
-        <w:t xml:space="preserve">Science</w:t>
-      </w:r>
-      <w:r>
-        <w:t xml:space="preserve">, 368, 417–420. https://doi.org/10.1126/science.aax9931</w:t>
-      </w:r>
-    </w:p>
-    <w:p>
-      <w:pPr>
-        <w:pStyle w:val="BodyText"/>
-      </w:pPr>
-      <w:r>
-        <w:t xml:space="preserve">van Strien, A. J., van Swaay, C. A. M., &amp; Termaat, T. (2013). Opportunistic citizen science data of animal species produce reliable estimates of distribution trends if analysed with occupancy models.</w:t>
-      </w:r>
-      <w:r>
-        <w:t xml:space="preserve"> </w:t>
-      </w:r>
-      <w:r>
-        <w:rPr>
-          <w:i/>
-          <w:iCs/>
-        </w:rPr>
-        <w:t xml:space="preserve">Journal of Applied Ecology</w:t>
-      </w:r>
-      <w:r>
-        <w:t xml:space="preserve">, 50, 1450–1458. https://doi.org/10.1111/1365-2664.12158</w:t>
-      </w:r>
-    </w:p>
-    <w:p>
-      <w:pPr>
-        <w:pStyle w:val="BodyText"/>
-      </w:pPr>
-      <w:r>
-        <w:t xml:space="preserve">Vellend, M., Baeten, L., Myers-Smith, I. H., Elmendorf, S. C., Beauséjour, R., Brown, C. D., et al. (2013). Global meta-analysis reveals no net change in local-scale plant biodiversity over time.</w:t>
-      </w:r>
-      <w:r>
-        <w:t xml:space="preserve"> </w:t>
-      </w:r>
-      <w:r>
-        <w:rPr>
-          <w:i/>
-          <w:iCs/>
-        </w:rPr>
-        <w:t xml:space="preserve">Proceedings of the National Academy of Sciences USA</w:t>
-      </w:r>
-      <w:r>
-        <w:t xml:space="preserve">, 110, 19456–19459. https://doi.org/10.1073/pnas.1312779110</w:t>
-      </w:r>
-    </w:p>
-    <w:p>
-      <w:pPr>
-        <w:pStyle w:val="BodyText"/>
-      </w:pPr>
-      <w:r>
-        <w:t xml:space="preserve">Villéger, S., Mason, N. W. H., &amp; Mouillot, D. (2008). New multidimensional functional diversity indices for a multifaceted framework in functional ecology.</w:t>
-      </w:r>
-      <w:r>
-        <w:t xml:space="preserve"> </w:t>
-      </w:r>
-      <w:r>
-        <w:rPr>
-          <w:i/>
-          <w:iCs/>
-        </w:rPr>
-        <w:t xml:space="preserve">Ecology</w:t>
-      </w:r>
-      <w:r>
-        <w:t xml:space="preserve">, 89, 2290–2301. https://doi.org/10.1890/07-1206.1</w:t>
-      </w:r>
-    </w:p>
-    <w:p>
-      <w:pPr>
-        <w:pStyle w:val="BodyText"/>
-      </w:pPr>
-      <w:r>
-        <w:t xml:space="preserve">Violle, C., Navas, M.-L., Vile, D., Kazakou, E., Fortunel, C., Hummel, I., &amp; Garnier, E. (2007). Let the concept of trait be functional!</w:t>
-      </w:r>
-      <w:r>
-        <w:t xml:space="preserve"> </w:t>
-      </w:r>
-      <w:r>
-        <w:rPr>
-          <w:i/>
-          <w:iCs/>
-        </w:rPr>
-        <w:t xml:space="preserve">Oikos</w:t>
-      </w:r>
-      <w:r>
-        <w:t xml:space="preserve">, 116, 882–892. https://doi.org/10.1111/j.0030-1299.2007.15559.x</w:t>
-      </w:r>
-    </w:p>
-    <w:p>
-      <w:pPr>
-        <w:pStyle w:val="BodyText"/>
-      </w:pPr>
-      <w:r>
-        <w:t xml:space="preserve">Wilman, H., Belmaker, J., Simpson, J., de la Rosa, C., Rivadeneira, M. M., &amp; Jetz, W. (2014). EltonTraits 1.0: species-level foraging attributes of the world’s birds and mammals.</w:t>
-      </w:r>
-      <w:r>
-        <w:t xml:space="preserve"> </w:t>
-      </w:r>
-      <w:r>
-        <w:rPr>
-          <w:i/>
-          <w:iCs/>
-        </w:rPr>
-        <w:t xml:space="preserve">Ecology</w:t>
-      </w:r>
-      <w:r>
-        <w:t xml:space="preserve">, 95, 2027. https://doi.org/10.1890/13-1917.1</w:t>
-      </w:r>
-    </w:p>
-    <w:p>
-      <w:pPr>
-        <w:pStyle w:val="BodyText"/>
-      </w:pPr>
-      <w:r>
-        <w:t xml:space="preserve">Yang, J., &amp; Huang, X. (2021). The 30 m annual land cover dataset and its dynamics in China from 1990 to 2019.</w:t>
-      </w:r>
-      <w:r>
-        <w:t xml:space="preserve"> </w:t>
-      </w:r>
-      <w:r>
-        <w:rPr>
-          <w:i/>
-          <w:iCs/>
-        </w:rPr>
-        <w:t xml:space="preserve">Earth System Science Data</w:t>
-      </w:r>
-      <w:r>
-        <w:t xml:space="preserve">, 13, 3907–3925. https://doi.org/10.5194/essd-13-3907-2021</w:t>
+        <w:rPr>
+          <w:b/>
+          <w:bCs/>
+        </w:rPr>
+        <w:t xml:space="preserve">Figure 1 | Inferential architecture.</w:t>
+      </w:r>
+      <w:r>
+        <w:t xml:space="preserve"> </w:t>
+      </w:r>
+      <w:r>
+        <w:t xml:space="preserve">Record integration and source-aware deduplication; spatial multispecies dynamic occupancy estimation; propagation of the full occupancy posterior into taxonomic, functional, phylogenetic and beta-diversity space; trait and driver attribution; naive-versus-corrected comparison and effort-confound controls.</w:t>
+      </w:r>
+    </w:p>
+    <w:p>
+      <w:pPr>
+        <w:pStyle w:val="BodyText"/>
+      </w:pPr>
+      <w:r>
+        <w:rPr>
+          <w:b/>
+          <w:bCs/>
+        </w:rPr>
+        <w:t xml:space="preserve">Figure 2 | Multidimensional diversity across space and time.</w:t>
+      </w:r>
+      <w:r>
+        <w:t xml:space="preserve"> </w:t>
+      </w:r>
+      <w:r>
+        <w:t xml:space="preserve">Five-period maps of corrected richness, Shannon diversity, functional trait volume, Rao’s quadratic entropy and probability-weighted phylogenetic diversity (200-species spatial model), with national-mean summaries and credible intervals.</w:t>
+      </w:r>
+    </w:p>
+    <w:p>
+      <w:pPr>
+        <w:pStyle w:val="BodyText"/>
+      </w:pPr>
+      <w:r>
+        <w:rPr>
+          <w:b/>
+          <w:bCs/>
+        </w:rPr>
+        <w:t xml:space="preserve">Figure 3 | Geography of change.</w:t>
+      </w:r>
+      <w:r>
+        <w:t xml:space="preserve"> </w:t>
+      </w:r>
+      <w:r>
+        <w:t xml:space="preserve">Corrected-richness, functional-trait-volume and phylogenetic trend z-scores with uncertainty masking, showing that taxonomic gain and functional stasis are spatially decoupled.</w:t>
+      </w:r>
+    </w:p>
+    <w:p>
+      <w:pPr>
+        <w:pStyle w:val="BodyText"/>
+      </w:pPr>
+      <w:r>
+        <w:rPr>
+          <w:b/>
+          <w:bCs/>
+        </w:rPr>
+        <w:t xml:space="preserve">Figure 4 | The decoupling.</w:t>
+      </w:r>
+      <w:r>
+        <w:t xml:space="preserve"> </w:t>
+      </w:r>
+      <w:r>
+        <w:t xml:space="preserve">(a) Endpoint change (2020–2024 relative to 2000–2004) for all diversity axes in both species pools, standardized by baseline spatial s.d. (b) National trajectories by period. Taxonomic and phylogenetic axes rise; functional axes do not.</w:t>
+      </w:r>
+    </w:p>
+    <w:p>
+      <w:pPr>
+        <w:pStyle w:val="BodyText"/>
+      </w:pPr>
+      <w:r>
+        <w:rPr>
+          <w:b/>
+          <w:bCs/>
+        </w:rPr>
+        <w:t xml:space="preserve">Figure 5 | Compositional reorganization and the identity of change.</w:t>
+      </w:r>
+      <w:r>
+        <w:t xml:space="preserve"> </w:t>
+      </w:r>
+      <w:r>
+        <w:t xml:space="preserve">Turnover and nestedness proportions across adjacent periods for both models, with the late nestedness shift highlighted, alongside the posterior species-trend distribution and the habitat-breadth-versus-trend relationship.</w:t>
+      </w:r>
+    </w:p>
+    <w:p>
+      <w:pPr>
+        <w:pStyle w:val="BodyText"/>
+      </w:pPr>
+      <w:r>
+        <w:rPr>
+          <w:b/>
+          <w:bCs/>
+        </w:rPr>
+        <w:t xml:space="preserve">Figure 6 | The cost of ignoring detection.</w:t>
+      </w:r>
+      <w:r>
+        <w:t xml:space="preserve"> </w:t>
+      </w:r>
+      <w:r>
+        <w:t xml:space="preserve">Naive versus detection-corrected grid-level trends, direction reversals, and driver attribution by variation partitioning and random-forest importance.</w:t>
       </w:r>
     </w:p>
     <w:p>
@@ -3940,8 +2658,1895 @@
         </w:pict>
       </w:r>
     </w:p>
-    <w:bookmarkEnd w:id="51"/>
-    <w:bookmarkStart w:id="52" w:name="supporting-information"/>
+    <w:bookmarkEnd w:id="52"/>
+    <w:bookmarkStart w:id="53" w:name="references"/>
+    <w:p>
+      <w:pPr>
+        <w:pStyle w:val="Heading2"/>
+      </w:pPr>
+      <w:r>
+        <w:t xml:space="preserve">REFERENCES</w:t>
+      </w:r>
+    </w:p>
+    <w:p>
+      <w:pPr>
+        <w:pStyle w:val="BlockText"/>
+      </w:pPr>
+      <w:r>
+        <w:t xml:space="preserve">All 76 references DOI-verified against Crossref (2026-06-02; additions 2026-07-28). Author–year style shown for editing convenience; convertible to any journal style via Zotero/EndNote.</w:t>
+      </w:r>
+    </w:p>
+    <w:p>
+      <w:pPr>
+        <w:pStyle w:val="FirstParagraph"/>
+      </w:pPr>
+      <w:r>
+        <w:t xml:space="preserve">Altwegg, R., &amp; Nichols, J. D. (2019). Occupancy models for citizen-science data.</w:t>
+      </w:r>
+      <w:r>
+        <w:t xml:space="preserve"> </w:t>
+      </w:r>
+      <w:r>
+        <w:rPr>
+          <w:i/>
+          <w:iCs/>
+        </w:rPr>
+        <w:t xml:space="preserve">Methods in Ecology and Evolution</w:t>
+      </w:r>
+      <w:r>
+        <w:t xml:space="preserve">, 10, 8–21. https://doi.org/10.1111/2041-210X.13090</w:t>
+      </w:r>
+    </w:p>
+    <w:p>
+      <w:pPr>
+        <w:pStyle w:val="BodyText"/>
+      </w:pPr>
+      <w:r>
+        <w:t xml:space="preserve">Andam, K. S., Ferraro, P. J., Pfaff, A., Sanchez-Azofeifa, G. A., &amp; Robalino, J. A. (2008). Measuring the effectiveness of protected area networks in reducing deforestation.</w:t>
+      </w:r>
+      <w:r>
+        <w:t xml:space="preserve"> </w:t>
+      </w:r>
+      <w:r>
+        <w:rPr>
+          <w:i/>
+          <w:iCs/>
+        </w:rPr>
+        <w:t xml:space="preserve">Proceedings of the National Academy of Sciences USA</w:t>
+      </w:r>
+      <w:r>
+        <w:t xml:space="preserve">, 105, 16089–16094. https://doi.org/10.1073/pnas.0800437105</w:t>
+      </w:r>
+    </w:p>
+    <w:p>
+      <w:pPr>
+        <w:pStyle w:val="BodyText"/>
+      </w:pPr>
+      <w:r>
+        <w:t xml:space="preserve">Antão, L. H., Bates, A. E., Blowes, S. A., Waldock, C., Supp, S. R., Magurran, A. E., et al. (2020). Temperature-related biodiversity change across temperate marine and terrestrial systems.</w:t>
+      </w:r>
+      <w:r>
+        <w:t xml:space="preserve"> </w:t>
+      </w:r>
+      <w:r>
+        <w:rPr>
+          <w:i/>
+          <w:iCs/>
+        </w:rPr>
+        <w:t xml:space="preserve">Nature Ecology &amp; Evolution</w:t>
+      </w:r>
+      <w:r>
+        <w:t xml:space="preserve">, 4, 927–933. https://doi.org/10.1038/s41559-020-1185-7</w:t>
+      </w:r>
+    </w:p>
+    <w:p>
+      <w:pPr>
+        <w:pStyle w:val="BodyText"/>
+      </w:pPr>
+      <w:r>
+        <w:t xml:space="preserve">Baiser, B., Olden, J. D., Record, S., Lockwood, J. L., &amp; McKinney, M. L. (2012). Pattern and process of biotic homogenization in the New Pangaea.</w:t>
+      </w:r>
+      <w:r>
+        <w:t xml:space="preserve"> </w:t>
+      </w:r>
+      <w:r>
+        <w:rPr>
+          <w:i/>
+          <w:iCs/>
+        </w:rPr>
+        <w:t xml:space="preserve">Proceedings of the Royal Society B</w:t>
+      </w:r>
+      <w:r>
+        <w:t xml:space="preserve">, 279, 4772–4777. https://doi.org/10.1098/rspb.2012.1651</w:t>
+      </w:r>
+    </w:p>
+    <w:p>
+      <w:pPr>
+        <w:pStyle w:val="BodyText"/>
+      </w:pPr>
+      <w:r>
+        <w:t xml:space="preserve">Baselga, A. (2010). Partitioning the turnover and nestedness components of beta diversity.</w:t>
+      </w:r>
+      <w:r>
+        <w:t xml:space="preserve"> </w:t>
+      </w:r>
+      <w:r>
+        <w:rPr>
+          <w:i/>
+          <w:iCs/>
+        </w:rPr>
+        <w:t xml:space="preserve">Global Ecology and Biogeography</w:t>
+      </w:r>
+      <w:r>
+        <w:t xml:space="preserve">, 19, 134–143. https://doi.org/10.1111/j.1466-8238.2009.00490.x</w:t>
+      </w:r>
+    </w:p>
+    <w:p>
+      <w:pPr>
+        <w:pStyle w:val="BodyText"/>
+      </w:pPr>
+      <w:r>
+        <w:t xml:space="preserve">Baselga, A. (2012). The relationship between species replacement, dissimilarity derived from nestedness, and nestedness.</w:t>
+      </w:r>
+      <w:r>
+        <w:t xml:space="preserve"> </w:t>
+      </w:r>
+      <w:r>
+        <w:rPr>
+          <w:i/>
+          <w:iCs/>
+        </w:rPr>
+        <w:t xml:space="preserve">Global Ecology and Biogeography</w:t>
+      </w:r>
+      <w:r>
+        <w:t xml:space="preserve">, 21, 1223–1232. https://doi.org/10.1111/j.1466-8238.2011.00756.x</w:t>
+      </w:r>
+    </w:p>
+    <w:p>
+      <w:pPr>
+        <w:pStyle w:val="BodyText"/>
+      </w:pPr>
+      <w:r>
+        <w:t xml:space="preserve">Bird, T. J., Bates, A. E., Lefcheck, J. S., Hill, N. A., Thomson, R. J., Edgar, G. J., et al. (2014). Statistical solutions for error and bias in global citizen science datasets.</w:t>
+      </w:r>
+      <w:r>
+        <w:t xml:space="preserve"> </w:t>
+      </w:r>
+      <w:r>
+        <w:rPr>
+          <w:i/>
+          <w:iCs/>
+        </w:rPr>
+        <w:t xml:space="preserve">Biological Conservation</w:t>
+      </w:r>
+      <w:r>
+        <w:t xml:space="preserve">, 173, 144–154. https://doi.org/10.1016/j.biocon.2013.07.037</w:t>
+      </w:r>
+    </w:p>
+    <w:p>
+      <w:pPr>
+        <w:pStyle w:val="BodyText"/>
+      </w:pPr>
+      <w:r>
+        <w:t xml:space="preserve">Blowes, S. A., Supp, S. R., Antão, L. H., Bates, A., Bruelheide, H., Chase, J. M., et al. (2019). The geography of biodiversity change in marine and terrestrial assemblages.</w:t>
+      </w:r>
+      <w:r>
+        <w:t xml:space="preserve"> </w:t>
+      </w:r>
+      <w:r>
+        <w:rPr>
+          <w:i/>
+          <w:iCs/>
+        </w:rPr>
+        <w:t xml:space="preserve">Science</w:t>
+      </w:r>
+      <w:r>
+        <w:t xml:space="preserve">, 366, 339–345. https://doi.org/10.1126/science.aaw1620</w:t>
+      </w:r>
+    </w:p>
+    <w:p>
+      <w:pPr>
+        <w:pStyle w:val="BodyText"/>
+      </w:pPr>
+      <w:r>
+        <w:t xml:space="preserve">Boakes, E. H., McGowan, P. J. K., Fuller, R. A., Chang-qing, D., Clark, N. E., O’Connor, K., &amp; Mace, G. M. (2010). Distorted views of biodiversity: spatial and temporal bias in species occurrence data.</w:t>
+      </w:r>
+      <w:r>
+        <w:t xml:space="preserve"> </w:t>
+      </w:r>
+      <w:r>
+        <w:rPr>
+          <w:i/>
+          <w:iCs/>
+        </w:rPr>
+        <w:t xml:space="preserve">PLoS Biology</w:t>
+      </w:r>
+      <w:r>
+        <w:t xml:space="preserve">, 8, e1000385. https://doi.org/10.1371/journal.pbio.1000385</w:t>
+      </w:r>
+    </w:p>
+    <w:p>
+      <w:pPr>
+        <w:pStyle w:val="BodyText"/>
+      </w:pPr>
+      <w:r>
+        <w:t xml:space="preserve">Borcard, D., Legendre, P., &amp; Drapeau, P. (1992). Partialling out the spatial component of ecological variation.</w:t>
+      </w:r>
+      <w:r>
+        <w:t xml:space="preserve"> </w:t>
+      </w:r>
+      <w:r>
+        <w:rPr>
+          <w:i/>
+          <w:iCs/>
+        </w:rPr>
+        <w:t xml:space="preserve">Ecology</w:t>
+      </w:r>
+      <w:r>
+        <w:t xml:space="preserve">, 73, 1045–1055. https://doi.org/10.2307/1940179</w:t>
+      </w:r>
+    </w:p>
+    <w:p>
+      <w:pPr>
+        <w:pStyle w:val="BodyText"/>
+      </w:pPr>
+      <w:r>
+        <w:t xml:space="preserve">Bowler, D. E., Hof, C., Haase, P., Kröncke, I., Schweiger, O., Adrian, R., et al. (2017). Cross-realm assessment of climate change impacts on species’ abundance trends.</w:t>
+      </w:r>
+      <w:r>
+        <w:t xml:space="preserve"> </w:t>
+      </w:r>
+      <w:r>
+        <w:rPr>
+          <w:i/>
+          <w:iCs/>
+        </w:rPr>
+        <w:t xml:space="preserve">Nature Ecology &amp; Evolution</w:t>
+      </w:r>
+      <w:r>
+        <w:t xml:space="preserve">, 1, 0067. https://doi.org/10.1038/s41559-016-0067</w:t>
+      </w:r>
+    </w:p>
+    <w:p>
+      <w:pPr>
+        <w:pStyle w:val="BodyText"/>
+      </w:pPr>
+      <w:r>
+        <w:t xml:space="preserve">Breiman, L. (2001). Random forests.</w:t>
+      </w:r>
+      <w:r>
+        <w:t xml:space="preserve"> </w:t>
+      </w:r>
+      <w:r>
+        <w:rPr>
+          <w:i/>
+          <w:iCs/>
+        </w:rPr>
+        <w:t xml:space="preserve">Machine Learning</w:t>
+      </w:r>
+      <w:r>
+        <w:t xml:space="preserve">, 45, 5–32. https://doi.org/10.1023/A:1010933404324</w:t>
+      </w:r>
+    </w:p>
+    <w:p>
+      <w:pPr>
+        <w:pStyle w:val="BodyText"/>
+      </w:pPr>
+      <w:r>
+        <w:t xml:space="preserve">Brum, F. T., Graham, C. H., Costa, G. C., Hedges, S. B., Penone, C., Radeloff, V. C., et al. (2017). Global priorities for conservation across multiple dimensions of mammalian diversity.</w:t>
+      </w:r>
+      <w:r>
+        <w:t xml:space="preserve"> </w:t>
+      </w:r>
+      <w:r>
+        <w:rPr>
+          <w:i/>
+          <w:iCs/>
+        </w:rPr>
+        <w:t xml:space="preserve">Proceedings of the National Academy of Sciences USA</w:t>
+      </w:r>
+      <w:r>
+        <w:t xml:space="preserve">, 114, 7641–7646. https://doi.org/10.1073/pnas.1706461114</w:t>
+      </w:r>
+    </w:p>
+    <w:p>
+      <w:pPr>
+        <w:pStyle w:val="BodyText"/>
+      </w:pPr>
+      <w:r>
+        <w:t xml:space="preserve">Bryan, B. A., Gao, L., Ye, Y., Sun, X., Connor, J. D., Crossman, N. D., et al. (2018). China’s response to a national land-system sustainability emergency.</w:t>
+      </w:r>
+      <w:r>
+        <w:t xml:space="preserve"> </w:t>
+      </w:r>
+      <w:r>
+        <w:rPr>
+          <w:i/>
+          <w:iCs/>
+        </w:rPr>
+        <w:t xml:space="preserve">Nature</w:t>
+      </w:r>
+      <w:r>
+        <w:t xml:space="preserve">, 559, 193–204. https://doi.org/10.1038/s41586-018-0280-2</w:t>
+      </w:r>
+    </w:p>
+    <w:p>
+      <w:pPr>
+        <w:pStyle w:val="BodyText"/>
+      </w:pPr>
+      <w:r>
+        <w:t xml:space="preserve">Butchart, S. H. M., Clarke, M., Smith, R. J., Sykes, R. E., Scharlemann, J. P. W., Harfoot, M., et al. (2015). Shortfalls and solutions for meeting national and global conservation area targets.</w:t>
+      </w:r>
+      <w:r>
+        <w:t xml:space="preserve"> </w:t>
+      </w:r>
+      <w:r>
+        <w:rPr>
+          <w:i/>
+          <w:iCs/>
+        </w:rPr>
+        <w:t xml:space="preserve">Conservation Letters</w:t>
+      </w:r>
+      <w:r>
+        <w:t xml:space="preserve">, 8, 329–337. https://doi.org/10.1111/conl.12158</w:t>
+      </w:r>
+    </w:p>
+    <w:p>
+      <w:pPr>
+        <w:pStyle w:val="BodyText"/>
+      </w:pPr>
+      <w:r>
+        <w:t xml:space="preserve">Cadotte, M. W., Carscadden, K., &amp; Mirotchnick, N. (2011). Beyond species: functional diversity and the maintenance of ecological processes and services.</w:t>
+      </w:r>
+      <w:r>
+        <w:t xml:space="preserve"> </w:t>
+      </w:r>
+      <w:r>
+        <w:rPr>
+          <w:i/>
+          <w:iCs/>
+        </w:rPr>
+        <w:t xml:space="preserve">Journal of Applied Ecology</w:t>
+      </w:r>
+      <w:r>
+        <w:t xml:space="preserve">, 48, 1079–1087. https://doi.org/10.1111/j.1365-2664.2011.02048.x</w:t>
+      </w:r>
+    </w:p>
+    <w:p>
+      <w:pPr>
+        <w:pStyle w:val="BodyText"/>
+      </w:pPr>
+      <w:r>
+        <w:t xml:space="preserve">Callaghan, C. T., Poore, A. G. B., Mesaglio, T., Moles, A. T., Nakagawa, S., Roberts, R. E., et al. (2020). Three frontiers for the future of biodiversity research using citizen science data.</w:t>
+      </w:r>
+      <w:r>
+        <w:t xml:space="preserve"> </w:t>
+      </w:r>
+      <w:r>
+        <w:rPr>
+          <w:i/>
+          <w:iCs/>
+        </w:rPr>
+        <w:t xml:space="preserve">BioScience</w:t>
+      </w:r>
+      <w:r>
+        <w:t xml:space="preserve">, 71, 55–63. https://doi.org/10.1093/biosci/biaa131</w:t>
+      </w:r>
+    </w:p>
+    <w:p>
+      <w:pPr>
+        <w:pStyle w:val="BodyText"/>
+      </w:pPr>
+      <w:r>
+        <w:t xml:space="preserve">Cardinale, B. J., Duffy, J. E., Gonzalez, A., Hooper, D. U., Perrings, C., Venail, P., et al. (2012). Biodiversity loss and its impact on humanity.</w:t>
+      </w:r>
+      <w:r>
+        <w:t xml:space="preserve"> </w:t>
+      </w:r>
+      <w:r>
+        <w:rPr>
+          <w:i/>
+          <w:iCs/>
+        </w:rPr>
+        <w:t xml:space="preserve">Nature</w:t>
+      </w:r>
+      <w:r>
+        <w:t xml:space="preserve">, 486, 59–67. https://doi.org/10.1038/nature11148</w:t>
+      </w:r>
+    </w:p>
+    <w:p>
+      <w:pPr>
+        <w:pStyle w:val="BodyText"/>
+      </w:pPr>
+      <w:r>
+        <w:t xml:space="preserve">Ceballos, G., Ehrlich, P. R., Barnosky, A. D., García, A., Pringle, R. M., &amp; Palmer, T. M. (2015). Accelerated modern human-induced species losses: entering the sixth mass extinction.</w:t>
+      </w:r>
+      <w:r>
+        <w:t xml:space="preserve"> </w:t>
+      </w:r>
+      <w:r>
+        <w:rPr>
+          <w:i/>
+          <w:iCs/>
+        </w:rPr>
+        <w:t xml:space="preserve">Science Advances</w:t>
+      </w:r>
+      <w:r>
+        <w:t xml:space="preserve">, 1, e1400253. https://doi.org/10.1126/sciadv.1400253</w:t>
+      </w:r>
+    </w:p>
+    <w:p>
+      <w:pPr>
+        <w:pStyle w:val="BodyText"/>
+      </w:pPr>
+      <w:r>
+        <w:t xml:space="preserve">Chase, J. M., McGill, B. J., Thompson, P. L., Antão, L. H., Bates, A. E., Blowes, S. A., et al. (2019). Species richness change across spatial scales.</w:t>
+      </w:r>
+      <w:r>
+        <w:t xml:space="preserve"> </w:t>
+      </w:r>
+      <w:r>
+        <w:rPr>
+          <w:i/>
+          <w:iCs/>
+        </w:rPr>
+        <w:t xml:space="preserve">Oikos</w:t>
+      </w:r>
+      <w:r>
+        <w:t xml:space="preserve">, 128, 1079–1091. https://doi.org/10.1111/oik.05968</w:t>
+      </w:r>
+    </w:p>
+    <w:p>
+      <w:pPr>
+        <w:pStyle w:val="BodyText"/>
+      </w:pPr>
+      <w:r>
+        <w:t xml:space="preserve">Clavel, J., Julliard, R., &amp; Devictor, V. (2010). Worldwide decline of specialist species: toward a global functional homogenization?</w:t>
+      </w:r>
+      <w:r>
+        <w:t xml:space="preserve"> </w:t>
+      </w:r>
+      <w:r>
+        <w:rPr>
+          <w:i/>
+          <w:iCs/>
+        </w:rPr>
+        <w:t xml:space="preserve">Frontiers in Ecology and the Environment</w:t>
+      </w:r>
+      <w:r>
+        <w:t xml:space="preserve">, 9, 222–228. https://doi.org/10.1890/080216</w:t>
+      </w:r>
+    </w:p>
+    <w:p>
+      <w:pPr>
+        <w:pStyle w:val="BodyText"/>
+      </w:pPr>
+      <w:r>
+        <w:t xml:space="preserve">Daskalova, G. N., Myers-Smith, I. H., Bjorkman, A. D., Blowes, S. A., Supp, S. R., Magurran, A. E., &amp; Dornelas, M. (2020). Landscape-scale forest loss as a catalyst of population and biodiversity change.</w:t>
+      </w:r>
+      <w:r>
+        <w:t xml:space="preserve"> </w:t>
+      </w:r>
+      <w:r>
+        <w:rPr>
+          <w:i/>
+          <w:iCs/>
+        </w:rPr>
+        <w:t xml:space="preserve">Science</w:t>
+      </w:r>
+      <w:r>
+        <w:t xml:space="preserve">, 368, 1341–1347. https://doi.org/10.1126/science.aba1289</w:t>
+      </w:r>
+    </w:p>
+    <w:p>
+      <w:pPr>
+        <w:pStyle w:val="BodyText"/>
+      </w:pPr>
+      <w:r>
+        <w:t xml:space="preserve">Devarajan, K., Morelli, T. L., &amp; Tingley, M. W. (2020). Multi-species occupancy models: review, roadmap, and recommendations.</w:t>
+      </w:r>
+      <w:r>
+        <w:t xml:space="preserve"> </w:t>
+      </w:r>
+      <w:r>
+        <w:rPr>
+          <w:i/>
+          <w:iCs/>
+        </w:rPr>
+        <w:t xml:space="preserve">Ecography</w:t>
+      </w:r>
+      <w:r>
+        <w:t xml:space="preserve">, 43, 1612–1624. https://doi.org/10.1111/ecog.04957</w:t>
+      </w:r>
+    </w:p>
+    <w:p>
+      <w:pPr>
+        <w:pStyle w:val="BodyText"/>
+      </w:pPr>
+      <w:r>
+        <w:t xml:space="preserve">Devictor, V., Julliard, R., Clavel, J., Jiguet, F., Lee, A., &amp; Couvet, D. (2007). Functional biotic homogenization of bird communities in disturbed landscapes.</w:t>
+      </w:r>
+      <w:r>
+        <w:t xml:space="preserve"> </w:t>
+      </w:r>
+      <w:r>
+        <w:rPr>
+          <w:i/>
+          <w:iCs/>
+        </w:rPr>
+        <w:t xml:space="preserve">Global Ecology and Biogeography</w:t>
+      </w:r>
+      <w:r>
+        <w:t xml:space="preserve">, 17, 252–261. https://doi.org/10.1111/j.1466-8238.2007.00364.x</w:t>
+      </w:r>
+    </w:p>
+    <w:p>
+      <w:pPr>
+        <w:pStyle w:val="BodyText"/>
+      </w:pPr>
+      <w:r>
+        <w:t xml:space="preserve">Devictor, V., van Swaay, C., Brereton, T., Brotons, L., Chamberlain, D., Heliölä, J., et al. (2012). Differences in the climatic debts of birds and butterflies at a continental scale.</w:t>
+      </w:r>
+      <w:r>
+        <w:t xml:space="preserve"> </w:t>
+      </w:r>
+      <w:r>
+        <w:rPr>
+          <w:i/>
+          <w:iCs/>
+        </w:rPr>
+        <w:t xml:space="preserve">Nature Climate Change</w:t>
+      </w:r>
+      <w:r>
+        <w:t xml:space="preserve">, 2, 121–124. https://doi.org/10.1038/nclimate1347</w:t>
+      </w:r>
+    </w:p>
+    <w:p>
+      <w:pPr>
+        <w:pStyle w:val="BodyText"/>
+      </w:pPr>
+      <w:r>
+        <w:t xml:space="preserve">Ding, C., Liang, D., Xin, W., Li, C., Lloyd, H., Zhang, Y., et al. (2015). Bird guild loss and its determinants on subtropical land-bridge islands, China.</w:t>
+      </w:r>
+      <w:r>
+        <w:t xml:space="preserve"> </w:t>
+      </w:r>
+      <w:r>
+        <w:rPr>
+          <w:i/>
+          <w:iCs/>
+        </w:rPr>
+        <w:t xml:space="preserve">Avian Research</w:t>
+      </w:r>
+      <w:r>
+        <w:t xml:space="preserve">, 6, 10. https://doi.org/10.1186/s40657-015-0019-9</w:t>
+      </w:r>
+    </w:p>
+    <w:p>
+      <w:pPr>
+        <w:pStyle w:val="BodyText"/>
+      </w:pPr>
+      <w:r>
+        <w:t xml:space="preserve">Dorazio, R. M., &amp; Royle, J. A. (2005). Estimating size and composition of biological communities by modeling the occurrence of species.</w:t>
+      </w:r>
+      <w:r>
+        <w:t xml:space="preserve"> </w:t>
+      </w:r>
+      <w:r>
+        <w:rPr>
+          <w:i/>
+          <w:iCs/>
+        </w:rPr>
+        <w:t xml:space="preserve">Journal of the American Statistical Association</w:t>
+      </w:r>
+      <w:r>
+        <w:t xml:space="preserve">, 100, 389–398. https://doi.org/10.1198/016214505000000015</w:t>
+      </w:r>
+    </w:p>
+    <w:p>
+      <w:pPr>
+        <w:pStyle w:val="BodyText"/>
+      </w:pPr>
+      <w:r>
+        <w:t xml:space="preserve">Dornelas, M., Gotelli, N. J., McGill, B., Shimadzu, H., Moyes, F., Sievers, C., &amp; Magurran, A. E. (2014). Assemblage time series reveal biodiversity change but not systematic loss.</w:t>
+      </w:r>
+      <w:r>
+        <w:t xml:space="preserve"> </w:t>
+      </w:r>
+      <w:r>
+        <w:rPr>
+          <w:i/>
+          <w:iCs/>
+        </w:rPr>
+        <w:t xml:space="preserve">Science</w:t>
+      </w:r>
+      <w:r>
+        <w:t xml:space="preserve">, 344, 296–299. https://doi.org/10.1126/science.1248484</w:t>
+      </w:r>
+    </w:p>
+    <w:p>
+      <w:pPr>
+        <w:pStyle w:val="BodyText"/>
+      </w:pPr>
+      <w:r>
+        <w:t xml:space="preserve">Doser, J. W., Finley, A. O., Kéry, M., &amp; Zipkin, E. F. (2022). spOccupancy: An R package for single-species, multi-species, and integrated spatial occupancy models.</w:t>
+      </w:r>
+      <w:r>
+        <w:t xml:space="preserve"> </w:t>
+      </w:r>
+      <w:r>
+        <w:rPr>
+          <w:i/>
+          <w:iCs/>
+        </w:rPr>
+        <w:t xml:space="preserve">Methods in Ecology and Evolution</w:t>
+      </w:r>
+      <w:r>
+        <w:t xml:space="preserve">, 13, 1670–1678. https://doi.org/10.1111/2041-210X.13897</w:t>
+      </w:r>
+    </w:p>
+    <w:p>
+      <w:pPr>
+        <w:pStyle w:val="BodyText"/>
+      </w:pPr>
+      <w:r>
+        <w:t xml:space="preserve">Díaz, S., Settele, J., Brondízio, E. S., Ngo, H. T., Agard, J., Arneth, A., et al. (2019). Pervasive human-driven decline of life on Earth points to the need for transformative change.</w:t>
+      </w:r>
+      <w:r>
+        <w:t xml:space="preserve"> </w:t>
+      </w:r>
+      <w:r>
+        <w:rPr>
+          <w:i/>
+          <w:iCs/>
+        </w:rPr>
+        <w:t xml:space="preserve">Science</w:t>
+      </w:r>
+      <w:r>
+        <w:t xml:space="preserve">, 366, eaax3100. https://doi.org/10.1126/science.aax3100</w:t>
+      </w:r>
+    </w:p>
+    <w:p>
+      <w:pPr>
+        <w:pStyle w:val="BodyText"/>
+      </w:pPr>
+      <w:r>
+        <w:t xml:space="preserve">Faith, D. P. (1992). Conservation evaluation and phylogenetic diversity.</w:t>
+      </w:r>
+      <w:r>
+        <w:t xml:space="preserve"> </w:t>
+      </w:r>
+      <w:r>
+        <w:rPr>
+          <w:i/>
+          <w:iCs/>
+        </w:rPr>
+        <w:t xml:space="preserve">Biological Conservation</w:t>
+      </w:r>
+      <w:r>
+        <w:t xml:space="preserve">, 61, 1–10. https://doi.org/10.1016/0006-3207(92)91201-3</w:t>
+      </w:r>
+    </w:p>
+    <w:p>
+      <w:pPr>
+        <w:pStyle w:val="BodyText"/>
+      </w:pPr>
+      <w:r>
+        <w:t xml:space="preserve">Ferraro, P. J., &amp; Hanauer, M. M. (2014). Advances in measuring the environmental and social impacts of environmental programs.</w:t>
+      </w:r>
+      <w:r>
+        <w:t xml:space="preserve"> </w:t>
+      </w:r>
+      <w:r>
+        <w:rPr>
+          <w:i/>
+          <w:iCs/>
+        </w:rPr>
+        <w:t xml:space="preserve">Annual Review of Environment and Resources</w:t>
+      </w:r>
+      <w:r>
+        <w:t xml:space="preserve">, 39, 495–517. https://doi.org/10.1146/annurev-environ-101813-013230</w:t>
+      </w:r>
+    </w:p>
+    <w:p>
+      <w:pPr>
+        <w:pStyle w:val="BodyText"/>
+      </w:pPr>
+      <w:r>
+        <w:t xml:space="preserve">Flynn, D. F. B., Gogol-Prokurat, M., Nogeire, T., Molinari, N., Richers, B. T., Lin, B. B., et al. (2009). Loss of functional diversity under land use intensification across multiple taxa.</w:t>
+      </w:r>
+      <w:r>
+        <w:t xml:space="preserve"> </w:t>
+      </w:r>
+      <w:r>
+        <w:rPr>
+          <w:i/>
+          <w:iCs/>
+        </w:rPr>
+        <w:t xml:space="preserve">Ecology Letters</w:t>
+      </w:r>
+      <w:r>
+        <w:t xml:space="preserve">, 12, 22–33. https://doi.org/10.1111/j.1461-0248.2008.01255.x</w:t>
+      </w:r>
+    </w:p>
+    <w:p>
+      <w:pPr>
+        <w:pStyle w:val="BodyText"/>
+      </w:pPr>
+      <w:r>
+        <w:t xml:space="preserve">Geldmann, J., Manica, A., Burgess, N. D., Coad, L., &amp; Balmford, A. (2019). A global-level assessment of the effectiveness of protected areas at resisting anthropogenic pressures.</w:t>
+      </w:r>
+      <w:r>
+        <w:t xml:space="preserve"> </w:t>
+      </w:r>
+      <w:r>
+        <w:rPr>
+          <w:i/>
+          <w:iCs/>
+        </w:rPr>
+        <w:t xml:space="preserve">Proceedings of the National Academy of Sciences USA</w:t>
+      </w:r>
+      <w:r>
+        <w:t xml:space="preserve">, 116, 23209–23215. https://doi.org/10.1073/pnas.1908221116</w:t>
+      </w:r>
+    </w:p>
+    <w:p>
+      <w:pPr>
+        <w:pStyle w:val="BodyText"/>
+      </w:pPr>
+      <w:r>
+        <w:t xml:space="preserve">Guillera-Arroita, G. (2017). Modelling of species distributions, range dynamics and communities under imperfect detection: advances, challenges and opportunities.</w:t>
+      </w:r>
+      <w:r>
+        <w:t xml:space="preserve"> </w:t>
+      </w:r>
+      <w:r>
+        <w:rPr>
+          <w:i/>
+          <w:iCs/>
+        </w:rPr>
+        <w:t xml:space="preserve">Ecography</w:t>
+      </w:r>
+      <w:r>
+        <w:t xml:space="preserve">, 40, 281–295. https://doi.org/10.1111/ecog.02445</w:t>
+      </w:r>
+    </w:p>
+    <w:p>
+      <w:pPr>
+        <w:pStyle w:val="BodyText"/>
+      </w:pPr>
+      <w:r>
+        <w:t xml:space="preserve">Hanson, J. O., Schuster, R., Strimas-Mackey, M., Morrell, N., Edwards, B. P. M., Arcese, P., et al. (2024). Systematic conservation prioritization with the prioritizr R package.</w:t>
+      </w:r>
+      <w:r>
+        <w:t xml:space="preserve"> </w:t>
+      </w:r>
+      <w:r>
+        <w:rPr>
+          <w:i/>
+          <w:iCs/>
+        </w:rPr>
+        <w:t xml:space="preserve">Conservation Biology</w:t>
+      </w:r>
+      <w:r>
+        <w:t xml:space="preserve">, 38, e14376. https://doi.org/10.1111/cobi.14376</w:t>
+      </w:r>
+    </w:p>
+    <w:p>
+      <w:pPr>
+        <w:pStyle w:val="BodyText"/>
+      </w:pPr>
+      <w:r>
+        <w:t xml:space="preserve">Hillebrand, H., Blasius, B., Borer, E. T., Chase, J. M., Downing, J. A., Eriksson, B. K., et al. (2018). Biodiversity change is uncoupled from species richness trends: consequences for conservation and monitoring.</w:t>
+      </w:r>
+      <w:r>
+        <w:t xml:space="preserve"> </w:t>
+      </w:r>
+      <w:r>
+        <w:rPr>
+          <w:i/>
+          <w:iCs/>
+        </w:rPr>
+        <w:t xml:space="preserve">Journal of Applied Ecology</w:t>
+      </w:r>
+      <w:r>
+        <w:t xml:space="preserve">, 55, 169–184. https://doi.org/10.1111/1365-2664.12959</w:t>
+      </w:r>
+    </w:p>
+    <w:p>
+      <w:pPr>
+        <w:pStyle w:val="BodyText"/>
+      </w:pPr>
+      <w:r>
+        <w:t xml:space="preserve">Hochachka, W. M., Fink, D., Hutchinson, R. A., Sheldon, D., Wong, W.-K., &amp; Kelling, S. (2012). Data-intensive science applied to broad-scale citizen science.</w:t>
+      </w:r>
+      <w:r>
+        <w:t xml:space="preserve"> </w:t>
+      </w:r>
+      <w:r>
+        <w:rPr>
+          <w:i/>
+          <w:iCs/>
+        </w:rPr>
+        <w:t xml:space="preserve">Trends in Ecology &amp; Evolution</w:t>
+      </w:r>
+      <w:r>
+        <w:t xml:space="preserve">, 27, 130–137. https://doi.org/10.1016/j.tree.2011.11.006</w:t>
+      </w:r>
+    </w:p>
+    <w:p>
+      <w:pPr>
+        <w:pStyle w:val="BodyText"/>
+      </w:pPr>
+      <w:r>
+        <w:t xml:space="preserve">Isaac, N. J. B., van Strien, A. J., August, T. A., de Zeeuw, M. P., &amp; Roy, D. B. (2014). Statistics for citizen science: extracting signals of change from noisy ecological data.</w:t>
+      </w:r>
+      <w:r>
+        <w:t xml:space="preserve"> </w:t>
+      </w:r>
+      <w:r>
+        <w:rPr>
+          <w:i/>
+          <w:iCs/>
+        </w:rPr>
+        <w:t xml:space="preserve">Methods in Ecology and Evolution</w:t>
+      </w:r>
+      <w:r>
+        <w:t xml:space="preserve">, 5, 1052–1060. https://doi.org/10.1111/2041-210X.12254</w:t>
+      </w:r>
+    </w:p>
+    <w:p>
+      <w:pPr>
+        <w:pStyle w:val="BodyText"/>
+      </w:pPr>
+      <w:r>
+        <w:t xml:space="preserve">Jarzyna, M. A., &amp; Jetz, W. (2017). A near half-century of temporal change in different facets of avian diversity.</w:t>
+      </w:r>
+      <w:r>
+        <w:t xml:space="preserve"> </w:t>
+      </w:r>
+      <w:r>
+        <w:rPr>
+          <w:i/>
+          <w:iCs/>
+        </w:rPr>
+        <w:t xml:space="preserve">Global Change Biology</w:t>
+      </w:r>
+      <w:r>
+        <w:t xml:space="preserve">, 23, 2999–3011. https://doi.org/10.1111/gcb.13571</w:t>
+      </w:r>
+    </w:p>
+    <w:p>
+      <w:pPr>
+        <w:pStyle w:val="BodyText"/>
+      </w:pPr>
+      <w:r>
+        <w:t xml:space="preserve">Jarzyna, M. A., &amp; Jetz, W. (2018). Taxonomic and functional diversity change is scale dependent.</w:t>
+      </w:r>
+      <w:r>
+        <w:t xml:space="preserve"> </w:t>
+      </w:r>
+      <w:r>
+        <w:rPr>
+          <w:i/>
+          <w:iCs/>
+        </w:rPr>
+        <w:t xml:space="preserve">Nature Communications</w:t>
+      </w:r>
+      <w:r>
+        <w:t xml:space="preserve">, 9, 2565. https://doi.org/10.1038/s41467-018-04889-z</w:t>
+      </w:r>
+    </w:p>
+    <w:p>
+      <w:pPr>
+        <w:pStyle w:val="BodyText"/>
+      </w:pPr>
+      <w:r>
+        <w:t xml:space="preserve">Jetz, W., Thomas, G. H., Joy, J. B., Hartmann, K., &amp; Mooers, A. O. (2012). The global diversity of birds in space and time.</w:t>
+      </w:r>
+      <w:r>
+        <w:t xml:space="preserve"> </w:t>
+      </w:r>
+      <w:r>
+        <w:rPr>
+          <w:i/>
+          <w:iCs/>
+        </w:rPr>
+        <w:t xml:space="preserve">Nature</w:t>
+      </w:r>
+      <w:r>
+        <w:t xml:space="preserve">, 491, 444–448. https://doi.org/10.1038/nature11631</w:t>
+      </w:r>
+    </w:p>
+    <w:p>
+      <w:pPr>
+        <w:pStyle w:val="BodyText"/>
+      </w:pPr>
+      <w:r>
+        <w:t xml:space="preserve">Jetz, W., McGeoch, M. A., Guralnick, R., Ferrier, S., Beck, J., Costello, M. J., et al. (2019). Essential biodiversity variables for mapping and monitoring species populations.</w:t>
+      </w:r>
+      <w:r>
+        <w:t xml:space="preserve"> </w:t>
+      </w:r>
+      <w:r>
+        <w:rPr>
+          <w:i/>
+          <w:iCs/>
+        </w:rPr>
+        <w:t xml:space="preserve">Nature Ecology &amp; Evolution</w:t>
+      </w:r>
+      <w:r>
+        <w:t xml:space="preserve">, 3, 539–551. https://doi.org/10.1038/s41559-019-0826-1</w:t>
+      </w:r>
+    </w:p>
+    <w:p>
+      <w:pPr>
+        <w:pStyle w:val="BodyText"/>
+      </w:pPr>
+      <w:r>
+        <w:t xml:space="preserve">Johnston, A., Hochachka, W. M., Strimas-Mackey, M. E., Ruiz Gutierrez, V., Robinson, O. J., Miller, E. T., et al. (2021). Analytical guidelines to increase the value of community science data: an example using eBird data to estimate species distributions.</w:t>
+      </w:r>
+      <w:r>
+        <w:t xml:space="preserve"> </w:t>
+      </w:r>
+      <w:r>
+        <w:rPr>
+          <w:i/>
+          <w:iCs/>
+        </w:rPr>
+        <w:t xml:space="preserve">Diversity and Distributions</w:t>
+      </w:r>
+      <w:r>
+        <w:t xml:space="preserve">, 27, 1265–1277. https://doi.org/10.1111/ddi.13271</w:t>
+      </w:r>
+    </w:p>
+    <w:p>
+      <w:pPr>
+        <w:pStyle w:val="BodyText"/>
+      </w:pPr>
+      <w:r>
+        <w:t xml:space="preserve">Joppa, L. N., &amp; Pfaff, A. (2009). High and far: biases in the location of protected areas.</w:t>
+      </w:r>
+      <w:r>
+        <w:t xml:space="preserve"> </w:t>
+      </w:r>
+      <w:r>
+        <w:rPr>
+          <w:i/>
+          <w:iCs/>
+        </w:rPr>
+        <w:t xml:space="preserve">PLoS ONE</w:t>
+      </w:r>
+      <w:r>
+        <w:t xml:space="preserve">, 4, e8273. https://doi.org/10.1371/journal.pone.0008273</w:t>
+      </w:r>
+    </w:p>
+    <w:p>
+      <w:pPr>
+        <w:pStyle w:val="BodyText"/>
+      </w:pPr>
+      <w:r>
+        <w:t xml:space="preserve">Jung, M., Arnell, A., de Lamo, X., García-Rangel, S., Lewis, M., Mark, J., et al. (2021). Areas of global importance for conserving terrestrial biodiversity, carbon and water.</w:t>
+      </w:r>
+      <w:r>
+        <w:t xml:space="preserve"> </w:t>
+      </w:r>
+      <w:r>
+        <w:rPr>
+          <w:i/>
+          <w:iCs/>
+        </w:rPr>
+        <w:t xml:space="preserve">Nature Ecology &amp; Evolution</w:t>
+      </w:r>
+      <w:r>
+        <w:t xml:space="preserve">, 5, 1499–1509. https://doi.org/10.1038/s41559-021-01528-7</w:t>
+      </w:r>
+    </w:p>
+    <w:p>
+      <w:pPr>
+        <w:pStyle w:val="BodyText"/>
+      </w:pPr>
+      <w:r>
+        <w:t xml:space="preserve">Kelling, S., Johnston, A., Bonn, A., Fink, D., Ruiz-Gutierrez, V., Bonney, R., et al. (2019). Using semistructured surveys to improve citizen science data for monitoring biodiversity.</w:t>
+      </w:r>
+      <w:r>
+        <w:t xml:space="preserve"> </w:t>
+      </w:r>
+      <w:r>
+        <w:rPr>
+          <w:i/>
+          <w:iCs/>
+        </w:rPr>
+        <w:t xml:space="preserve">BioScience</w:t>
+      </w:r>
+      <w:r>
+        <w:t xml:space="preserve">, 69, 170–179. https://doi.org/10.1093/biosci/biz010</w:t>
+      </w:r>
+    </w:p>
+    <w:p>
+      <w:pPr>
+        <w:pStyle w:val="BodyText"/>
+      </w:pPr>
+      <w:r>
+        <w:t xml:space="preserve">Kéry, M., Royle, J. A., Schmid, H., Schaub, M., Volet, B., Häfliger, G., &amp; Zbinden, N. (2010). Site-occupancy distribution modeling to correct population-trend estimates derived from opportunistic observations.</w:t>
+      </w:r>
+      <w:r>
+        <w:t xml:space="preserve"> </w:t>
+      </w:r>
+      <w:r>
+        <w:rPr>
+          <w:i/>
+          <w:iCs/>
+        </w:rPr>
+        <w:t xml:space="preserve">Conservation Biology</w:t>
+      </w:r>
+      <w:r>
+        <w:t xml:space="preserve">, 24, 1388–1397. https://doi.org/10.1111/j.1523-1739.2010.01479.x</w:t>
+      </w:r>
+    </w:p>
+    <w:p>
+      <w:pPr>
+        <w:pStyle w:val="BodyText"/>
+      </w:pPr>
+      <w:r>
+        <w:t xml:space="preserve">Kéry, M., &amp; Royle, J. A. (2021).</w:t>
+      </w:r>
+      <w:r>
+        <w:t xml:space="preserve"> </w:t>
+      </w:r>
+      <w:r>
+        <w:rPr>
+          <w:i/>
+          <w:iCs/>
+        </w:rPr>
+        <w:t xml:space="preserve">Applied hierarchical modeling in ecology: analysis of distribution, abundance and species richness in R and BUGS, Volume 2 — dynamic and advanced models</w:t>
+      </w:r>
+      <w:r>
+        <w:t xml:space="preserve">. Academic Press.</w:t>
+      </w:r>
+    </w:p>
+    <w:p>
+      <w:pPr>
+        <w:pStyle w:val="BodyText"/>
+      </w:pPr>
+      <w:r>
+        <w:t xml:space="preserve">Laliberté, E., &amp; Legendre, P. (2010). A distance-based framework for measuring functional diversity from multiple traits.</w:t>
+      </w:r>
+      <w:r>
+        <w:t xml:space="preserve"> </w:t>
+      </w:r>
+      <w:r>
+        <w:rPr>
+          <w:i/>
+          <w:iCs/>
+        </w:rPr>
+        <w:t xml:space="preserve">Ecology</w:t>
+      </w:r>
+      <w:r>
+        <w:t xml:space="preserve">, 91, 299–305. https://doi.org/10.1890/08-2244.1</w:t>
+      </w:r>
+    </w:p>
+    <w:p>
+      <w:pPr>
+        <w:pStyle w:val="BodyText"/>
+      </w:pPr>
+      <w:r>
+        <w:t xml:space="preserve">Legendre, P. (2014). Interpreting the replacement and richness difference components of beta diversity.</w:t>
+      </w:r>
+      <w:r>
+        <w:t xml:space="preserve"> </w:t>
+      </w:r>
+      <w:r>
+        <w:rPr>
+          <w:i/>
+          <w:iCs/>
+        </w:rPr>
+        <w:t xml:space="preserve">Global Ecology and Biogeography</w:t>
+      </w:r>
+      <w:r>
+        <w:t xml:space="preserve">, 23, 1324–1334. https://doi.org/10.1111/geb.12207</w:t>
+      </w:r>
+    </w:p>
+    <w:p>
+      <w:pPr>
+        <w:pStyle w:val="BodyText"/>
+      </w:pPr>
+      <w:r>
+        <w:t xml:space="preserve">Le Viol, I., Jiguet, F., Brotons, L., Herrando, S., Lindström, Å., Pearce-Higgins, J. W., et al. (2012). More and more generalists: two decades of changes in the European avifauna.</w:t>
+      </w:r>
+      <w:r>
+        <w:t xml:space="preserve"> </w:t>
+      </w:r>
+      <w:r>
+        <w:rPr>
+          <w:i/>
+          <w:iCs/>
+        </w:rPr>
+        <w:t xml:space="preserve">Biology Letters</w:t>
+      </w:r>
+      <w:r>
+        <w:t xml:space="preserve">, 8, 780–782. https://doi.org/10.1098/rsbl.2012.0496</w:t>
+      </w:r>
+    </w:p>
+    <w:p>
+      <w:pPr>
+        <w:pStyle w:val="BodyText"/>
+      </w:pPr>
+      <w:r>
+        <w:t xml:space="preserve">MacKenzie, D. I., Nichols, J. D., Lachman, G. B., Droege, S., Royle, J. A., &amp; Langtimm, C. A. (2002). Estimating site occupancy rates when detection probabilities are less than one.</w:t>
+      </w:r>
+      <w:r>
+        <w:t xml:space="preserve"> </w:t>
+      </w:r>
+      <w:r>
+        <w:rPr>
+          <w:i/>
+          <w:iCs/>
+        </w:rPr>
+        <w:t xml:space="preserve">Ecology</w:t>
+      </w:r>
+      <w:r>
+        <w:t xml:space="preserve">, 83, 2248–2255. https://doi.org/10.1890/0012-9658(2002)083[2248:ESORWD]2.0.CO;2</w:t>
+      </w:r>
+    </w:p>
+    <w:p>
+      <w:pPr>
+        <w:pStyle w:val="BodyText"/>
+      </w:pPr>
+      <w:r>
+        <w:t xml:space="preserve">MacKenzie, D. I., Nichols, J. D., Hines, J. E., Knutson, M. G., &amp; Franklin, A. B. (2003). Estimating site occupancy, colonization, and local extinction when a species is detected imperfectly.</w:t>
+      </w:r>
+      <w:r>
+        <w:t xml:space="preserve"> </w:t>
+      </w:r>
+      <w:r>
+        <w:rPr>
+          <w:i/>
+          <w:iCs/>
+        </w:rPr>
+        <w:t xml:space="preserve">Ecology</w:t>
+      </w:r>
+      <w:r>
+        <w:t xml:space="preserve">, 84, 2200–2207. https://doi.org/10.1890/02-3090</w:t>
+      </w:r>
+    </w:p>
+    <w:p>
+      <w:pPr>
+        <w:pStyle w:val="BodyText"/>
+      </w:pPr>
+      <w:r>
+        <w:t xml:space="preserve">Magurran, A. E., Dornelas, M., Moyes, F., Gotelli, N. J., &amp; McGill, B. (2015). Rapid biotic homogenization of marine fish assemblages.</w:t>
+      </w:r>
+      <w:r>
+        <w:t xml:space="preserve"> </w:t>
+      </w:r>
+      <w:r>
+        <w:rPr>
+          <w:i/>
+          <w:iCs/>
+        </w:rPr>
+        <w:t xml:space="preserve">Nature Communications</w:t>
+      </w:r>
+      <w:r>
+        <w:t xml:space="preserve">, 6, 8405. https://doi.org/10.1038/ncomms9405</w:t>
+      </w:r>
+    </w:p>
+    <w:p>
+      <w:pPr>
+        <w:pStyle w:val="BodyText"/>
+      </w:pPr>
+      <w:r>
+        <w:t xml:space="preserve">Margules, C. R., &amp; Pressey, R. L. (2000). Systematic conservation planning.</w:t>
+      </w:r>
+      <w:r>
+        <w:t xml:space="preserve"> </w:t>
+      </w:r>
+      <w:r>
+        <w:rPr>
+          <w:i/>
+          <w:iCs/>
+        </w:rPr>
+        <w:t xml:space="preserve">Nature</w:t>
+      </w:r>
+      <w:r>
+        <w:t xml:space="preserve">, 405, 243–253. https://doi.org/10.1038/35012251</w:t>
+      </w:r>
+    </w:p>
+    <w:p>
+      <w:pPr>
+        <w:pStyle w:val="BodyText"/>
+      </w:pPr>
+      <w:r>
+        <w:t xml:space="preserve">Maxwell, S. L., Cazalis, V., Dudley, N., Hoffmann, M., Rodrigues, A. S. L., Stolton, S., et al. (2020). Area-based conservation in the twenty-first century.</w:t>
+      </w:r>
+      <w:r>
+        <w:t xml:space="preserve"> </w:t>
+      </w:r>
+      <w:r>
+        <w:rPr>
+          <w:i/>
+          <w:iCs/>
+        </w:rPr>
+        <w:t xml:space="preserve">Nature</w:t>
+      </w:r>
+      <w:r>
+        <w:t xml:space="preserve">, 586, 217–227. https://doi.org/10.1038/s41586-020-2773-z</w:t>
+      </w:r>
+    </w:p>
+    <w:p>
+      <w:pPr>
+        <w:pStyle w:val="BodyText"/>
+      </w:pPr>
+      <w:r>
+        <w:t xml:space="preserve">McGill, B. J., Dornelas, M., Gotelli, N. J., &amp; Magurran, A. E. (2015). Fifteen forms of biodiversity trend in the Anthropocene.</w:t>
+      </w:r>
+      <w:r>
+        <w:t xml:space="preserve"> </w:t>
+      </w:r>
+      <w:r>
+        <w:rPr>
+          <w:i/>
+          <w:iCs/>
+        </w:rPr>
+        <w:t xml:space="preserve">Trends in Ecology &amp; Evolution</w:t>
+      </w:r>
+      <w:r>
+        <w:t xml:space="preserve">, 30, 104–113. https://doi.org/10.1016/j.tree.2014.11.006</w:t>
+      </w:r>
+    </w:p>
+    <w:p>
+      <w:pPr>
+        <w:pStyle w:val="BodyText"/>
+      </w:pPr>
+      <w:r>
+        <w:t xml:space="preserve">McKinney, M. L., &amp; Lockwood, J. L. (1999). Biotic homogenization: a few winners replacing many losers in the next mass extinction.</w:t>
+      </w:r>
+      <w:r>
+        <w:t xml:space="preserve"> </w:t>
+      </w:r>
+      <w:r>
+        <w:rPr>
+          <w:i/>
+          <w:iCs/>
+        </w:rPr>
+        <w:t xml:space="preserve">Trends in Ecology &amp; Evolution</w:t>
+      </w:r>
+      <w:r>
+        <w:t xml:space="preserve">, 14, 450–453. https://doi.org/10.1016/S0169-5347(99)01679-1</w:t>
+      </w:r>
+    </w:p>
+    <w:p>
+      <w:pPr>
+        <w:pStyle w:val="BodyText"/>
+      </w:pPr>
+      <w:r>
+        <w:t xml:space="preserve">Morelli, F., Benedetti, Y., Hanson, J. O., &amp; Fuller, R. A. (2021). Global distribution and conservation of avian diet specialization.</w:t>
+      </w:r>
+      <w:r>
+        <w:t xml:space="preserve"> </w:t>
+      </w:r>
+      <w:r>
+        <w:rPr>
+          <w:i/>
+          <w:iCs/>
+        </w:rPr>
+        <w:t xml:space="preserve">Conservation Letters</w:t>
+      </w:r>
+      <w:r>
+        <w:t xml:space="preserve">, 14, e12795. https://doi.org/10.1111/conl.12795</w:t>
+      </w:r>
+    </w:p>
+    <w:p>
+      <w:pPr>
+        <w:pStyle w:val="BodyText"/>
+      </w:pPr>
+      <w:r>
+        <w:t xml:space="preserve">Mouillot, D., Bellwood, D. R., Baraloto, C., Chave, J., Galzin, R., Harmelin-Vivien, M., et al. (2013). Rare species support vulnerable functions in high-diversity ecosystems.</w:t>
+      </w:r>
+      <w:r>
+        <w:t xml:space="preserve"> </w:t>
+      </w:r>
+      <w:r>
+        <w:rPr>
+          <w:i/>
+          <w:iCs/>
+        </w:rPr>
+        <w:t xml:space="preserve">PLoS Biology</w:t>
+      </w:r>
+      <w:r>
+        <w:t xml:space="preserve">, 11, e1001569. https://doi.org/10.1371/journal.pbio.1001569</w:t>
+      </w:r>
+    </w:p>
+    <w:p>
+      <w:pPr>
+        <w:pStyle w:val="BodyText"/>
+      </w:pPr>
+      <w:r>
+        <w:t xml:space="preserve">Mu, H., Li, X., Wen, Y., Huang, J., Du, P., Su, W., et al. (2022). A global record of annual terrestrial Human Footprint dataset from 2000 to 2018.</w:t>
+      </w:r>
+      <w:r>
+        <w:t xml:space="preserve"> </w:t>
+      </w:r>
+      <w:r>
+        <w:rPr>
+          <w:i/>
+          <w:iCs/>
+        </w:rPr>
+        <w:t xml:space="preserve">Scientific Data</w:t>
+      </w:r>
+      <w:r>
+        <w:t xml:space="preserve">, 9, 176. https://doi.org/10.1038/s41597-022-01284-8</w:t>
+      </w:r>
+    </w:p>
+    <w:p>
+      <w:pPr>
+        <w:pStyle w:val="BodyText"/>
+      </w:pPr>
+      <w:r>
+        <w:t xml:space="preserve">Newbold, T., Hudson, L. N., Hill, S. L. L., Contu, S., Lysenko, I., Senior, R. A., et al. (2015). Global effects of land use on local terrestrial biodiversity.</w:t>
+      </w:r>
+      <w:r>
+        <w:t xml:space="preserve"> </w:t>
+      </w:r>
+      <w:r>
+        <w:rPr>
+          <w:i/>
+          <w:iCs/>
+        </w:rPr>
+        <w:t xml:space="preserve">Nature</w:t>
+      </w:r>
+      <w:r>
+        <w:t xml:space="preserve">, 520, 45–50. https://doi.org/10.1038/nature14324</w:t>
+      </w:r>
+    </w:p>
+    <w:p>
+      <w:pPr>
+        <w:pStyle w:val="BodyText"/>
+      </w:pPr>
+      <w:r>
+        <w:t xml:space="preserve">Newbold, T., Hudson, L. N., Arnell, A. P., Contu, S., De Palma, A., Ferrier, S., et al. (2016). Has land use pushed terrestrial biodiversity beyond the planetary boundary? A global assessment.</w:t>
+      </w:r>
+      <w:r>
+        <w:t xml:space="preserve"> </w:t>
+      </w:r>
+      <w:r>
+        <w:rPr>
+          <w:i/>
+          <w:iCs/>
+        </w:rPr>
+        <w:t xml:space="preserve">Science</w:t>
+      </w:r>
+      <w:r>
+        <w:t xml:space="preserve">, 353, 288–291. https://doi.org/10.1126/science.aaf2201</w:t>
+      </w:r>
+    </w:p>
+    <w:p>
+      <w:pPr>
+        <w:pStyle w:val="BodyText"/>
+      </w:pPr>
+      <w:r>
+        <w:t xml:space="preserve">Olden, J. D., &amp; Rooney, T. P. (2006). On defining and quantifying biotic homogenization.</w:t>
+      </w:r>
+      <w:r>
+        <w:t xml:space="preserve"> </w:t>
+      </w:r>
+      <w:r>
+        <w:rPr>
+          <w:i/>
+          <w:iCs/>
+        </w:rPr>
+        <w:t xml:space="preserve">Global Ecology and Biogeography</w:t>
+      </w:r>
+      <w:r>
+        <w:t xml:space="preserve">, 15, 113–120. https://doi.org/10.1111/j.1466-822X.2006.00214.x</w:t>
+      </w:r>
+    </w:p>
+    <w:p>
+      <w:pPr>
+        <w:pStyle w:val="BodyText"/>
+      </w:pPr>
+      <w:r>
+        <w:t xml:space="preserve">Outhwaite, C. L., Gregory, R. D., Chandler, R. E., Collen, B., &amp; Isaac, N. J. B. (2020). Complex long-term biodiversity change among invertebrates, bryophytes and lichens.</w:t>
+      </w:r>
+      <w:r>
+        <w:t xml:space="preserve"> </w:t>
+      </w:r>
+      <w:r>
+        <w:rPr>
+          <w:i/>
+          <w:iCs/>
+        </w:rPr>
+        <w:t xml:space="preserve">Nature Ecology &amp; Evolution</w:t>
+      </w:r>
+      <w:r>
+        <w:t xml:space="preserve">, 4, 384–392. https://doi.org/10.1038/s41559-020-1111-z</w:t>
+      </w:r>
+    </w:p>
+    <w:p>
+      <w:pPr>
+        <w:pStyle w:val="BodyText"/>
+      </w:pPr>
+      <w:r>
+        <w:t xml:space="preserve">Ouyang, Z., Zheng, H., Xiao, Y., Polasky, S., Liu, J., Xu, W., et al. (2016). Improvements in ecosystem services from investments in natural capital.</w:t>
+      </w:r>
+      <w:r>
+        <w:t xml:space="preserve"> </w:t>
+      </w:r>
+      <w:r>
+        <w:rPr>
+          <w:i/>
+          <w:iCs/>
+        </w:rPr>
+        <w:t xml:space="preserve">Science</w:t>
+      </w:r>
+      <w:r>
+        <w:t xml:space="preserve">, 352, 1455–1459. https://doi.org/10.1126/science.aaf2295</w:t>
+      </w:r>
+    </w:p>
+    <w:p>
+      <w:pPr>
+        <w:pStyle w:val="BodyText"/>
+      </w:pPr>
+      <w:r>
+        <w:t xml:space="preserve">Petchey, O. L., &amp; Gaston, K. J. (2006). Functional diversity: back to basics and looking forward.</w:t>
+      </w:r>
+      <w:r>
+        <w:t xml:space="preserve"> </w:t>
+      </w:r>
+      <w:r>
+        <w:rPr>
+          <w:i/>
+          <w:iCs/>
+        </w:rPr>
+        <w:t xml:space="preserve">Ecology Letters</w:t>
+      </w:r>
+      <w:r>
+        <w:t xml:space="preserve">, 9, 741–758. https://doi.org/10.1111/j.1461-0248.2006.00924.x</w:t>
+      </w:r>
+    </w:p>
+    <w:p>
+      <w:pPr>
+        <w:pStyle w:val="BodyText"/>
+      </w:pPr>
+      <w:r>
+        <w:t xml:space="preserve">Pigot, A. L., Sheard, C., Miller, E. T., Bregman, T. P., Freeman, B. G., Roll, U., et al. (2020). Macroevolutionary convergence connects morphological form to ecological function in birds.</w:t>
+      </w:r>
+      <w:r>
+        <w:t xml:space="preserve"> </w:t>
+      </w:r>
+      <w:r>
+        <w:rPr>
+          <w:i/>
+          <w:iCs/>
+        </w:rPr>
+        <w:t xml:space="preserve">Nature Ecology &amp; Evolution</w:t>
+      </w:r>
+      <w:r>
+        <w:t xml:space="preserve">, 4, 230–239. https://doi.org/10.1038/s41559-019-1070-4</w:t>
+      </w:r>
+    </w:p>
+    <w:p>
+      <w:pPr>
+        <w:pStyle w:val="BodyText"/>
+      </w:pPr>
+      <w:r>
+        <w:t xml:space="preserve">Pimm, S. L., Jenkins, C. N., Abell, R., Brooks, T. M., Gittleman, J. L., Joppa, L. N., et al. (2014). The biodiversity of species and their rates of extinction, distribution, and protection.</w:t>
+      </w:r>
+      <w:r>
+        <w:t xml:space="preserve"> </w:t>
+      </w:r>
+      <w:r>
+        <w:rPr>
+          <w:i/>
+          <w:iCs/>
+        </w:rPr>
+        <w:t xml:space="preserve">Science</w:t>
+      </w:r>
+      <w:r>
+        <w:t xml:space="preserve">, 344, 1246752. https://doi.org/10.1126/science.1246752</w:t>
+      </w:r>
+    </w:p>
+    <w:p>
+      <w:pPr>
+        <w:pStyle w:val="BodyText"/>
+      </w:pPr>
+      <w:r>
+        <w:t xml:space="preserve">Pollock, L. J., Thuiller, W., &amp; Jetz, W. (2017). Large conservation gains possible for global biodiversity facets.</w:t>
+      </w:r>
+      <w:r>
+        <w:t xml:space="preserve"> </w:t>
+      </w:r>
+      <w:r>
+        <w:rPr>
+          <w:i/>
+          <w:iCs/>
+        </w:rPr>
+        <w:t xml:space="preserve">Nature</w:t>
+      </w:r>
+      <w:r>
+        <w:t xml:space="preserve">, 546, 141–144. https://doi.org/10.1038/nature22368</w:t>
+      </w:r>
+    </w:p>
+    <w:p>
+      <w:pPr>
+        <w:pStyle w:val="BodyText"/>
+      </w:pPr>
+      <w:r>
+        <w:t xml:space="preserve">Rodrigues, A. S. L., Andelman, S. J., Bakarr, M. I., Boitani, L., Brooks, T. M., Cowling, R. M., et al. (2004). Effectiveness of the global protected area network in representing species diversity.</w:t>
+      </w:r>
+      <w:r>
+        <w:t xml:space="preserve"> </w:t>
+      </w:r>
+      <w:r>
+        <w:rPr>
+          <w:i/>
+          <w:iCs/>
+        </w:rPr>
+        <w:t xml:space="preserve">Nature</w:t>
+      </w:r>
+      <w:r>
+        <w:t xml:space="preserve">, 428, 640–643. https://doi.org/10.1038/nature02422</w:t>
+      </w:r>
+    </w:p>
+    <w:p>
+      <w:pPr>
+        <w:pStyle w:val="BodyText"/>
+      </w:pPr>
+      <w:r>
+        <w:t xml:space="preserve">Rosenberg, K. V., Dokter, A. M., Blancher, P. J., Sauer, J. R., Smith, A. C., Smith, P. A., et al. (2019). Decline of the North American avifauna.</w:t>
+      </w:r>
+      <w:r>
+        <w:t xml:space="preserve"> </w:t>
+      </w:r>
+      <w:r>
+        <w:rPr>
+          <w:i/>
+          <w:iCs/>
+        </w:rPr>
+        <w:t xml:space="preserve">Science</w:t>
+      </w:r>
+      <w:r>
+        <w:t xml:space="preserve">, 366, 120–124. https://doi.org/10.1126/science.aaw1313</w:t>
+      </w:r>
+    </w:p>
+    <w:p>
+      <w:pPr>
+        <w:pStyle w:val="BodyText"/>
+      </w:pPr>
+      <w:r>
+        <w:t xml:space="preserve">Rota, C. T., Fletcher, R. J. Jr., Dorazio, R. M., &amp; Betts, M. G. (2009). Occupancy estimation and the closure assumption.</w:t>
+      </w:r>
+      <w:r>
+        <w:t xml:space="preserve"> </w:t>
+      </w:r>
+      <w:r>
+        <w:rPr>
+          <w:i/>
+          <w:iCs/>
+        </w:rPr>
+        <w:t xml:space="preserve">Journal of Applied Ecology</w:t>
+      </w:r>
+      <w:r>
+        <w:t xml:space="preserve">, 46, 1173–1181. https://doi.org/10.1111/j.1365-2664.2009.01734.x</w:t>
+      </w:r>
+    </w:p>
+    <w:p>
+      <w:pPr>
+        <w:pStyle w:val="BodyText"/>
+      </w:pPr>
+      <w:r>
+        <w:t xml:space="preserve">Santangeli, A., Rajasärkkä, A., &amp; Lehikoinen, A. (2016). Effects of high latitude protected areas on bird communities under rapid climate change.</w:t>
+      </w:r>
+      <w:r>
+        <w:t xml:space="preserve"> </w:t>
+      </w:r>
+      <w:r>
+        <w:rPr>
+          <w:i/>
+          <w:iCs/>
+        </w:rPr>
+        <w:t xml:space="preserve">Global Change Biology</w:t>
+      </w:r>
+      <w:r>
+        <w:t xml:space="preserve">, 23, 2241–2249. https://doi.org/10.1111/gcb.13518</w:t>
+      </w:r>
+    </w:p>
+    <w:p>
+      <w:pPr>
+        <w:pStyle w:val="BodyText"/>
+      </w:pPr>
+      <w:r>
+        <w:t xml:space="preserve">Si, X., Baselga, A., &amp; Ding, P. (2015). Revealing beta-diversity patterns of breeding bird and lizard communities on inundated land-bridge islands by separating the turnover and nestedness components.</w:t>
+      </w:r>
+      <w:r>
+        <w:t xml:space="preserve"> </w:t>
+      </w:r>
+      <w:r>
+        <w:rPr>
+          <w:i/>
+          <w:iCs/>
+        </w:rPr>
+        <w:t xml:space="preserve">PLOS ONE</w:t>
+      </w:r>
+      <w:r>
+        <w:t xml:space="preserve">, 10, e0127692. https://doi.org/10.1371/journal.pone.0127692</w:t>
+      </w:r>
+    </w:p>
+    <w:p>
+      <w:pPr>
+        <w:pStyle w:val="BodyText"/>
+      </w:pPr>
+      <w:r>
+        <w:t xml:space="preserve">Socolar, J. B., Gilroy, J. J., Kunin, W. E., &amp; Edwards, D. P. (2016). How should beta-diversity inform biodiversity conservation?</w:t>
+      </w:r>
+      <w:r>
+        <w:t xml:space="preserve"> </w:t>
+      </w:r>
+      <w:r>
+        <w:rPr>
+          <w:i/>
+          <w:iCs/>
+        </w:rPr>
+        <w:t xml:space="preserve">Trends in Ecology &amp; Evolution</w:t>
+      </w:r>
+      <w:r>
+        <w:t xml:space="preserve">, 31, 67–80. https://doi.org/10.1016/j.tree.2015.11.005</w:t>
+      </w:r>
+    </w:p>
+    <w:p>
+      <w:pPr>
+        <w:pStyle w:val="BodyText"/>
+      </w:pPr>
+      <w:r>
+        <w:t xml:space="preserve">Stephens, P. A., Mason, L. R., Green, R. E., Gregory, R. D., Sauer, J. R., Alison, J., et al. (2016). Consistent response of bird populations to climate change on two continents.</w:t>
+      </w:r>
+      <w:r>
+        <w:t xml:space="preserve"> </w:t>
+      </w:r>
+      <w:r>
+        <w:rPr>
+          <w:i/>
+          <w:iCs/>
+        </w:rPr>
+        <w:t xml:space="preserve">Science</w:t>
+      </w:r>
+      <w:r>
+        <w:t xml:space="preserve">, 352, 84–87. https://doi.org/10.1126/science.aac4858</w:t>
+      </w:r>
+    </w:p>
+    <w:p>
+      <w:pPr>
+        <w:pStyle w:val="BodyText"/>
+      </w:pPr>
+      <w:r>
+        <w:t xml:space="preserve">Sullivan, B. L., Wood, C. L., Iliff, M. J., Bonney, R. E., Fink, D., &amp; Kelling, S. (2009). eBird: a citizen-based bird observation network in the biological sciences.</w:t>
+      </w:r>
+      <w:r>
+        <w:t xml:space="preserve"> </w:t>
+      </w:r>
+      <w:r>
+        <w:rPr>
+          <w:i/>
+          <w:iCs/>
+        </w:rPr>
+        <w:t xml:space="preserve">Biological Conservation</w:t>
+      </w:r>
+      <w:r>
+        <w:t xml:space="preserve">, 142, 2282–2292. https://doi.org/10.1016/j.biocon.2009.05.006</w:t>
+      </w:r>
+    </w:p>
+    <w:p>
+      <w:pPr>
+        <w:pStyle w:val="BodyText"/>
+      </w:pPr>
+      <w:r>
+        <w:t xml:space="preserve">Tingley, M. W., &amp; Beissinger, S. R. (2009). Detecting range shifts from historical species occurrences: new perspectives on old data.</w:t>
+      </w:r>
+      <w:r>
+        <w:t xml:space="preserve"> </w:t>
+      </w:r>
+      <w:r>
+        <w:rPr>
+          <w:i/>
+          <w:iCs/>
+        </w:rPr>
+        <w:t xml:space="preserve">Trends in Ecology &amp; Evolution</w:t>
+      </w:r>
+      <w:r>
+        <w:t xml:space="preserve">, 24, 625–633. https://doi.org/10.1016/j.tree.2009.05.009</w:t>
+      </w:r>
+    </w:p>
+    <w:p>
+      <w:pPr>
+        <w:pStyle w:val="BodyText"/>
+      </w:pPr>
+      <w:r>
+        <w:t xml:space="preserve">Tobias, J. A., Sheard, C., Pigot, A. L., Devenish, A. J. M., Yang, J., Sayol, F., et al. (2022). AVONET: morphological, ecological and geographical data for all birds.</w:t>
+      </w:r>
+      <w:r>
+        <w:t xml:space="preserve"> </w:t>
+      </w:r>
+      <w:r>
+        <w:rPr>
+          <w:i/>
+          <w:iCs/>
+        </w:rPr>
+        <w:t xml:space="preserve">Ecology Letters</w:t>
+      </w:r>
+      <w:r>
+        <w:t xml:space="preserve">, 25, 581–597. https://doi.org/10.1111/ele.13898</w:t>
+      </w:r>
+    </w:p>
+    <w:p>
+      <w:pPr>
+        <w:pStyle w:val="BodyText"/>
+      </w:pPr>
+      <w:r>
+        <w:t xml:space="preserve">van Klink, R., Bowler, D. E., Gongalsky, K. B., Swengel, A. B., Gentile, A., &amp; Chase, J. M. (2020). Meta-analysis reveals declines in terrestrial but increases in freshwater insect abundances.</w:t>
+      </w:r>
+      <w:r>
+        <w:t xml:space="preserve"> </w:t>
+      </w:r>
+      <w:r>
+        <w:rPr>
+          <w:i/>
+          <w:iCs/>
+        </w:rPr>
+        <w:t xml:space="preserve">Science</w:t>
+      </w:r>
+      <w:r>
+        <w:t xml:space="preserve">, 368, 417–420. https://doi.org/10.1126/science.aax9931</w:t>
+      </w:r>
+    </w:p>
+    <w:p>
+      <w:pPr>
+        <w:pStyle w:val="BodyText"/>
+      </w:pPr>
+      <w:r>
+        <w:t xml:space="preserve">van Strien, A. J., van Swaay, C. A. M., &amp; Termaat, T. (2013). Opportunistic citizen science data of animal species produce reliable estimates of distribution trends if analysed with occupancy models.</w:t>
+      </w:r>
+      <w:r>
+        <w:t xml:space="preserve"> </w:t>
+      </w:r>
+      <w:r>
+        <w:rPr>
+          <w:i/>
+          <w:iCs/>
+        </w:rPr>
+        <w:t xml:space="preserve">Journal of Applied Ecology</w:t>
+      </w:r>
+      <w:r>
+        <w:t xml:space="preserve">, 50, 1450–1458. https://doi.org/10.1111/1365-2664.12158</w:t>
+      </w:r>
+    </w:p>
+    <w:p>
+      <w:pPr>
+        <w:pStyle w:val="BodyText"/>
+      </w:pPr>
+      <w:r>
+        <w:t xml:space="preserve">Vellend, M., Baeten, L., Myers-Smith, I. H., Elmendorf, S. C., Beauséjour, R., Brown, C. D., et al. (2013). Global meta-analysis reveals no net change in local-scale plant biodiversity over time.</w:t>
+      </w:r>
+      <w:r>
+        <w:t xml:space="preserve"> </w:t>
+      </w:r>
+      <w:r>
+        <w:rPr>
+          <w:i/>
+          <w:iCs/>
+        </w:rPr>
+        <w:t xml:space="preserve">Proceedings of the National Academy of Sciences USA</w:t>
+      </w:r>
+      <w:r>
+        <w:t xml:space="preserve">, 110, 19456–19459. https://doi.org/10.1073/pnas.1312779110</w:t>
+      </w:r>
+    </w:p>
+    <w:p>
+      <w:pPr>
+        <w:pStyle w:val="BodyText"/>
+      </w:pPr>
+      <w:r>
+        <w:t xml:space="preserve">Villéger, S., Mason, N. W. H., &amp; Mouillot, D. (2008). New multidimensional functional diversity indices for a multifaceted framework in functional ecology.</w:t>
+      </w:r>
+      <w:r>
+        <w:t xml:space="preserve"> </w:t>
+      </w:r>
+      <w:r>
+        <w:rPr>
+          <w:i/>
+          <w:iCs/>
+        </w:rPr>
+        <w:t xml:space="preserve">Ecology</w:t>
+      </w:r>
+      <w:r>
+        <w:t xml:space="preserve">, 89, 2290–2301. https://doi.org/10.1890/07-1206.1</w:t>
+      </w:r>
+    </w:p>
+    <w:p>
+      <w:pPr>
+        <w:pStyle w:val="BodyText"/>
+      </w:pPr>
+      <w:r>
+        <w:t xml:space="preserve">Violle, C., Navas, M.-L., Vile, D., Kazakou, E., Fortunel, C., Hummel, I., &amp; Garnier, E. (2007). Let the concept of trait be functional!</w:t>
+      </w:r>
+      <w:r>
+        <w:t xml:space="preserve"> </w:t>
+      </w:r>
+      <w:r>
+        <w:rPr>
+          <w:i/>
+          <w:iCs/>
+        </w:rPr>
+        <w:t xml:space="preserve">Oikos</w:t>
+      </w:r>
+      <w:r>
+        <w:t xml:space="preserve">, 116, 882–892. https://doi.org/10.1111/j.0030-1299.2007.15559.x</w:t>
+      </w:r>
+    </w:p>
+    <w:p>
+      <w:pPr>
+        <w:pStyle w:val="BodyText"/>
+      </w:pPr>
+      <w:r>
+        <w:t xml:space="preserve">Watson, J. E. M., Dudley, N., Segan, D. B., &amp; Hockings, M. (2014). The performance and potential of protected areas.</w:t>
+      </w:r>
+      <w:r>
+        <w:t xml:space="preserve"> </w:t>
+      </w:r>
+      <w:r>
+        <w:rPr>
+          <w:i/>
+          <w:iCs/>
+        </w:rPr>
+        <w:t xml:space="preserve">Nature</w:t>
+      </w:r>
+      <w:r>
+        <w:t xml:space="preserve">, 515, 67–73. https://doi.org/10.1038/nature13947</w:t>
+      </w:r>
+    </w:p>
+    <w:p>
+      <w:pPr>
+        <w:pStyle w:val="BodyText"/>
+      </w:pPr>
+      <w:r>
+        <w:t xml:space="preserve">Wilman, H., Belmaker, J., Simpson, J., de la Rosa, C., Rivadeneira, M. M., &amp; Jetz, W. (2014). EltonTraits 1.0: species-level foraging attributes of the world’s birds and mammals.</w:t>
+      </w:r>
+      <w:r>
+        <w:t xml:space="preserve"> </w:t>
+      </w:r>
+      <w:r>
+        <w:rPr>
+          <w:i/>
+          <w:iCs/>
+        </w:rPr>
+        <w:t xml:space="preserve">Ecology</w:t>
+      </w:r>
+      <w:r>
+        <w:t xml:space="preserve">, 95, 2027. https://doi.org/10.1890/13-1917.1</w:t>
+      </w:r>
+    </w:p>
+    <w:p>
+      <w:pPr>
+        <w:pStyle w:val="BodyText"/>
+      </w:pPr>
+      <w:r>
+        <w:t xml:space="preserve">Yang, J., &amp; Huang, X. (2021). The 30 m annual land cover dataset and its dynamics in China from 1990 to 2019.</w:t>
+      </w:r>
+      <w:r>
+        <w:t xml:space="preserve"> </w:t>
+      </w:r>
+      <w:r>
+        <w:rPr>
+          <w:i/>
+          <w:iCs/>
+        </w:rPr>
+        <w:t xml:space="preserve">Earth System Science Data</w:t>
+      </w:r>
+      <w:r>
+        <w:t xml:space="preserve">, 13, 3907–3925. https://doi.org/10.5194/essd-13-3907-2021</w:t>
+      </w:r>
+    </w:p>
+    <w:bookmarkEnd w:id="53"/>
+    <w:bookmarkStart w:id="54" w:name="supporting-information"/>
     <w:p>
       <w:pPr>
         <w:pStyle w:val="Heading2"/>
@@ -4163,8 +4768,8 @@
         <w:t xml:space="preserve">Naive-versus-corrected comparison maps; 50-km grid pilot; breeding-season sensitivity.</w:t>
       </w:r>
     </w:p>
-    <w:bookmarkEnd w:id="52"/>
-    <w:bookmarkEnd w:id="53"/>
+    <w:bookmarkEnd w:id="54"/>
+    <w:bookmarkEnd w:id="55"/>
     <w:sectPr>
       <w:footnotePr>
         <w:numRestart w:val="eachSect"/>
